--- a/GAURAV_GUDDETI_CSE-AIML-RESUME-S.docx
+++ b/GAURAV_GUDDETI_CSE-AIML-RESUME-S.docx
@@ -835,13 +835,7 @@
               <w:rPr>
                 <w:spacing w:val="-2"/>
               </w:rPr>
-              <w:t>J</w:t>
-            </w:r>
-            <w:r>
-              <w:rPr>
-                <w:spacing w:val="-2"/>
-              </w:rPr>
-              <w:t>avaScript</w:t>
+              <w:t>JavaScript</w:t>
             </w:r>
           </w:p>
         </w:tc>
@@ -1290,7 +1284,7 @@
           </mc:Choice>
           <mc:Fallback>
             <w:pict>
-              <v:shape w14:anchorId="13A182D6" id="Graphic 1" o:spid="_x0000_s1026" style="position:absolute;margin-left:42.55pt;margin-top:15.55pt;width:526.95pt;height:.1pt;z-index:-15728640;visibility:visible;mso-wrap-style:square;mso-wrap-distance-left:0;mso-wrap-distance-top:0;mso-wrap-distance-right:0;mso-wrap-distance-bottom:0;mso-position-horizontal:absolute;mso-position-horizontal-relative:page;mso-position-vertical:absolute;mso-position-vertical-relative:text;v-text-anchor:top" coordsize="6692265,1270" o:gfxdata="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" path="m,l6692065,e" filled="f" strokeweight=".26456mm">
+              <v:shape w14:anchorId="4D739C2B" id="Graphic 1" o:spid="_x0000_s1026" style="position:absolute;margin-left:42.55pt;margin-top:15.55pt;width:526.95pt;height:.1pt;z-index:-15728640;visibility:visible;mso-wrap-style:square;mso-wrap-distance-left:0;mso-wrap-distance-top:0;mso-wrap-distance-right:0;mso-wrap-distance-bottom:0;mso-position-horizontal:absolute;mso-position-horizontal-relative:page;mso-position-vertical:absolute;mso-position-vertical-relative:text;v-text-anchor:top" coordsize="6692265,1270" o:gfxdata="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" path="m,l6692065,e" filled="f" strokeweight=".26456mm">
                 <v:path arrowok="t"/>
                 <w10:wrap type="topAndBottom" anchorx="page"/>
               </v:shape>
@@ -1336,184 +1330,29 @@
     </w:p>
     <w:p>
       <w:pPr>
-        <w:pStyle w:val="Heading2"/>
-        <w:numPr>
-          <w:ilvl w:val="0"/>
-          <w:numId w:val="3"/>
-        </w:numPr>
-        <w:tabs>
-          <w:tab w:val="left" w:pos="879"/>
-        </w:tabs>
-        <w:spacing w:before="90" w:line="180" w:lineRule="auto"/>
-        <w:ind w:right="438"/>
-      </w:pPr>
-      <w:proofErr w:type="spellStart"/>
-      <w:r>
-        <w:t>RateMyProf</w:t>
-      </w:r>
-      <w:proofErr w:type="spellEnd"/>
-      <w:r>
-        <w:rPr>
-          <w:spacing w:val="-8"/>
-        </w:rPr>
-        <w:t xml:space="preserve"> </w:t>
-      </w:r>
-      <w:r>
-        <w:t>India</w:t>
-      </w:r>
-      <w:r>
-        <w:rPr>
-          <w:spacing w:val="-8"/>
-        </w:rPr>
-        <w:t xml:space="preserve"> </w:t>
-      </w:r>
-      <w:r>
-        <w:t>–</w:t>
-      </w:r>
-      <w:r>
-        <w:rPr>
-          <w:spacing w:val="-8"/>
-        </w:rPr>
-        <w:t xml:space="preserve"> </w:t>
-      </w:r>
-      <w:r>
-        <w:t>Full-Stack</w:t>
-      </w:r>
-      <w:r>
-        <w:rPr>
-          <w:spacing w:val="-8"/>
-        </w:rPr>
-        <w:t xml:space="preserve"> </w:t>
-      </w:r>
-      <w:r>
-        <w:t>Web</w:t>
-      </w:r>
-      <w:r>
-        <w:rPr>
-          <w:spacing w:val="-8"/>
-        </w:rPr>
-        <w:t xml:space="preserve"> </w:t>
-      </w:r>
-      <w:r>
-        <w:t xml:space="preserve">Platform </w:t>
-      </w:r>
-      <w:r>
-        <w:rPr>
-          <w:spacing w:val="-4"/>
-        </w:rPr>
-        <w:t>2025</w:t>
-      </w:r>
-    </w:p>
-    <w:p>
-      <w:pPr>
-        <w:pStyle w:val="BodyText"/>
-        <w:spacing w:before="60"/>
-        <w:ind w:left="0"/>
-        <w:rPr>
-          <w:b/>
-        </w:rPr>
-      </w:pPr>
-    </w:p>
-    <w:p>
-      <w:pPr>
         <w:pStyle w:val="ListParagraph"/>
         <w:numPr>
           <w:ilvl w:val="0"/>
-          <w:numId w:val="2"/>
+          <w:numId w:val="16"/>
         </w:numPr>
-        <w:tabs>
-          <w:tab w:val="left" w:pos="879"/>
-        </w:tabs>
-        <w:spacing w:before="1" w:line="235" w:lineRule="auto"/>
-        <w:ind w:right="341"/>
-        <w:rPr>
-          <w:rFonts w:ascii="Segoe UI Symbol" w:hAnsi="Segoe UI Symbol"/>
-          <w:sz w:val="18"/>
-        </w:rPr>
-      </w:pPr>
-      <w:r>
-        <w:rPr>
-          <w:sz w:val="18"/>
-        </w:rPr>
-        <w:t>Built a comprehensive professor/college rating platform</w:t>
-      </w:r>
-      <w:r>
-        <w:rPr>
-          <w:spacing w:val="-7"/>
-          <w:sz w:val="18"/>
-        </w:rPr>
-        <w:t xml:space="preserve"> </w:t>
-      </w:r>
-      <w:r>
-        <w:rPr>
-          <w:sz w:val="18"/>
-        </w:rPr>
-        <w:t>for</w:t>
-      </w:r>
-      <w:r>
-        <w:rPr>
-          <w:spacing w:val="-7"/>
-          <w:sz w:val="18"/>
-        </w:rPr>
-        <w:t xml:space="preserve"> </w:t>
-      </w:r>
-      <w:r>
-        <w:rPr>
-          <w:sz w:val="18"/>
-        </w:rPr>
-        <w:t>Indian</w:t>
-      </w:r>
-      <w:r>
-        <w:rPr>
-          <w:spacing w:val="-7"/>
-          <w:sz w:val="18"/>
-        </w:rPr>
-        <w:t xml:space="preserve"> </w:t>
-      </w:r>
-      <w:r>
-        <w:rPr>
-          <w:sz w:val="18"/>
-        </w:rPr>
-        <w:t>students</w:t>
-      </w:r>
-      <w:r>
-        <w:rPr>
-          <w:spacing w:val="-7"/>
-          <w:sz w:val="18"/>
-        </w:rPr>
-        <w:t xml:space="preserve"> </w:t>
-      </w:r>
-      <w:r>
-        <w:rPr>
-          <w:sz w:val="18"/>
-        </w:rPr>
-        <w:t>with</w:t>
-      </w:r>
-      <w:r>
-        <w:rPr>
-          <w:spacing w:val="-7"/>
-          <w:sz w:val="18"/>
-        </w:rPr>
-        <w:t xml:space="preserve"> </w:t>
-      </w:r>
-      <w:r>
-        <w:rPr>
-          <w:sz w:val="18"/>
-        </w:rPr>
-        <w:t>1000+</w:t>
-      </w:r>
-      <w:r>
-        <w:rPr>
-          <w:spacing w:val="-7"/>
-          <w:sz w:val="18"/>
-        </w:rPr>
-        <w:t xml:space="preserve"> </w:t>
-      </w:r>
-      <w:r>
-        <w:rPr>
-          <w:sz w:val="18"/>
-        </w:rPr>
-        <w:t>potential users in production</w:t>
+        <w:spacing w:line="236" w:lineRule="exact"/>
+        <w:rPr>
+          <w:b/>
+          <w:bCs/>
+          <w:sz w:val="18"/>
+          <w:szCs w:val="18"/>
+          <w:lang w:val="en-IN"/>
+        </w:rPr>
+      </w:pPr>
+      <w:r>
+        <w:rPr>
+          <w:b/>
+          <w:bCs/>
+          <w:sz w:val="18"/>
+          <w:szCs w:val="18"/>
+          <w:lang w:val="en-IN"/>
+        </w:rPr>
+        <w:t>SPAY</w:t>
       </w:r>
     </w:p>
     <w:p>
@@ -1521,114 +1360,26 @@
         <w:pStyle w:val="ListParagraph"/>
         <w:numPr>
           <w:ilvl w:val="0"/>
-          <w:numId w:val="2"/>
+          <w:numId w:val="5"/>
         </w:numPr>
-        <w:tabs>
-          <w:tab w:val="left" w:pos="879"/>
-        </w:tabs>
-        <w:spacing w:before="6" w:line="206" w:lineRule="exact"/>
-        <w:ind w:right="38"/>
-        <w:rPr>
-          <w:rFonts w:ascii="Segoe UI Symbol" w:hAnsi="Segoe UI Symbol"/>
-          <w:sz w:val="18"/>
-        </w:rPr>
-      </w:pPr>
-      <w:r>
-        <w:rPr>
-          <w:sz w:val="18"/>
-        </w:rPr>
-        <w:t>• Developed immersive 3D WebGL landing page using</w:t>
-      </w:r>
-      <w:r>
-        <w:rPr>
-          <w:spacing w:val="-6"/>
-          <w:sz w:val="18"/>
-        </w:rPr>
-        <w:t xml:space="preserve"> </w:t>
-      </w:r>
-      <w:r>
-        <w:rPr>
-          <w:sz w:val="18"/>
-        </w:rPr>
-        <w:t>React</w:t>
-      </w:r>
-      <w:r>
-        <w:rPr>
-          <w:spacing w:val="-6"/>
-          <w:sz w:val="18"/>
-        </w:rPr>
-        <w:t xml:space="preserve"> </w:t>
-      </w:r>
-      <w:r>
-        <w:rPr>
-          <w:sz w:val="18"/>
-        </w:rPr>
-        <w:t>Three</w:t>
-      </w:r>
-      <w:r>
-        <w:rPr>
-          <w:spacing w:val="-6"/>
-          <w:sz w:val="18"/>
-        </w:rPr>
-        <w:t xml:space="preserve"> </w:t>
-      </w:r>
-      <w:r>
-        <w:rPr>
-          <w:sz w:val="18"/>
-        </w:rPr>
-        <w:t>Fiber,</w:t>
-      </w:r>
-      <w:r>
-        <w:rPr>
-          <w:spacing w:val="-6"/>
-          <w:sz w:val="18"/>
-        </w:rPr>
-        <w:t xml:space="preserve"> </w:t>
-      </w:r>
-      <w:r>
-        <w:rPr>
-          <w:sz w:val="18"/>
-        </w:rPr>
-        <w:t>reducing</w:t>
-      </w:r>
-      <w:r>
-        <w:rPr>
-          <w:spacing w:val="-6"/>
-          <w:sz w:val="18"/>
-        </w:rPr>
-        <w:t xml:space="preserve"> </w:t>
-      </w:r>
-      <w:r>
-        <w:rPr>
-          <w:sz w:val="18"/>
-        </w:rPr>
-        <w:t>initial</w:t>
-      </w:r>
-      <w:r>
-        <w:rPr>
-          <w:spacing w:val="-6"/>
-          <w:sz w:val="18"/>
-        </w:rPr>
-        <w:t xml:space="preserve"> </w:t>
-      </w:r>
-      <w:r>
-        <w:rPr>
-          <w:sz w:val="18"/>
-        </w:rPr>
-        <w:t>bundle</w:t>
-      </w:r>
-      <w:r>
-        <w:rPr>
-          <w:spacing w:val="-6"/>
-          <w:sz w:val="18"/>
-        </w:rPr>
-        <w:t xml:space="preserve"> </w:t>
-      </w:r>
-      <w:r>
-        <w:rPr>
-          <w:sz w:val="18"/>
-        </w:rPr>
-        <w:t>size by 40% through optimization</w:t>
+        <w:spacing w:line="236" w:lineRule="exact"/>
+        <w:rPr>
+          <w:b/>
+          <w:bCs/>
+          <w:sz w:val="18"/>
+          <w:szCs w:val="18"/>
+          <w:lang w:val="en-IN"/>
+        </w:rPr>
+      </w:pPr>
+      <w:r>
+        <w:rPr>
+          <w:b/>
+          <w:bCs/>
+          <w:sz w:val="18"/>
+          <w:szCs w:val="18"/>
+          <w:lang w:val="en-IN"/>
+        </w:rPr>
+        <w:t>Subscription management platform that helps teams track what they're paying for, catch upcoming renewals, and cut unused tools</w:t>
       </w:r>
     </w:p>
     <w:p>
@@ -1636,101 +1387,26 @@
         <w:pStyle w:val="ListParagraph"/>
         <w:numPr>
           <w:ilvl w:val="0"/>
-          <w:numId w:val="2"/>
+          <w:numId w:val="5"/>
         </w:numPr>
-        <w:tabs>
-          <w:tab w:val="left" w:pos="879"/>
-        </w:tabs>
-        <w:spacing w:before="3" w:line="206" w:lineRule="exact"/>
-        <w:ind w:right="49"/>
-        <w:rPr>
-          <w:rFonts w:ascii="Segoe UI Symbol" w:hAnsi="Segoe UI Symbol"/>
-          <w:sz w:val="18"/>
-        </w:rPr>
-      </w:pPr>
-      <w:r>
-        <w:rPr>
-          <w:sz w:val="18"/>
-        </w:rPr>
-        <w:t>• Implemented secure anonymous review system with</w:t>
-      </w:r>
-      <w:r>
-        <w:rPr>
-          <w:spacing w:val="-7"/>
-          <w:sz w:val="18"/>
-        </w:rPr>
-        <w:t xml:space="preserve"> </w:t>
-      </w:r>
-      <w:r>
-        <w:rPr>
-          <w:sz w:val="18"/>
-        </w:rPr>
-        <w:t>JWT</w:t>
-      </w:r>
-      <w:r>
-        <w:rPr>
-          <w:spacing w:val="-7"/>
-          <w:sz w:val="18"/>
-        </w:rPr>
-        <w:t xml:space="preserve"> </w:t>
-      </w:r>
-      <w:r>
-        <w:rPr>
-          <w:sz w:val="18"/>
-        </w:rPr>
-        <w:t>authentication,</w:t>
-      </w:r>
-      <w:r>
-        <w:rPr>
-          <w:spacing w:val="-7"/>
-          <w:sz w:val="18"/>
-        </w:rPr>
-        <w:t xml:space="preserve"> </w:t>
-      </w:r>
-      <w:r>
-        <w:rPr>
-          <w:sz w:val="18"/>
-        </w:rPr>
-        <w:t>real-time</w:t>
-      </w:r>
-      <w:r>
-        <w:rPr>
-          <w:spacing w:val="-7"/>
-          <w:sz w:val="18"/>
-        </w:rPr>
-        <w:t xml:space="preserve"> </w:t>
-      </w:r>
-      <w:r>
-        <w:rPr>
-          <w:sz w:val="18"/>
-        </w:rPr>
-        <w:t>search</w:t>
-      </w:r>
-      <w:r>
-        <w:rPr>
-          <w:spacing w:val="-7"/>
-          <w:sz w:val="18"/>
-        </w:rPr>
-        <w:t xml:space="preserve"> </w:t>
-      </w:r>
-      <w:r>
-        <w:rPr>
-          <w:sz w:val="18"/>
-        </w:rPr>
-        <w:t>with</w:t>
-      </w:r>
-      <w:r>
-        <w:rPr>
-          <w:spacing w:val="-7"/>
-          <w:sz w:val="18"/>
-        </w:rPr>
-        <w:t xml:space="preserve"> </w:t>
-      </w:r>
-      <w:r>
-        <w:rPr>
-          <w:sz w:val="18"/>
-        </w:rPr>
-        <w:t>auto- suggestions, and admin moderation panel</w:t>
+        <w:spacing w:line="236" w:lineRule="exact"/>
+        <w:rPr>
+          <w:b/>
+          <w:bCs/>
+          <w:sz w:val="18"/>
+          <w:szCs w:val="18"/>
+          <w:lang w:val="en-IN"/>
+        </w:rPr>
+      </w:pPr>
+      <w:r>
+        <w:rPr>
+          <w:b/>
+          <w:bCs/>
+          <w:sz w:val="18"/>
+          <w:szCs w:val="18"/>
+          <w:lang w:val="en-IN"/>
+        </w:rPr>
+        <w:t>Gmail receipt scanning to auto-detect subscriptions, WhatsApp renewal alerts, and org-level spend dashboard</w:t>
       </w:r>
     </w:p>
     <w:p>
@@ -1738,103 +1414,70 @@
         <w:pStyle w:val="ListParagraph"/>
         <w:numPr>
           <w:ilvl w:val="0"/>
-          <w:numId w:val="2"/>
+          <w:numId w:val="5"/>
         </w:numPr>
-        <w:tabs>
-          <w:tab w:val="left" w:pos="879"/>
-        </w:tabs>
-        <w:spacing w:before="3" w:line="206" w:lineRule="exact"/>
-        <w:ind w:right="270"/>
-        <w:rPr>
-          <w:rFonts w:ascii="Segoe UI Symbol" w:hAnsi="Segoe UI Symbol"/>
-          <w:sz w:val="18"/>
-        </w:rPr>
-      </w:pPr>
-      <w:r>
-        <w:rPr>
-          <w:sz w:val="18"/>
-        </w:rPr>
-        <w:t xml:space="preserve">• Engineered scalable backend with </w:t>
+        <w:spacing w:line="236" w:lineRule="exact"/>
+        <w:rPr>
+          <w:b/>
+          <w:bCs/>
+          <w:sz w:val="18"/>
+          <w:szCs w:val="18"/>
+          <w:lang w:val="en-IN"/>
+        </w:rPr>
+      </w:pPr>
+      <w:r>
+        <w:rPr>
+          <w:b/>
+          <w:bCs/>
+          <w:sz w:val="18"/>
+          <w:szCs w:val="18"/>
+          <w:lang w:val="en-IN"/>
+        </w:rPr>
+        <w:t xml:space="preserve">Tech Stack: Next.js, React 19, TypeScript, Drizzle ORM, PostgreSQL, Tailwind CSS, </w:t>
       </w:r>
       <w:proofErr w:type="spellStart"/>
       <w:r>
         <w:rPr>
-          <w:sz w:val="18"/>
-        </w:rPr>
-        <w:t>FastAPI</w:t>
+          <w:b/>
+          <w:bCs/>
+          <w:sz w:val="18"/>
+          <w:szCs w:val="18"/>
+          <w:lang w:val="en-IN"/>
+        </w:rPr>
+        <w:t>NextAuth</w:t>
       </w:r>
       <w:proofErr w:type="spellEnd"/>
       <w:r>
         <w:rPr>
-          <w:sz w:val="18"/>
-        </w:rPr>
-        <w:t xml:space="preserve"> (Python),</w:t>
-      </w:r>
-      <w:r>
-        <w:rPr>
-          <w:spacing w:val="-11"/>
-          <w:sz w:val="18"/>
-        </w:rPr>
-        <w:t xml:space="preserve"> </w:t>
-      </w:r>
-      <w:r>
-        <w:rPr>
-          <w:sz w:val="18"/>
-        </w:rPr>
-        <w:t>PostgreSQL/</w:t>
+          <w:b/>
+          <w:bCs/>
+          <w:sz w:val="18"/>
+          <w:szCs w:val="18"/>
+          <w:lang w:val="en-IN"/>
+        </w:rPr>
+        <w:t xml:space="preserve">, Twilio, </w:t>
       </w:r>
       <w:proofErr w:type="spellStart"/>
       <w:r>
         <w:rPr>
-          <w:sz w:val="18"/>
-        </w:rPr>
-        <w:t>Supabase</w:t>
+          <w:b/>
+          <w:bCs/>
+          <w:sz w:val="18"/>
+          <w:szCs w:val="18"/>
+          <w:lang w:val="en-IN"/>
+        </w:rPr>
+        <w:t>Upstash</w:t>
       </w:r>
       <w:proofErr w:type="spellEnd"/>
       <w:r>
         <w:rPr>
-          <w:sz w:val="18"/>
-        </w:rPr>
-        <w:t>,</w:t>
-      </w:r>
-      <w:r>
-        <w:rPr>
-          <w:spacing w:val="-11"/>
-          <w:sz w:val="18"/>
-        </w:rPr>
-        <w:t xml:space="preserve"> </w:t>
-      </w:r>
-      <w:r>
-        <w:rPr>
-          <w:sz w:val="18"/>
-        </w:rPr>
-        <w:t>and</w:t>
-      </w:r>
-      <w:r>
-        <w:rPr>
-          <w:spacing w:val="-11"/>
-          <w:sz w:val="18"/>
-        </w:rPr>
-        <w:t xml:space="preserve"> </w:t>
-      </w:r>
-      <w:r>
-        <w:rPr>
-          <w:sz w:val="18"/>
-        </w:rPr>
-        <w:t>Row</w:t>
-      </w:r>
-      <w:r>
-        <w:rPr>
-          <w:spacing w:val="-11"/>
-          <w:sz w:val="18"/>
-        </w:rPr>
-        <w:t xml:space="preserve"> </w:t>
-      </w:r>
-      <w:r>
-        <w:rPr>
-          <w:sz w:val="18"/>
-        </w:rPr>
-        <w:t>Level Security policies for data protection</w:t>
+          <w:b/>
+          <w:bCs/>
+          <w:sz w:val="18"/>
+          <w:szCs w:val="18"/>
+          <w:lang w:val="en-IN"/>
+        </w:rPr>
+        <w:t xml:space="preserve"> Redis</w:t>
       </w:r>
     </w:p>
     <w:p>
@@ -1842,332 +1485,113 @@
         <w:pStyle w:val="ListParagraph"/>
         <w:numPr>
           <w:ilvl w:val="0"/>
-          <w:numId w:val="2"/>
+          <w:numId w:val="5"/>
         </w:numPr>
-        <w:tabs>
-          <w:tab w:val="left" w:pos="879"/>
-        </w:tabs>
-        <w:spacing w:before="3" w:line="206" w:lineRule="exact"/>
-        <w:ind w:right="190"/>
-        <w:rPr>
-          <w:rFonts w:ascii="Segoe UI Symbol" w:hAnsi="Segoe UI Symbol"/>
-          <w:sz w:val="18"/>
-        </w:rPr>
-      </w:pPr>
-      <w:r>
-        <w:rPr>
-          <w:sz w:val="18"/>
-        </w:rPr>
-        <w:t xml:space="preserve">• Tech Stack: Next.js 14, React 18, TypeScript, </w:t>
-      </w:r>
-      <w:proofErr w:type="spellStart"/>
-      <w:r>
-        <w:rPr>
-          <w:sz w:val="18"/>
-        </w:rPr>
-        <w:t>FastAPI</w:t>
-      </w:r>
-      <w:proofErr w:type="spellEnd"/>
-      <w:r>
-        <w:rPr>
-          <w:sz w:val="18"/>
-        </w:rPr>
-        <w:t>,</w:t>
-      </w:r>
-      <w:r>
-        <w:rPr>
-          <w:spacing w:val="-9"/>
-          <w:sz w:val="18"/>
-        </w:rPr>
-        <w:t xml:space="preserve"> </w:t>
-      </w:r>
-      <w:r>
-        <w:rPr>
-          <w:sz w:val="18"/>
-        </w:rPr>
-        <w:t>PostgreSQL,</w:t>
-      </w:r>
-      <w:r>
-        <w:rPr>
-          <w:spacing w:val="-9"/>
-          <w:sz w:val="18"/>
-        </w:rPr>
-        <w:t xml:space="preserve"> </w:t>
-      </w:r>
-      <w:r>
-        <w:rPr>
-          <w:sz w:val="18"/>
-        </w:rPr>
-        <w:t>Tailwind</w:t>
-      </w:r>
-      <w:r>
-        <w:rPr>
-          <w:spacing w:val="-9"/>
-          <w:sz w:val="18"/>
-        </w:rPr>
-        <w:t xml:space="preserve"> </w:t>
-      </w:r>
-      <w:r>
-        <w:rPr>
-          <w:sz w:val="18"/>
-        </w:rPr>
-        <w:t>CSS,</w:t>
-      </w:r>
-      <w:r>
-        <w:rPr>
-          <w:spacing w:val="-9"/>
-          <w:sz w:val="18"/>
-        </w:rPr>
-        <w:t xml:space="preserve"> </w:t>
-      </w:r>
-      <w:r>
-        <w:rPr>
-          <w:sz w:val="18"/>
-        </w:rPr>
-        <w:t>React</w:t>
-      </w:r>
-      <w:r>
-        <w:rPr>
-          <w:spacing w:val="-9"/>
-          <w:sz w:val="18"/>
-        </w:rPr>
-        <w:t xml:space="preserve"> </w:t>
-      </w:r>
-      <w:r>
-        <w:rPr>
-          <w:sz w:val="18"/>
-        </w:rPr>
-        <w:t>Three Fiber, Framer Motion</w:t>
-      </w:r>
-    </w:p>
-    <w:p>
-      <w:pPr>
-        <w:pStyle w:val="ListParagraph"/>
-        <w:numPr>
-          <w:ilvl w:val="0"/>
-          <w:numId w:val="2"/>
-        </w:numPr>
-        <w:tabs>
-          <w:tab w:val="left" w:pos="878"/>
-        </w:tabs>
-        <w:spacing w:line="213" w:lineRule="exact"/>
-        <w:ind w:left="878" w:hanging="359"/>
-        <w:rPr>
-          <w:rFonts w:ascii="Segoe UI Symbol" w:hAnsi="Segoe UI Symbol"/>
-          <w:sz w:val="18"/>
-        </w:rPr>
-      </w:pPr>
-      <w:r>
-        <w:rPr>
-          <w:sz w:val="18"/>
-        </w:rPr>
-        <w:t>Live:</w:t>
-      </w:r>
-      <w:r>
-        <w:rPr>
-          <w:spacing w:val="-4"/>
-          <w:sz w:val="18"/>
-        </w:rPr>
-        <w:t xml:space="preserve"> </w:t>
-      </w:r>
-      <w:hyperlink r:id="rId6">
+        <w:spacing w:line="236" w:lineRule="exact"/>
+        <w:rPr>
+          <w:b/>
+          <w:bCs/>
+          <w:sz w:val="18"/>
+          <w:szCs w:val="18"/>
+          <w:lang w:val="en-IN"/>
+        </w:rPr>
+      </w:pPr>
+      <w:r>
+        <w:rPr>
+          <w:b/>
+          <w:bCs/>
+          <w:sz w:val="18"/>
+          <w:szCs w:val="18"/>
+          <w:lang w:val="en-IN"/>
+        </w:rPr>
+        <w:t xml:space="preserve">GitHub: </w:t>
+      </w:r>
+      <w:hyperlink r:id="rId6" w:history="1">
         <w:r>
           <w:rPr>
-            <w:color w:val="0562C1"/>
-            <w:spacing w:val="-2"/>
+            <w:rStyle w:val="Hyperlink"/>
+            <w:b/>
+            <w:bCs/>
             <w:sz w:val="18"/>
-            <w:u w:val="single" w:color="0562C1"/>
+            <w:szCs w:val="18"/>
+            <w:lang w:val="en-IN"/>
           </w:rPr>
-          <w:t>https://ratemyprof.me</w:t>
+          <w:t>https://github.com/</w:t>
+        </w:r>
+        <w:r>
+          <w:rPr>
+            <w:rStyle w:val="Hyperlink"/>
+            <w:b/>
+            <w:bCs/>
+            <w:sz w:val="18"/>
+            <w:szCs w:val="18"/>
+            <w:lang w:val="en-IN"/>
+          </w:rPr>
+          <w:t>G</w:t>
+        </w:r>
+        <w:r>
+          <w:rPr>
+            <w:rStyle w:val="Hyperlink"/>
+            <w:b/>
+            <w:bCs/>
+            <w:sz w:val="18"/>
+            <w:szCs w:val="18"/>
+            <w:lang w:val="en-IN"/>
+          </w:rPr>
+          <w:t>auravguddeti/spay</w:t>
         </w:r>
       </w:hyperlink>
     </w:p>
     <w:p>
       <w:pPr>
-        <w:pStyle w:val="Heading2"/>
-        <w:tabs>
-          <w:tab w:val="right" w:pos="1649"/>
-        </w:tabs>
-        <w:spacing w:before="273"/>
-        <w:ind w:left="159" w:right="401"/>
-        <w:rPr>
-          <w:b w:val="0"/>
-        </w:rPr>
-      </w:pPr>
-      <w:proofErr w:type="spellStart"/>
-      <w:r>
-        <w:t>RelayX</w:t>
-      </w:r>
-      <w:proofErr w:type="spellEnd"/>
-      <w:r>
-        <w:rPr>
-          <w:spacing w:val="-8"/>
-        </w:rPr>
-        <w:t xml:space="preserve"> </w:t>
-      </w:r>
-      <w:r>
-        <w:t>–</w:t>
-      </w:r>
-      <w:r>
-        <w:rPr>
-          <w:spacing w:val="-8"/>
-        </w:rPr>
-        <w:t xml:space="preserve"> </w:t>
-      </w:r>
-      <w:r>
-        <w:t>AI-Powered</w:t>
-      </w:r>
-      <w:r>
-        <w:rPr>
-          <w:spacing w:val="-8"/>
-        </w:rPr>
-        <w:t xml:space="preserve"> </w:t>
-      </w:r>
-      <w:r>
-        <w:t>Voice</w:t>
-      </w:r>
-      <w:r>
-        <w:rPr>
-          <w:spacing w:val="-8"/>
-        </w:rPr>
-        <w:t xml:space="preserve"> </w:t>
-      </w:r>
-      <w:r>
-        <w:t>&amp;</w:t>
-      </w:r>
-      <w:r>
-        <w:rPr>
-          <w:spacing w:val="-8"/>
-        </w:rPr>
-        <w:t xml:space="preserve"> </w:t>
-      </w:r>
-      <w:r>
-        <w:t>Telephony</w:t>
-      </w:r>
-      <w:r>
-        <w:rPr>
-          <w:spacing w:val="-8"/>
-        </w:rPr>
-        <w:t xml:space="preserve"> </w:t>
-      </w:r>
-      <w:r>
-        <w:t xml:space="preserve">Automation </w:t>
-      </w:r>
-      <w:r>
-        <w:rPr>
-          <w:spacing w:val="-2"/>
-        </w:rPr>
-        <w:t>Platform</w:t>
-      </w:r>
-      <w:r>
-        <w:rPr>
-          <w:rFonts w:ascii="Times New Roman" w:hAnsi="Times New Roman"/>
-          <w:b w:val="0"/>
-        </w:rPr>
-        <w:tab/>
-      </w:r>
-      <w:r>
-        <w:rPr>
-          <w:b w:val="0"/>
-          <w:spacing w:val="-4"/>
-        </w:rPr>
-        <w:t>2025</w:t>
-      </w:r>
-    </w:p>
-    <w:p>
-      <w:pPr>
-        <w:pStyle w:val="BodyText"/>
-        <w:spacing w:before="32"/>
-        <w:ind w:left="0"/>
-      </w:pPr>
+        <w:pStyle w:val="ListParagraph"/>
+        <w:spacing w:line="236" w:lineRule="exact"/>
+        <w:rPr>
+          <w:b/>
+          <w:bCs/>
+          <w:sz w:val="18"/>
+          <w:szCs w:val="18"/>
+          <w:lang w:val="en-IN"/>
+        </w:rPr>
+      </w:pPr>
+      <w:r>
+        <w:rPr>
+          <w:b/>
+          <w:bCs/>
+          <w:sz w:val="18"/>
+          <w:szCs w:val="18"/>
+          <w:lang w:val="en-IN"/>
+        </w:rPr>
+        <w:pict w14:anchorId="522DBF90">
+          <v:rect id="_x0000_i1283" style="width:0;height:1.5pt" o:hralign="center" o:hrstd="t" o:hr="t" fillcolor="#a0a0a0" stroked="f"/>
+        </w:pict>
+      </w:r>
     </w:p>
     <w:p>
       <w:pPr>
         <w:pStyle w:val="ListParagraph"/>
         <w:numPr>
           <w:ilvl w:val="0"/>
-          <w:numId w:val="2"/>
+          <w:numId w:val="15"/>
         </w:numPr>
-        <w:tabs>
-          <w:tab w:val="left" w:pos="878"/>
-        </w:tabs>
-        <w:spacing w:line="232" w:lineRule="auto"/>
-        <w:ind w:left="878" w:right="287"/>
-        <w:rPr>
-          <w:rFonts w:ascii="Segoe UI Symbol" w:hAnsi="Segoe UI Symbol"/>
-          <w:sz w:val="20"/>
-        </w:rPr>
-      </w:pPr>
-      <w:r>
-        <w:rPr>
-          <w:sz w:val="18"/>
-        </w:rPr>
-        <w:t>Built an AI-driven voice automation system for outbound</w:t>
-      </w:r>
-      <w:r>
-        <w:rPr>
-          <w:spacing w:val="-8"/>
-          <w:sz w:val="18"/>
-        </w:rPr>
-        <w:t xml:space="preserve"> </w:t>
-      </w:r>
-      <w:r>
-        <w:rPr>
-          <w:sz w:val="18"/>
-        </w:rPr>
-        <w:t>and</w:t>
-      </w:r>
-      <w:r>
-        <w:rPr>
-          <w:spacing w:val="-8"/>
-          <w:sz w:val="18"/>
-        </w:rPr>
-        <w:t xml:space="preserve"> </w:t>
-      </w:r>
-      <w:r>
-        <w:rPr>
-          <w:sz w:val="18"/>
-        </w:rPr>
-        <w:t>inbound</w:t>
-      </w:r>
-      <w:r>
-        <w:rPr>
-          <w:spacing w:val="-8"/>
-          <w:sz w:val="18"/>
-        </w:rPr>
-        <w:t xml:space="preserve"> </w:t>
-      </w:r>
-      <w:r>
-        <w:rPr>
-          <w:sz w:val="18"/>
-        </w:rPr>
-        <w:t>calls,</w:t>
-      </w:r>
-      <w:r>
-        <w:rPr>
-          <w:spacing w:val="-8"/>
-          <w:sz w:val="18"/>
-        </w:rPr>
-        <w:t xml:space="preserve"> </w:t>
-      </w:r>
-      <w:r>
-        <w:rPr>
-          <w:sz w:val="18"/>
-        </w:rPr>
-        <w:t>supporting</w:t>
-      </w:r>
-      <w:r>
-        <w:rPr>
-          <w:spacing w:val="-8"/>
-          <w:sz w:val="18"/>
-        </w:rPr>
-        <w:t xml:space="preserve"> </w:t>
-      </w:r>
-      <w:r>
-        <w:rPr>
-          <w:sz w:val="18"/>
-        </w:rPr>
-        <w:t>real-time speech recognition and intelligent responses</w:t>
+        <w:spacing w:line="236" w:lineRule="exact"/>
+        <w:rPr>
+          <w:b/>
+          <w:bCs/>
+          <w:sz w:val="18"/>
+          <w:szCs w:val="18"/>
+          <w:lang w:val="en-IN"/>
+        </w:rPr>
+      </w:pPr>
+      <w:r>
+        <w:rPr>
+          <w:b/>
+          <w:bCs/>
+          <w:sz w:val="18"/>
+          <w:szCs w:val="18"/>
+          <w:lang w:val="en-IN"/>
+        </w:rPr>
+        <w:t>Khaaozy – Canteen Management Platform</w:t>
       </w:r>
     </w:p>
     <w:p>
@@ -2175,110 +1599,26 @@
         <w:pStyle w:val="ListParagraph"/>
         <w:numPr>
           <w:ilvl w:val="0"/>
-          <w:numId w:val="2"/>
+          <w:numId w:val="6"/>
         </w:numPr>
-        <w:tabs>
-          <w:tab w:val="left" w:pos="878"/>
-        </w:tabs>
-        <w:spacing w:line="215" w:lineRule="exact"/>
-        <w:ind w:left="878"/>
-        <w:rPr>
-          <w:rFonts w:ascii="Segoe UI Symbol" w:hAnsi="Segoe UI Symbol"/>
-          <w:sz w:val="20"/>
-        </w:rPr>
-      </w:pPr>
-      <w:r>
-        <w:rPr>
-          <w:sz w:val="18"/>
-        </w:rPr>
-        <w:t>Integrated</w:t>
-      </w:r>
-      <w:r>
-        <w:rPr>
-          <w:spacing w:val="-12"/>
-          <w:sz w:val="18"/>
-        </w:rPr>
-        <w:t xml:space="preserve"> </w:t>
-      </w:r>
-      <w:r>
-        <w:rPr>
-          <w:sz w:val="18"/>
-        </w:rPr>
-        <w:t>Retrieval-Augmented</w:t>
-      </w:r>
-      <w:r>
-        <w:rPr>
-          <w:spacing w:val="-12"/>
-          <w:sz w:val="18"/>
-        </w:rPr>
-        <w:t xml:space="preserve"> </w:t>
-      </w:r>
-      <w:r>
-        <w:rPr>
-          <w:sz w:val="18"/>
-        </w:rPr>
-        <w:t>Generation</w:t>
-      </w:r>
-      <w:r>
-        <w:rPr>
-          <w:spacing w:val="-12"/>
-          <w:sz w:val="18"/>
-        </w:rPr>
-        <w:t xml:space="preserve"> </w:t>
-      </w:r>
-      <w:r>
-        <w:rPr>
-          <w:spacing w:val="-2"/>
-          <w:sz w:val="18"/>
-        </w:rPr>
-        <w:t>(RAG)</w:t>
-      </w:r>
-    </w:p>
-    <w:p>
-      <w:pPr>
-        <w:pStyle w:val="BodyText"/>
-        <w:ind w:right="401"/>
-      </w:pPr>
-      <w:r>
-        <w:t>and</w:t>
-      </w:r>
-      <w:r>
-        <w:rPr>
-          <w:spacing w:val="-10"/>
-        </w:rPr>
-        <w:t xml:space="preserve"> </w:t>
-      </w:r>
-      <w:proofErr w:type="spellStart"/>
-      <w:r>
-        <w:t>LangGraph</w:t>
-      </w:r>
-      <w:proofErr w:type="spellEnd"/>
-      <w:r>
-        <w:rPr>
-          <w:spacing w:val="-10"/>
-        </w:rPr>
-        <w:t xml:space="preserve"> </w:t>
-      </w:r>
-      <w:r>
-        <w:t>for</w:t>
-      </w:r>
-      <w:r>
-        <w:rPr>
-          <w:spacing w:val="-10"/>
-        </w:rPr>
-        <w:t xml:space="preserve"> </w:t>
-      </w:r>
-      <w:r>
-        <w:t>accurate,</w:t>
-      </w:r>
-      <w:r>
-        <w:rPr>
-          <w:spacing w:val="-10"/>
-        </w:rPr>
-        <w:t xml:space="preserve"> </w:t>
-      </w:r>
-      <w:r>
-        <w:t>context-aware conversational flows</w:t>
+        <w:spacing w:line="236" w:lineRule="exact"/>
+        <w:rPr>
+          <w:b/>
+          <w:bCs/>
+          <w:sz w:val="18"/>
+          <w:szCs w:val="18"/>
+          <w:lang w:val="en-IN"/>
+        </w:rPr>
+      </w:pPr>
+      <w:r>
+        <w:rPr>
+          <w:b/>
+          <w:bCs/>
+          <w:sz w:val="18"/>
+          <w:szCs w:val="18"/>
+          <w:lang w:val="en-IN"/>
+        </w:rPr>
+        <w:t>Multi-platform canteen management solution for educational institutions with AI-powered menu parsing, real-time order management, and role-based access for students, canteen owners, and admins</w:t>
       </w:r>
     </w:p>
     <w:p>
@@ -2286,125 +1626,70 @@
         <w:pStyle w:val="ListParagraph"/>
         <w:numPr>
           <w:ilvl w:val="0"/>
-          <w:numId w:val="2"/>
+          <w:numId w:val="6"/>
         </w:numPr>
-        <w:tabs>
-          <w:tab w:val="left" w:pos="878"/>
-        </w:tabs>
-        <w:spacing w:line="213" w:lineRule="exact"/>
-        <w:ind w:left="878"/>
-        <w:rPr>
-          <w:rFonts w:ascii="Segoe UI Symbol" w:hAnsi="Segoe UI Symbol"/>
-          <w:sz w:val="20"/>
-        </w:rPr>
-      </w:pPr>
-      <w:r>
-        <w:rPr>
-          <w:sz w:val="18"/>
-        </w:rPr>
-        <w:t>Implemented</w:t>
-      </w:r>
-      <w:r>
-        <w:rPr>
-          <w:spacing w:val="-9"/>
-          <w:sz w:val="18"/>
-        </w:rPr>
-        <w:t xml:space="preserve"> </w:t>
-      </w:r>
-      <w:r>
-        <w:rPr>
-          <w:sz w:val="18"/>
-        </w:rPr>
-        <w:t>campaign</w:t>
-      </w:r>
-      <w:r>
-        <w:rPr>
-          <w:spacing w:val="-9"/>
-          <w:sz w:val="18"/>
-        </w:rPr>
-        <w:t xml:space="preserve"> </w:t>
-      </w:r>
-      <w:r>
-        <w:rPr>
-          <w:sz w:val="18"/>
-        </w:rPr>
-        <w:t>management</w:t>
-      </w:r>
-      <w:r>
-        <w:rPr>
-          <w:spacing w:val="-8"/>
-          <w:sz w:val="18"/>
-        </w:rPr>
-        <w:t xml:space="preserve"> </w:t>
-      </w:r>
-      <w:r>
-        <w:rPr>
-          <w:spacing w:val="-2"/>
-          <w:sz w:val="18"/>
-        </w:rPr>
-        <w:t>features</w:t>
-      </w:r>
-    </w:p>
-    <w:p>
-      <w:pPr>
-        <w:pStyle w:val="BodyText"/>
-      </w:pPr>
-      <w:r>
-        <w:t>including</w:t>
-      </w:r>
-      <w:r>
-        <w:rPr>
-          <w:spacing w:val="-7"/>
-        </w:rPr>
-        <w:t xml:space="preserve"> </w:t>
-      </w:r>
-      <w:r>
-        <w:t>CSV</w:t>
-      </w:r>
-      <w:r>
-        <w:rPr>
-          <w:spacing w:val="-7"/>
-        </w:rPr>
-        <w:t xml:space="preserve"> </w:t>
-      </w:r>
-      <w:r>
-        <w:t>uploads,</w:t>
-      </w:r>
-      <w:r>
-        <w:rPr>
-          <w:spacing w:val="-7"/>
-        </w:rPr>
-        <w:t xml:space="preserve"> </w:t>
-      </w:r>
-      <w:r>
-        <w:t>call</w:t>
-      </w:r>
-      <w:r>
-        <w:rPr>
-          <w:spacing w:val="-7"/>
-        </w:rPr>
-        <w:t xml:space="preserve"> </w:t>
-      </w:r>
-      <w:r>
-        <w:t>scheduling,</w:t>
-      </w:r>
-      <w:r>
-        <w:rPr>
-          <w:spacing w:val="-7"/>
-        </w:rPr>
-        <w:t xml:space="preserve"> </w:t>
-      </w:r>
-      <w:r>
-        <w:t>live</w:t>
-      </w:r>
-      <w:r>
-        <w:rPr>
-          <w:spacing w:val="-7"/>
-        </w:rPr>
-        <w:t xml:space="preserve"> </w:t>
-      </w:r>
-      <w:r>
-        <w:t>call status tracking, and analytics dashboards</w:t>
+        <w:spacing w:line="236" w:lineRule="exact"/>
+        <w:rPr>
+          <w:b/>
+          <w:bCs/>
+          <w:sz w:val="18"/>
+          <w:szCs w:val="18"/>
+          <w:lang w:val="en-IN"/>
+        </w:rPr>
+      </w:pPr>
+      <w:r>
+        <w:rPr>
+          <w:b/>
+          <w:bCs/>
+          <w:sz w:val="18"/>
+          <w:szCs w:val="18"/>
+          <w:lang w:val="en-IN"/>
+        </w:rPr>
+        <w:t xml:space="preserve">Tech Stack: React 18, TypeScript, </w:t>
+      </w:r>
+      <w:proofErr w:type="spellStart"/>
+      <w:r>
+        <w:rPr>
+          <w:b/>
+          <w:bCs/>
+          <w:sz w:val="18"/>
+          <w:szCs w:val="18"/>
+          <w:lang w:val="en-IN"/>
+        </w:rPr>
+        <w:t>Supabase</w:t>
+      </w:r>
+      <w:proofErr w:type="spellEnd"/>
+      <w:r>
+        <w:rPr>
+          <w:b/>
+          <w:bCs/>
+          <w:sz w:val="18"/>
+          <w:szCs w:val="18"/>
+          <w:lang w:val="en-IN"/>
+        </w:rPr>
+        <w:t xml:space="preserve">, </w:t>
+      </w:r>
+      <w:proofErr w:type="spellStart"/>
+      <w:r>
+        <w:rPr>
+          <w:b/>
+          <w:bCs/>
+          <w:sz w:val="18"/>
+          <w:szCs w:val="18"/>
+          <w:lang w:val="en-IN"/>
+        </w:rPr>
+        <w:t>FastAPI</w:t>
+      </w:r>
+      <w:proofErr w:type="spellEnd"/>
+      <w:r>
+        <w:rPr>
+          <w:b/>
+          <w:bCs/>
+          <w:sz w:val="18"/>
+          <w:szCs w:val="18"/>
+          <w:lang w:val="en-IN"/>
+        </w:rPr>
+        <w:t>, Python, Kotlin (Android), Tailwind CSS, Tesseract OCR</w:t>
       </w:r>
     </w:p>
     <w:p>
@@ -2412,368 +1697,278 @@
         <w:pStyle w:val="ListParagraph"/>
         <w:numPr>
           <w:ilvl w:val="0"/>
-          <w:numId w:val="2"/>
+          <w:numId w:val="6"/>
         </w:numPr>
-        <w:tabs>
-          <w:tab w:val="left" w:pos="878"/>
-        </w:tabs>
-        <w:spacing w:line="213" w:lineRule="exact"/>
-        <w:ind w:left="878"/>
-        <w:rPr>
-          <w:rFonts w:ascii="Segoe UI Symbol" w:hAnsi="Segoe UI Symbol"/>
-          <w:sz w:val="20"/>
-        </w:rPr>
-      </w:pPr>
-      <w:r>
-        <w:rPr>
-          <w:sz w:val="18"/>
-        </w:rPr>
-        <w:t>Designed</w:t>
-      </w:r>
-      <w:r>
-        <w:rPr>
-          <w:spacing w:val="-3"/>
-          <w:sz w:val="18"/>
-        </w:rPr>
-        <w:t xml:space="preserve"> </w:t>
-      </w:r>
-      <w:r>
-        <w:rPr>
-          <w:sz w:val="18"/>
-        </w:rPr>
-        <w:t>low-latency</w:t>
-      </w:r>
-      <w:r>
-        <w:rPr>
-          <w:spacing w:val="-3"/>
-          <w:sz w:val="18"/>
-        </w:rPr>
-        <w:t xml:space="preserve"> </w:t>
-      </w:r>
-      <w:r>
-        <w:rPr>
-          <w:sz w:val="18"/>
-        </w:rPr>
-        <w:t>voice</w:t>
-      </w:r>
-      <w:r>
-        <w:rPr>
-          <w:spacing w:val="-3"/>
-          <w:sz w:val="18"/>
-        </w:rPr>
-        <w:t xml:space="preserve"> </w:t>
-      </w:r>
-      <w:r>
-        <w:rPr>
-          <w:sz w:val="18"/>
-        </w:rPr>
-        <w:t>pipelines</w:t>
-      </w:r>
-      <w:r>
-        <w:rPr>
-          <w:spacing w:val="-3"/>
-          <w:sz w:val="18"/>
-        </w:rPr>
-        <w:t xml:space="preserve"> </w:t>
-      </w:r>
-      <w:r>
-        <w:rPr>
-          <w:sz w:val="18"/>
-        </w:rPr>
-        <w:t>with</w:t>
-      </w:r>
-      <w:r>
-        <w:rPr>
-          <w:spacing w:val="-2"/>
-          <w:sz w:val="18"/>
-        </w:rPr>
-        <w:t xml:space="preserve"> optimized</w:t>
-      </w:r>
-    </w:p>
-    <w:p>
-      <w:pPr>
-        <w:pStyle w:val="BodyText"/>
-        <w:ind w:right="557"/>
-      </w:pPr>
-      <w:r>
-        <w:t>STT/TTS</w:t>
-      </w:r>
-      <w:r>
-        <w:rPr>
-          <w:spacing w:val="-8"/>
-        </w:rPr>
-        <w:t xml:space="preserve"> </w:t>
-      </w:r>
-      <w:r>
-        <w:t>handling</w:t>
-      </w:r>
-      <w:r>
-        <w:rPr>
-          <w:spacing w:val="-8"/>
-        </w:rPr>
-        <w:t xml:space="preserve"> </w:t>
-      </w:r>
-      <w:r>
-        <w:t>to</w:t>
-      </w:r>
-      <w:r>
-        <w:rPr>
-          <w:spacing w:val="-8"/>
-        </w:rPr>
-        <w:t xml:space="preserve"> </w:t>
-      </w:r>
-      <w:r>
-        <w:t>reduce</w:t>
-      </w:r>
-      <w:r>
-        <w:rPr>
-          <w:spacing w:val="-8"/>
-        </w:rPr>
-        <w:t xml:space="preserve"> </w:t>
-      </w:r>
-      <w:r>
-        <w:t>response</w:t>
-      </w:r>
-      <w:r>
-        <w:rPr>
-          <w:spacing w:val="-8"/>
-        </w:rPr>
-        <w:t xml:space="preserve"> </w:t>
-      </w:r>
-      <w:r>
-        <w:t>delays during live calls</w:t>
-      </w:r>
+        <w:spacing w:line="236" w:lineRule="exact"/>
+        <w:rPr>
+          <w:b/>
+          <w:bCs/>
+          <w:sz w:val="18"/>
+          <w:szCs w:val="18"/>
+          <w:lang w:val="en-IN"/>
+        </w:rPr>
+      </w:pPr>
+      <w:r>
+        <w:rPr>
+          <w:b/>
+          <w:bCs/>
+          <w:sz w:val="18"/>
+          <w:szCs w:val="18"/>
+          <w:lang w:val="en-IN"/>
+        </w:rPr>
+        <w:t xml:space="preserve">GitHub: </w:t>
+      </w:r>
+      <w:hyperlink r:id="rId7" w:history="1">
+        <w:r>
+          <w:rPr>
+            <w:rStyle w:val="Hyperlink"/>
+            <w:b/>
+            <w:bCs/>
+            <w:sz w:val="18"/>
+            <w:szCs w:val="18"/>
+            <w:lang w:val="en-IN"/>
+          </w:rPr>
+          <w:t>https://github.com/Gauravguddeti/khaaozy</w:t>
+        </w:r>
+      </w:hyperlink>
     </w:p>
     <w:p>
       <w:pPr>
         <w:pStyle w:val="ListParagraph"/>
         <w:numPr>
           <w:ilvl w:val="0"/>
-          <w:numId w:val="2"/>
+          <w:numId w:val="6"/>
         </w:numPr>
-        <w:tabs>
-          <w:tab w:val="left" w:pos="878"/>
-        </w:tabs>
-        <w:spacing w:line="213" w:lineRule="exact"/>
-        <w:ind w:left="878"/>
-        <w:rPr>
-          <w:rFonts w:ascii="Segoe UI Symbol" w:hAnsi="Segoe UI Symbol"/>
-          <w:sz w:val="20"/>
-        </w:rPr>
-      </w:pPr>
-      <w:r>
-        <w:rPr>
-          <w:sz w:val="18"/>
-        </w:rPr>
-        <w:t>Architected</w:t>
-      </w:r>
-      <w:r>
-        <w:rPr>
-          <w:spacing w:val="-4"/>
-          <w:sz w:val="18"/>
-        </w:rPr>
-        <w:t xml:space="preserve"> </w:t>
-      </w:r>
-      <w:r>
-        <w:rPr>
-          <w:sz w:val="18"/>
-        </w:rPr>
-        <w:t>backend</w:t>
-      </w:r>
-      <w:r>
-        <w:rPr>
-          <w:spacing w:val="-4"/>
-          <w:sz w:val="18"/>
-        </w:rPr>
-        <w:t xml:space="preserve"> </w:t>
-      </w:r>
-      <w:r>
-        <w:rPr>
-          <w:sz w:val="18"/>
-        </w:rPr>
-        <w:t>services</w:t>
-      </w:r>
-      <w:r>
-        <w:rPr>
-          <w:spacing w:val="-4"/>
-          <w:sz w:val="18"/>
-        </w:rPr>
-        <w:t xml:space="preserve"> </w:t>
-      </w:r>
-      <w:r>
-        <w:rPr>
-          <w:sz w:val="18"/>
-        </w:rPr>
-        <w:t>for</w:t>
-      </w:r>
-      <w:r>
-        <w:rPr>
-          <w:spacing w:val="-4"/>
-          <w:sz w:val="18"/>
-        </w:rPr>
-        <w:t xml:space="preserve"> </w:t>
-      </w:r>
-      <w:r>
-        <w:rPr>
-          <w:spacing w:val="-2"/>
-          <w:sz w:val="18"/>
-        </w:rPr>
-        <w:t>scalability,</w:t>
-      </w:r>
+        <w:spacing w:line="236" w:lineRule="exact"/>
+        <w:rPr>
+          <w:b/>
+          <w:bCs/>
+          <w:sz w:val="18"/>
+          <w:szCs w:val="18"/>
+          <w:lang w:val="en-IN"/>
+        </w:rPr>
+      </w:pPr>
+      <w:r>
+        <w:rPr>
+          <w:b/>
+          <w:bCs/>
+          <w:sz w:val="18"/>
+          <w:szCs w:val="18"/>
+          <w:lang w:val="en-IN"/>
+        </w:rPr>
+        <w:t xml:space="preserve">Live: </w:t>
+      </w:r>
+      <w:hyperlink r:id="rId8" w:history="1">
+        <w:r>
+          <w:rPr>
+            <w:rStyle w:val="Hyperlink"/>
+            <w:b/>
+            <w:bCs/>
+            <w:sz w:val="18"/>
+            <w:szCs w:val="18"/>
+            <w:lang w:val="en-IN"/>
+          </w:rPr>
+          <w:t>https://www.khaoozy.tech/</w:t>
+        </w:r>
+      </w:hyperlink>
     </w:p>
     <w:p>
       <w:pPr>
-        <w:pStyle w:val="BodyText"/>
-        <w:spacing w:line="201" w:lineRule="exact"/>
-      </w:pPr>
-      <w:r>
-        <w:t>reliability,</w:t>
-      </w:r>
-      <w:r>
-        <w:rPr>
-          <w:spacing w:val="-10"/>
-        </w:rPr>
-        <w:t xml:space="preserve"> </w:t>
-      </w:r>
-      <w:r>
-        <w:t>and</w:t>
-      </w:r>
-      <w:r>
-        <w:rPr>
-          <w:spacing w:val="-8"/>
-        </w:rPr>
-        <w:t xml:space="preserve"> </w:t>
-      </w:r>
-      <w:r>
-        <w:t>real-world</w:t>
-      </w:r>
-      <w:r>
-        <w:rPr>
-          <w:spacing w:val="-8"/>
-        </w:rPr>
-        <w:t xml:space="preserve"> </w:t>
-      </w:r>
-      <w:r>
-        <w:t>production</w:t>
-      </w:r>
-      <w:r>
-        <w:rPr>
-          <w:spacing w:val="-7"/>
-        </w:rPr>
-        <w:t xml:space="preserve"> </w:t>
-      </w:r>
-      <w:r>
-        <w:rPr>
-          <w:spacing w:val="-2"/>
-        </w:rPr>
-        <w:t>deployment</w:t>
+        <w:pStyle w:val="ListParagraph"/>
+        <w:spacing w:line="236" w:lineRule="exact"/>
+        <w:rPr>
+          <w:b/>
+          <w:bCs/>
+          <w:sz w:val="18"/>
+          <w:szCs w:val="18"/>
+          <w:lang w:val="en-IN"/>
+        </w:rPr>
+      </w:pPr>
+      <w:r>
+        <w:rPr>
+          <w:b/>
+          <w:bCs/>
+          <w:sz w:val="18"/>
+          <w:szCs w:val="18"/>
+          <w:lang w:val="en-IN"/>
+        </w:rPr>
+        <w:pict w14:anchorId="401AE2AF">
+          <v:rect id="_x0000_i1284" style="width:0;height:1.5pt" o:hralign="center" o:hrstd="t" o:hr="t" fillcolor="#a0a0a0" stroked="f"/>
+        </w:pict>
       </w:r>
     </w:p>
     <w:p>
       <w:pPr>
-        <w:pStyle w:val="BodyText"/>
-        <w:spacing w:before="55"/>
-        <w:ind w:left="0"/>
-      </w:pPr>
+        <w:pStyle w:val="ListParagraph"/>
+        <w:numPr>
+          <w:ilvl w:val="0"/>
+          <w:numId w:val="14"/>
+        </w:numPr>
+        <w:spacing w:line="236" w:lineRule="exact"/>
+        <w:rPr>
+          <w:b/>
+          <w:bCs/>
+          <w:sz w:val="18"/>
+          <w:szCs w:val="18"/>
+          <w:lang w:val="en-IN"/>
+        </w:rPr>
+      </w:pPr>
+      <w:proofErr w:type="spellStart"/>
+      <w:r>
+        <w:rPr>
+          <w:b/>
+          <w:bCs/>
+          <w:sz w:val="18"/>
+          <w:szCs w:val="18"/>
+          <w:lang w:val="en-IN"/>
+        </w:rPr>
+        <w:t>RelayX</w:t>
+      </w:r>
+      <w:proofErr w:type="spellEnd"/>
+      <w:r>
+        <w:rPr>
+          <w:b/>
+          <w:bCs/>
+          <w:sz w:val="18"/>
+          <w:szCs w:val="18"/>
+          <w:lang w:val="en-IN"/>
+        </w:rPr>
+        <w:t xml:space="preserve"> – AI-Powered Voice &amp; Telephony Automation</w:t>
+      </w:r>
     </w:p>
     <w:p>
       <w:pPr>
-        <w:pStyle w:val="BodyText"/>
-        <w:ind w:left="158"/>
-      </w:pPr>
-      <w:r>
-        <w:rPr>
-          <w:b/>
-        </w:rPr>
-        <w:t>Tech</w:t>
-      </w:r>
-      <w:r>
-        <w:rPr>
-          <w:b/>
-          <w:spacing w:val="-7"/>
-        </w:rPr>
-        <w:t xml:space="preserve"> </w:t>
-      </w:r>
-      <w:r>
-        <w:rPr>
-          <w:b/>
-        </w:rPr>
-        <w:t>Stack:</w:t>
-      </w:r>
-      <w:r>
-        <w:rPr>
-          <w:b/>
-          <w:spacing w:val="-7"/>
-        </w:rPr>
-        <w:t xml:space="preserve"> </w:t>
-      </w:r>
-      <w:r>
-        <w:t>Python,</w:t>
-      </w:r>
-      <w:r>
-        <w:rPr>
-          <w:spacing w:val="-7"/>
-        </w:rPr>
-        <w:t xml:space="preserve"> </w:t>
-      </w:r>
-      <w:proofErr w:type="spellStart"/>
-      <w:r>
-        <w:t>FastAPI</w:t>
-      </w:r>
-      <w:proofErr w:type="spellEnd"/>
-      <w:r>
-        <w:t>,</w:t>
-      </w:r>
-      <w:r>
-        <w:rPr>
-          <w:spacing w:val="-7"/>
-        </w:rPr>
-        <w:t xml:space="preserve"> </w:t>
-      </w:r>
-      <w:proofErr w:type="spellStart"/>
-      <w:r>
-        <w:t>LangGraph</w:t>
-      </w:r>
-      <w:proofErr w:type="spellEnd"/>
-      <w:r>
-        <w:t>,</w:t>
-      </w:r>
-      <w:r>
-        <w:rPr>
-          <w:spacing w:val="-7"/>
-        </w:rPr>
-        <w:t xml:space="preserve"> </w:t>
-      </w:r>
-      <w:r>
-        <w:t>RAG,</w:t>
-      </w:r>
-      <w:r>
-        <w:rPr>
-          <w:spacing w:val="-7"/>
-        </w:rPr>
-        <w:t xml:space="preserve"> </w:t>
-      </w:r>
-      <w:r>
-        <w:t>STT/TTS Pipelines, PostgreSQL, Docker</w:t>
+        <w:pStyle w:val="ListParagraph"/>
+        <w:numPr>
+          <w:ilvl w:val="0"/>
+          <w:numId w:val="7"/>
+        </w:numPr>
+        <w:spacing w:line="236" w:lineRule="exact"/>
+        <w:rPr>
+          <w:b/>
+          <w:bCs/>
+          <w:sz w:val="18"/>
+          <w:szCs w:val="18"/>
+          <w:lang w:val="en-IN"/>
+        </w:rPr>
+      </w:pPr>
+      <w:r>
+        <w:rPr>
+          <w:b/>
+          <w:bCs/>
+          <w:sz w:val="18"/>
+          <w:szCs w:val="18"/>
+          <w:lang w:val="en-IN"/>
+        </w:rPr>
+        <w:t>AI-driven voice automation system for outbound and inbound calls with real-time speech recognition, RAG-powered responses, campaign management, and analytics dashboards</w:t>
       </w:r>
     </w:p>
     <w:p>
       <w:pPr>
-        <w:pStyle w:val="BodyText"/>
-        <w:ind w:left="158"/>
-      </w:pPr>
-      <w:r>
-        <w:rPr>
-          <w:b/>
+        <w:pStyle w:val="ListParagraph"/>
+        <w:numPr>
+          <w:ilvl w:val="0"/>
+          <w:numId w:val="7"/>
+        </w:numPr>
+        <w:spacing w:line="236" w:lineRule="exact"/>
+        <w:rPr>
+          <w:b/>
+          <w:bCs/>
+          <w:sz w:val="18"/>
+          <w:szCs w:val="18"/>
+          <w:lang w:val="en-IN"/>
+        </w:rPr>
+      </w:pPr>
+      <w:r>
+        <w:rPr>
+          <w:b/>
+          <w:bCs/>
+          <w:sz w:val="18"/>
+          <w:szCs w:val="18"/>
+          <w:lang w:val="en-IN"/>
+        </w:rPr>
+        <w:t xml:space="preserve">Tech Stack: Python, </w:t>
+      </w:r>
+      <w:proofErr w:type="spellStart"/>
+      <w:r>
+        <w:rPr>
+          <w:b/>
+          <w:bCs/>
+          <w:sz w:val="18"/>
+          <w:szCs w:val="18"/>
+          <w:lang w:val="en-IN"/>
+        </w:rPr>
+        <w:t>FastAPI</w:t>
+      </w:r>
+      <w:proofErr w:type="spellEnd"/>
+      <w:r>
+        <w:rPr>
+          <w:b/>
+          <w:bCs/>
+          <w:sz w:val="18"/>
+          <w:szCs w:val="18"/>
+          <w:lang w:val="en-IN"/>
+        </w:rPr>
+        <w:t xml:space="preserve">, </w:t>
+      </w:r>
+      <w:proofErr w:type="spellStart"/>
+      <w:r>
+        <w:rPr>
+          <w:b/>
+          <w:bCs/>
+          <w:sz w:val="18"/>
+          <w:szCs w:val="18"/>
+          <w:lang w:val="en-IN"/>
+        </w:rPr>
+        <w:t>LangGraph</w:t>
+      </w:r>
+      <w:proofErr w:type="spellEnd"/>
+      <w:r>
+        <w:rPr>
+          <w:b/>
+          <w:bCs/>
+          <w:sz w:val="18"/>
+          <w:szCs w:val="18"/>
+          <w:lang w:val="en-IN"/>
+        </w:rPr>
+        <w:t>, RAG, STT/TTS Pipelines, PostgreSQL, Docker</w:t>
+      </w:r>
+    </w:p>
+    <w:p>
+      <w:pPr>
+        <w:pStyle w:val="ListParagraph"/>
+        <w:numPr>
+          <w:ilvl w:val="0"/>
+          <w:numId w:val="7"/>
+        </w:numPr>
+        <w:spacing w:line="236" w:lineRule="exact"/>
+        <w:rPr>
+          <w:b/>
+          <w:bCs/>
+          <w:sz w:val="18"/>
+          <w:szCs w:val="18"/>
+          <w:lang w:val="en-IN"/>
+        </w:rPr>
+      </w:pPr>
+      <w:r>
+        <w:rPr>
+          <w:b/>
+          <w:bCs/>
+          <w:sz w:val="18"/>
+          <w:szCs w:val="18"/>
+          <w:lang w:val="en-IN"/>
         </w:rPr>
         <w:t xml:space="preserve">GitHub: </w:t>
       </w:r>
-      <w:hyperlink r:id="rId7">
+      <w:hyperlink r:id="rId9" w:history="1">
         <w:r>
           <w:rPr>
-            <w:color w:val="0562C1"/>
-            <w:spacing w:val="-2"/>
-            <w:u w:val="single" w:color="0562C1"/>
+            <w:rStyle w:val="Hyperlink"/>
+            <w:b/>
+            <w:bCs/>
+            <w:sz w:val="18"/>
+            <w:szCs w:val="18"/>
+            <w:lang w:val="en-IN"/>
           </w:rPr>
           <w:t>https://github.com/Gauravguddeti/relayX</w:t>
         </w:r>
@@ -2781,161 +1976,66 @@
     </w:p>
     <w:p>
       <w:pPr>
-        <w:spacing w:before="95"/>
-        <w:rPr>
-          <w:sz w:val="18"/>
-        </w:rPr>
-      </w:pPr>
-      <w:r>
-        <w:br w:type="column"/>
-      </w:r>
-    </w:p>
-    <w:p>
-      <w:pPr>
-        <w:pStyle w:val="Heading2"/>
-      </w:pPr>
-      <w:proofErr w:type="spellStart"/>
-      <w:r>
-        <w:t>SmartJeb</w:t>
-      </w:r>
-      <w:proofErr w:type="spellEnd"/>
-      <w:r>
-        <w:rPr>
-          <w:spacing w:val="-6"/>
-        </w:rPr>
-        <w:t xml:space="preserve"> </w:t>
-      </w:r>
-      <w:r>
-        <w:t>–</w:t>
-      </w:r>
-      <w:r>
-        <w:rPr>
-          <w:spacing w:val="-5"/>
-        </w:rPr>
-        <w:t xml:space="preserve"> </w:t>
-      </w:r>
-      <w:r>
-        <w:t>AI-powered</w:t>
-      </w:r>
-      <w:r>
-        <w:rPr>
-          <w:spacing w:val="-6"/>
-        </w:rPr>
-        <w:t xml:space="preserve"> </w:t>
-      </w:r>
-      <w:r>
-        <w:t>Expense</w:t>
-      </w:r>
-      <w:r>
-        <w:rPr>
-          <w:spacing w:val="-5"/>
-        </w:rPr>
-        <w:t xml:space="preserve"> </w:t>
-      </w:r>
-      <w:r>
-        <w:rPr>
-          <w:spacing w:val="-2"/>
-        </w:rPr>
-        <w:t>Tracker</w:t>
-      </w:r>
-    </w:p>
-    <w:p>
-      <w:pPr>
-        <w:pStyle w:val="BodyText"/>
-        <w:spacing w:before="39"/>
-        <w:ind w:left="0"/>
-        <w:rPr>
-          <w:b/>
-        </w:rPr>
-      </w:pPr>
+        <w:pStyle w:val="ListParagraph"/>
+        <w:spacing w:line="236" w:lineRule="exact"/>
+        <w:rPr>
+          <w:b/>
+          <w:bCs/>
+          <w:sz w:val="18"/>
+          <w:szCs w:val="18"/>
+          <w:lang w:val="en-IN"/>
+        </w:rPr>
+      </w:pPr>
+      <w:r>
+        <w:rPr>
+          <w:b/>
+          <w:bCs/>
+          <w:sz w:val="18"/>
+          <w:szCs w:val="18"/>
+          <w:lang w:val="en-IN"/>
+        </w:rPr>
+        <w:pict w14:anchorId="62773893">
+          <v:rect id="_x0000_i1285" style="width:0;height:1.5pt" o:hralign="center" o:hrstd="t" o:hr="t" fillcolor="#a0a0a0" stroked="f"/>
+        </w:pict>
+      </w:r>
     </w:p>
     <w:p>
       <w:pPr>
         <w:pStyle w:val="ListParagraph"/>
         <w:numPr>
           <w:ilvl w:val="0"/>
-          <w:numId w:val="2"/>
+          <w:numId w:val="13"/>
         </w:numPr>
-        <w:tabs>
-          <w:tab w:val="left" w:pos="878"/>
-        </w:tabs>
-        <w:spacing w:line="225" w:lineRule="auto"/>
-        <w:ind w:left="878" w:right="777"/>
-        <w:rPr>
-          <w:rFonts w:ascii="Segoe UI Symbol" w:hAnsi="Segoe UI Symbol"/>
-          <w:sz w:val="20"/>
-        </w:rPr>
-      </w:pPr>
-      <w:r>
-        <w:rPr>
-          <w:sz w:val="18"/>
-        </w:rPr>
-        <w:t>Modern,</w:t>
-      </w:r>
-      <w:r>
-        <w:rPr>
-          <w:spacing w:val="-8"/>
-          <w:sz w:val="18"/>
-        </w:rPr>
-        <w:t xml:space="preserve"> </w:t>
-      </w:r>
-      <w:r>
-        <w:rPr>
-          <w:sz w:val="18"/>
-        </w:rPr>
-        <w:t>secure</w:t>
-      </w:r>
-      <w:r>
-        <w:rPr>
-          <w:spacing w:val="-8"/>
-          <w:sz w:val="18"/>
-        </w:rPr>
-        <w:t xml:space="preserve"> </w:t>
-      </w:r>
-      <w:r>
-        <w:rPr>
-          <w:sz w:val="18"/>
-        </w:rPr>
-        <w:t>financial</w:t>
-      </w:r>
-      <w:r>
-        <w:rPr>
-          <w:spacing w:val="-8"/>
-          <w:sz w:val="18"/>
-        </w:rPr>
-        <w:t xml:space="preserve"> </w:t>
-      </w:r>
-      <w:r>
-        <w:rPr>
-          <w:sz w:val="18"/>
-        </w:rPr>
-        <w:t>companion</w:t>
-      </w:r>
-      <w:r>
-        <w:rPr>
-          <w:spacing w:val="-8"/>
-          <w:sz w:val="18"/>
-        </w:rPr>
-        <w:t xml:space="preserve"> </w:t>
-      </w:r>
-      <w:r>
-        <w:rPr>
-          <w:sz w:val="18"/>
-        </w:rPr>
-        <w:t>with</w:t>
-      </w:r>
-      <w:r>
-        <w:rPr>
-          <w:spacing w:val="-8"/>
-          <w:sz w:val="18"/>
-        </w:rPr>
-        <w:t xml:space="preserve"> </w:t>
-      </w:r>
-      <w:r>
-        <w:rPr>
-          <w:sz w:val="18"/>
-        </w:rPr>
-        <w:t>AI- powered insights.</w:t>
+        <w:spacing w:line="236" w:lineRule="exact"/>
+        <w:rPr>
+          <w:b/>
+          <w:bCs/>
+          <w:sz w:val="18"/>
+          <w:szCs w:val="18"/>
+          <w:lang w:val="en-IN"/>
+        </w:rPr>
+      </w:pPr>
+      <w:proofErr w:type="spellStart"/>
+      <w:r>
+        <w:rPr>
+          <w:b/>
+          <w:bCs/>
+          <w:sz w:val="18"/>
+          <w:szCs w:val="18"/>
+          <w:lang w:val="en-IN"/>
+        </w:rPr>
+        <w:t>SmartJeb</w:t>
+      </w:r>
+      <w:proofErr w:type="spellEnd"/>
+      <w:r>
+        <w:rPr>
+          <w:b/>
+          <w:bCs/>
+          <w:sz w:val="18"/>
+          <w:szCs w:val="18"/>
+          <w:lang w:val="en-IN"/>
+        </w:rPr>
+        <w:t xml:space="preserve"> – AI-Powered Expense Tracker</w:t>
       </w:r>
     </w:p>
     <w:p>
@@ -2943,142 +2043,112 @@
         <w:pStyle w:val="ListParagraph"/>
         <w:numPr>
           <w:ilvl w:val="0"/>
-          <w:numId w:val="2"/>
+          <w:numId w:val="8"/>
         </w:numPr>
-        <w:tabs>
-          <w:tab w:val="left" w:pos="878"/>
-        </w:tabs>
-        <w:spacing w:line="193" w:lineRule="exact"/>
-        <w:ind w:left="878"/>
-        <w:rPr>
-          <w:rFonts w:ascii="Segoe UI Symbol" w:hAnsi="Segoe UI Symbol"/>
-          <w:sz w:val="20"/>
-        </w:rPr>
-      </w:pPr>
-      <w:r>
-        <w:rPr>
-          <w:sz w:val="18"/>
-        </w:rPr>
-        <w:t>Tech</w:t>
-      </w:r>
-      <w:r>
-        <w:rPr>
-          <w:spacing w:val="-6"/>
-          <w:sz w:val="18"/>
-        </w:rPr>
-        <w:t xml:space="preserve"> </w:t>
-      </w:r>
-      <w:r>
-        <w:rPr>
-          <w:sz w:val="18"/>
-        </w:rPr>
-        <w:t>Stack:</w:t>
-      </w:r>
-      <w:r>
-        <w:rPr>
-          <w:spacing w:val="-6"/>
-          <w:sz w:val="18"/>
-        </w:rPr>
-        <w:t xml:space="preserve"> </w:t>
-      </w:r>
-      <w:r>
-        <w:rPr>
-          <w:sz w:val="18"/>
-        </w:rPr>
-        <w:t>Node.js,</w:t>
-      </w:r>
-      <w:r>
-        <w:rPr>
-          <w:spacing w:val="-6"/>
-          <w:sz w:val="18"/>
-        </w:rPr>
-        <w:t xml:space="preserve"> </w:t>
-      </w:r>
-      <w:proofErr w:type="spellStart"/>
-      <w:r>
-        <w:rPr>
-          <w:sz w:val="18"/>
-        </w:rPr>
-        <w:t>Supabase</w:t>
-      </w:r>
-      <w:proofErr w:type="spellEnd"/>
-      <w:r>
-        <w:rPr>
-          <w:sz w:val="18"/>
-        </w:rPr>
-        <w:t>,</w:t>
-      </w:r>
-      <w:r>
-        <w:rPr>
-          <w:spacing w:val="-6"/>
-          <w:sz w:val="18"/>
-        </w:rPr>
-        <w:t xml:space="preserve"> </w:t>
-      </w:r>
-      <w:r>
-        <w:rPr>
-          <w:sz w:val="18"/>
-        </w:rPr>
-        <w:t>Tailwind</w:t>
-      </w:r>
-      <w:r>
-        <w:rPr>
-          <w:spacing w:val="-6"/>
-          <w:sz w:val="18"/>
-        </w:rPr>
-        <w:t xml:space="preserve"> </w:t>
-      </w:r>
-      <w:r>
-        <w:rPr>
-          <w:spacing w:val="-5"/>
-          <w:sz w:val="18"/>
-        </w:rPr>
-        <w:t>CSS</w:t>
+        <w:spacing w:line="236" w:lineRule="exact"/>
+        <w:rPr>
+          <w:b/>
+          <w:bCs/>
+          <w:sz w:val="18"/>
+          <w:szCs w:val="18"/>
+          <w:lang w:val="en-IN"/>
+        </w:rPr>
+      </w:pPr>
+      <w:r>
+        <w:rPr>
+          <w:b/>
+          <w:bCs/>
+          <w:sz w:val="18"/>
+          <w:szCs w:val="18"/>
+          <w:lang w:val="en-IN"/>
+        </w:rPr>
+        <w:t>Modern, secure financial companion with AI-powered insights and automated expense categorisation</w:t>
       </w:r>
     </w:p>
     <w:p>
       <w:pPr>
-        <w:pStyle w:val="Heading2"/>
+        <w:pStyle w:val="ListParagraph"/>
         <w:numPr>
           <w:ilvl w:val="0"/>
-          <w:numId w:val="2"/>
+          <w:numId w:val="8"/>
         </w:numPr>
-        <w:tabs>
-          <w:tab w:val="left" w:pos="878"/>
-        </w:tabs>
-        <w:spacing w:line="230" w:lineRule="exact"/>
-        <w:ind w:left="878"/>
-        <w:rPr>
-          <w:rFonts w:ascii="Segoe UI Symbol" w:hAnsi="Segoe UI Symbol"/>
-          <w:b w:val="0"/>
-          <w:sz w:val="20"/>
-        </w:rPr>
-      </w:pPr>
-      <w:r>
-        <w:rPr>
-          <w:spacing w:val="-2"/>
-        </w:rPr>
-        <w:t>GitHub</w:t>
-      </w:r>
-      <w:r>
-        <w:rPr>
-          <w:b w:val="0"/>
-          <w:spacing w:val="-2"/>
-        </w:rPr>
-        <w:t>:</w:t>
+        <w:spacing w:line="236" w:lineRule="exact"/>
+        <w:rPr>
+          <w:b/>
+          <w:bCs/>
+          <w:sz w:val="18"/>
+          <w:szCs w:val="18"/>
+          <w:lang w:val="en-IN"/>
+        </w:rPr>
+      </w:pPr>
+      <w:r>
+        <w:rPr>
+          <w:b/>
+          <w:bCs/>
+          <w:sz w:val="18"/>
+          <w:szCs w:val="18"/>
+          <w:lang w:val="en-IN"/>
+        </w:rPr>
+        <w:t xml:space="preserve">Tech Stack: Node.js, </w:t>
+      </w:r>
+      <w:proofErr w:type="spellStart"/>
+      <w:r>
+        <w:rPr>
+          <w:b/>
+          <w:bCs/>
+          <w:sz w:val="18"/>
+          <w:szCs w:val="18"/>
+          <w:lang w:val="en-IN"/>
+        </w:rPr>
+        <w:t>Supabase</w:t>
+      </w:r>
+      <w:proofErr w:type="spellEnd"/>
+      <w:r>
+        <w:rPr>
+          <w:b/>
+          <w:bCs/>
+          <w:sz w:val="18"/>
+          <w:szCs w:val="18"/>
+          <w:lang w:val="en-IN"/>
+        </w:rPr>
+        <w:t>, Tailwind CSS</w:t>
       </w:r>
     </w:p>
     <w:p>
       <w:pPr>
-        <w:pStyle w:val="BodyText"/>
-        <w:spacing w:line="177" w:lineRule="exact"/>
-      </w:pPr>
-      <w:hyperlink r:id="rId8">
+        <w:pStyle w:val="ListParagraph"/>
+        <w:numPr>
+          <w:ilvl w:val="0"/>
+          <w:numId w:val="8"/>
+        </w:numPr>
+        <w:spacing w:line="236" w:lineRule="exact"/>
+        <w:rPr>
+          <w:b/>
+          <w:bCs/>
+          <w:sz w:val="18"/>
+          <w:szCs w:val="18"/>
+          <w:lang w:val="en-IN"/>
+        </w:rPr>
+      </w:pPr>
+      <w:r>
+        <w:rPr>
+          <w:b/>
+          <w:bCs/>
+          <w:sz w:val="18"/>
+          <w:szCs w:val="18"/>
+          <w:lang w:val="en-IN"/>
+        </w:rPr>
+        <w:t xml:space="preserve">GitHub: </w:t>
+      </w:r>
+      <w:hyperlink r:id="rId10" w:history="1">
         <w:r>
           <w:rPr>
-            <w:color w:val="0562C1"/>
-            <w:spacing w:val="-2"/>
-            <w:u w:val="single" w:color="0562C1"/>
+            <w:rStyle w:val="Hyperlink"/>
+            <w:b/>
+            <w:bCs/>
+            <w:sz w:val="18"/>
+            <w:szCs w:val="18"/>
+            <w:lang w:val="en-IN"/>
           </w:rPr>
           <w:t>https://github.com/Gauravguddeti/SmartJeb</w:t>
         </w:r>
@@ -3089,45 +2159,36 @@
         <w:pStyle w:val="ListParagraph"/>
         <w:numPr>
           <w:ilvl w:val="0"/>
-          <w:numId w:val="2"/>
+          <w:numId w:val="8"/>
         </w:numPr>
-        <w:tabs>
-          <w:tab w:val="left" w:pos="878"/>
-        </w:tabs>
-        <w:spacing w:line="243" w:lineRule="exact"/>
-        <w:ind w:left="878"/>
-        <w:rPr>
-          <w:rFonts w:ascii="Segoe UI Symbol" w:hAnsi="Segoe UI Symbol"/>
-          <w:sz w:val="20"/>
-        </w:rPr>
-      </w:pPr>
-      <w:r>
-        <w:rPr>
-          <w:b/>
-          <w:sz w:val="18"/>
-        </w:rPr>
-        <w:t>Demo</w:t>
-      </w:r>
-      <w:r>
-        <w:rPr>
-          <w:sz w:val="18"/>
-        </w:rPr>
-        <w:t>:</w:t>
-      </w:r>
-      <w:r>
-        <w:rPr>
-          <w:spacing w:val="-3"/>
-          <w:sz w:val="18"/>
-        </w:rPr>
-        <w:t xml:space="preserve"> </w:t>
-      </w:r>
-      <w:hyperlink r:id="rId9">
+        <w:spacing w:line="236" w:lineRule="exact"/>
+        <w:rPr>
+          <w:b/>
+          <w:bCs/>
+          <w:sz w:val="18"/>
+          <w:szCs w:val="18"/>
+          <w:lang w:val="en-IN"/>
+        </w:rPr>
+      </w:pPr>
+      <w:r>
+        <w:rPr>
+          <w:b/>
+          <w:bCs/>
+          <w:sz w:val="18"/>
+          <w:szCs w:val="18"/>
+          <w:lang w:val="en-IN"/>
+        </w:rPr>
+        <w:t xml:space="preserve">Demo: </w:t>
+      </w:r>
+      <w:hyperlink r:id="rId11" w:history="1">
         <w:r>
           <w:rPr>
-            <w:color w:val="0562C1"/>
-            <w:spacing w:val="-2"/>
+            <w:rStyle w:val="Hyperlink"/>
+            <w:b/>
+            <w:bCs/>
             <w:sz w:val="18"/>
-            <w:u w:val="single" w:color="0562C1"/>
+            <w:szCs w:val="18"/>
+            <w:lang w:val="en-IN"/>
           </w:rPr>
           <w:t>https://smartjeb.vercel.app</w:t>
         </w:r>
@@ -3135,180 +2196,66 @@
     </w:p>
     <w:p>
       <w:pPr>
-        <w:pStyle w:val="BodyText"/>
-        <w:spacing w:before="61"/>
-        <w:ind w:left="0"/>
-      </w:pPr>
-    </w:p>
-    <w:p>
-      <w:pPr>
-        <w:pStyle w:val="Heading2"/>
-      </w:pPr>
-      <w:r>
-        <w:t>Crop</w:t>
-      </w:r>
-      <w:r>
-        <w:rPr>
-          <w:spacing w:val="-4"/>
-        </w:rPr>
-        <w:t xml:space="preserve"> </w:t>
-      </w:r>
-      <w:r>
-        <w:t>Disease</w:t>
-      </w:r>
-      <w:r>
-        <w:rPr>
-          <w:spacing w:val="-3"/>
-        </w:rPr>
-        <w:t xml:space="preserve"> </w:t>
-      </w:r>
-      <w:r>
-        <w:t>Analyzer</w:t>
-      </w:r>
-      <w:r>
-        <w:rPr>
-          <w:spacing w:val="-3"/>
-        </w:rPr>
-        <w:t xml:space="preserve"> </w:t>
-      </w:r>
-      <w:r>
-        <w:t>–</w:t>
-      </w:r>
-      <w:r>
-        <w:rPr>
-          <w:spacing w:val="-3"/>
-        </w:rPr>
-        <w:t xml:space="preserve"> </w:t>
-      </w:r>
-      <w:r>
-        <w:t>AI</w:t>
-      </w:r>
-      <w:r>
-        <w:rPr>
-          <w:spacing w:val="-3"/>
-        </w:rPr>
-        <w:t xml:space="preserve"> </w:t>
-      </w:r>
-      <w:r>
-        <w:t>for</w:t>
-      </w:r>
-      <w:r>
-        <w:rPr>
-          <w:spacing w:val="-3"/>
-        </w:rPr>
-        <w:t xml:space="preserve"> </w:t>
-      </w:r>
-      <w:r>
-        <w:rPr>
-          <w:spacing w:val="-2"/>
-        </w:rPr>
-        <w:t>Agriculture</w:t>
-      </w:r>
-    </w:p>
-    <w:p>
-      <w:pPr>
-        <w:pStyle w:val="BodyText"/>
-        <w:spacing w:before="39"/>
-        <w:ind w:left="0"/>
-        <w:rPr>
-          <w:b/>
-        </w:rPr>
-      </w:pPr>
+        <w:pStyle w:val="ListParagraph"/>
+        <w:spacing w:line="236" w:lineRule="exact"/>
+        <w:rPr>
+          <w:b/>
+          <w:bCs/>
+          <w:sz w:val="18"/>
+          <w:szCs w:val="18"/>
+          <w:lang w:val="en-IN"/>
+        </w:rPr>
+      </w:pPr>
+      <w:r>
+        <w:rPr>
+          <w:b/>
+          <w:bCs/>
+          <w:sz w:val="18"/>
+          <w:szCs w:val="18"/>
+          <w:lang w:val="en-IN"/>
+        </w:rPr>
+        <w:pict w14:anchorId="12C259EA">
+          <v:rect id="_x0000_i1286" style="width:0;height:1.5pt" o:hralign="center" o:hrstd="t" o:hr="t" fillcolor="#a0a0a0" stroked="f"/>
+        </w:pict>
+      </w:r>
     </w:p>
     <w:p>
       <w:pPr>
         <w:pStyle w:val="ListParagraph"/>
         <w:numPr>
           <w:ilvl w:val="0"/>
-          <w:numId w:val="2"/>
+          <w:numId w:val="12"/>
         </w:numPr>
-        <w:tabs>
-          <w:tab w:val="left" w:pos="878"/>
-        </w:tabs>
-        <w:spacing w:line="225" w:lineRule="auto"/>
-        <w:ind w:left="878" w:right="756"/>
-        <w:rPr>
-          <w:rFonts w:ascii="Segoe UI Symbol" w:hAnsi="Segoe UI Symbol"/>
-          <w:sz w:val="20"/>
-        </w:rPr>
-      </w:pPr>
-      <w:r>
-        <w:rPr>
-          <w:sz w:val="18"/>
-        </w:rPr>
-        <w:t>Detects</w:t>
-      </w:r>
-      <w:r>
-        <w:rPr>
-          <w:spacing w:val="-8"/>
-          <w:sz w:val="18"/>
-        </w:rPr>
-        <w:t xml:space="preserve"> </w:t>
-      </w:r>
-      <w:r>
-        <w:rPr>
-          <w:sz w:val="18"/>
-        </w:rPr>
-        <w:t>crop</w:t>
-      </w:r>
-      <w:r>
-        <w:rPr>
-          <w:spacing w:val="-8"/>
-          <w:sz w:val="18"/>
-        </w:rPr>
-        <w:t xml:space="preserve"> </w:t>
-      </w:r>
-      <w:r>
-        <w:rPr>
-          <w:sz w:val="18"/>
-        </w:rPr>
-        <w:t>diseases</w:t>
-      </w:r>
-      <w:r>
-        <w:rPr>
-          <w:spacing w:val="-8"/>
-          <w:sz w:val="18"/>
-        </w:rPr>
-        <w:t xml:space="preserve"> </w:t>
-      </w:r>
-      <w:r>
-        <w:rPr>
-          <w:sz w:val="18"/>
-        </w:rPr>
-        <w:t>using</w:t>
-      </w:r>
-      <w:r>
-        <w:rPr>
-          <w:spacing w:val="-8"/>
-          <w:sz w:val="18"/>
-        </w:rPr>
-        <w:t xml:space="preserve"> </w:t>
-      </w:r>
-      <w:r>
-        <w:rPr>
-          <w:sz w:val="18"/>
-        </w:rPr>
-        <w:t>AI-based</w:t>
-      </w:r>
-      <w:r>
-        <w:rPr>
-          <w:spacing w:val="-8"/>
-          <w:sz w:val="18"/>
-        </w:rPr>
-        <w:t xml:space="preserve"> </w:t>
-      </w:r>
-      <w:r>
-        <w:rPr>
-          <w:sz w:val="18"/>
-        </w:rPr>
-        <w:t xml:space="preserve">image </w:t>
-      </w:r>
-      <w:r>
-        <w:rPr>
-          <w:spacing w:val="-2"/>
-          <w:sz w:val="18"/>
-        </w:rPr>
-        <w:t>analysis.</w:t>
+        <w:spacing w:line="236" w:lineRule="exact"/>
+        <w:rPr>
+          <w:b/>
+          <w:bCs/>
+          <w:sz w:val="18"/>
+          <w:szCs w:val="18"/>
+          <w:lang w:val="en-IN"/>
+        </w:rPr>
+      </w:pPr>
+      <w:proofErr w:type="spellStart"/>
+      <w:r>
+        <w:rPr>
+          <w:b/>
+          <w:bCs/>
+          <w:sz w:val="18"/>
+          <w:szCs w:val="18"/>
+          <w:lang w:val="en-IN"/>
+        </w:rPr>
+        <w:t>ASLVision</w:t>
+      </w:r>
+      <w:proofErr w:type="spellEnd"/>
+      <w:r>
+        <w:rPr>
+          <w:b/>
+          <w:bCs/>
+          <w:sz w:val="18"/>
+          <w:szCs w:val="18"/>
+          <w:lang w:val="en-IN"/>
+        </w:rPr>
+        <w:t xml:space="preserve"> – Real-Time Sign Language Recognition</w:t>
       </w:r>
     </w:p>
     <w:p>
@@ -3316,361 +2263,223 @@
         <w:pStyle w:val="ListParagraph"/>
         <w:numPr>
           <w:ilvl w:val="0"/>
-          <w:numId w:val="2"/>
+          <w:numId w:val="9"/>
         </w:numPr>
-        <w:tabs>
-          <w:tab w:val="left" w:pos="878"/>
-        </w:tabs>
-        <w:spacing w:line="193" w:lineRule="exact"/>
-        <w:ind w:left="878"/>
-        <w:rPr>
-          <w:rFonts w:ascii="Segoe UI Symbol" w:hAnsi="Segoe UI Symbol"/>
-          <w:sz w:val="20"/>
-        </w:rPr>
-      </w:pPr>
-      <w:r>
-        <w:rPr>
-          <w:sz w:val="18"/>
-        </w:rPr>
-        <w:t>Tech</w:t>
-      </w:r>
-      <w:r>
-        <w:rPr>
-          <w:spacing w:val="-7"/>
-          <w:sz w:val="18"/>
-        </w:rPr>
-        <w:t xml:space="preserve"> </w:t>
-      </w:r>
-      <w:r>
-        <w:rPr>
-          <w:sz w:val="18"/>
-        </w:rPr>
-        <w:t>Stack:</w:t>
-      </w:r>
-      <w:r>
-        <w:rPr>
-          <w:spacing w:val="-4"/>
-          <w:sz w:val="18"/>
-        </w:rPr>
-        <w:t xml:space="preserve"> </w:t>
-      </w:r>
-      <w:r>
-        <w:rPr>
-          <w:sz w:val="18"/>
-        </w:rPr>
-        <w:t>React.js,</w:t>
-      </w:r>
-      <w:r>
-        <w:rPr>
-          <w:spacing w:val="-4"/>
-          <w:sz w:val="18"/>
-        </w:rPr>
-        <w:t xml:space="preserve"> </w:t>
-      </w:r>
-      <w:r>
-        <w:rPr>
-          <w:sz w:val="18"/>
-        </w:rPr>
-        <w:t>Material</w:t>
-      </w:r>
-      <w:r>
-        <w:rPr>
-          <w:spacing w:val="-5"/>
-          <w:sz w:val="18"/>
-        </w:rPr>
-        <w:t xml:space="preserve"> </w:t>
-      </w:r>
-      <w:r>
-        <w:rPr>
-          <w:sz w:val="18"/>
-        </w:rPr>
-        <w:t>UI,</w:t>
-      </w:r>
-      <w:r>
-        <w:rPr>
-          <w:spacing w:val="-4"/>
-          <w:sz w:val="18"/>
-        </w:rPr>
-        <w:t xml:space="preserve"> </w:t>
-      </w:r>
-      <w:r>
-        <w:rPr>
-          <w:sz w:val="18"/>
-        </w:rPr>
-        <w:t>AI</w:t>
-      </w:r>
-      <w:r>
-        <w:rPr>
-          <w:spacing w:val="-4"/>
-          <w:sz w:val="18"/>
-        </w:rPr>
-        <w:t xml:space="preserve"> </w:t>
-      </w:r>
-      <w:r>
-        <w:rPr>
-          <w:spacing w:val="-2"/>
-          <w:sz w:val="18"/>
-        </w:rPr>
-        <w:t>models</w:t>
-      </w:r>
-    </w:p>
-    <w:p>
-      <w:pPr>
-        <w:pStyle w:val="Heading2"/>
-        <w:numPr>
-          <w:ilvl w:val="0"/>
-          <w:numId w:val="2"/>
-        </w:numPr>
-        <w:tabs>
-          <w:tab w:val="left" w:pos="878"/>
-        </w:tabs>
-        <w:spacing w:line="230" w:lineRule="exact"/>
-        <w:ind w:left="878"/>
-        <w:rPr>
-          <w:rFonts w:ascii="Segoe UI Symbol" w:hAnsi="Segoe UI Symbol"/>
-          <w:b w:val="0"/>
-          <w:sz w:val="20"/>
-        </w:rPr>
-      </w:pPr>
-      <w:r>
-        <w:rPr>
-          <w:spacing w:val="-2"/>
-        </w:rPr>
-        <w:t>GitHub:</w:t>
-      </w:r>
-    </w:p>
-    <w:p>
-      <w:pPr>
-        <w:pStyle w:val="BodyText"/>
-        <w:ind w:right="30"/>
-      </w:pPr>
-      <w:hyperlink r:id="rId10">
-        <w:r>
-          <w:rPr>
-            <w:color w:val="0562C1"/>
-            <w:spacing w:val="-2"/>
-            <w:u w:val="single" w:color="0562C1"/>
-          </w:rPr>
-          <w:t>https://github.com/Gauravguddeti/CropDiseaseDete</w:t>
-        </w:r>
-      </w:hyperlink>
-      <w:r>
-        <w:rPr>
-          <w:color w:val="0562C1"/>
-          <w:spacing w:val="-2"/>
-        </w:rPr>
-        <w:t xml:space="preserve"> </w:t>
-      </w:r>
-      <w:hyperlink r:id="rId11">
-        <w:proofErr w:type="spellStart"/>
-        <w:r>
-          <w:rPr>
-            <w:color w:val="0562C1"/>
-            <w:spacing w:val="-4"/>
-            <w:u w:val="single" w:color="0562C1"/>
-          </w:rPr>
-          <w:t>ctor</w:t>
-        </w:r>
-        <w:proofErr w:type="spellEnd"/>
-      </w:hyperlink>
+        <w:spacing w:line="236" w:lineRule="exact"/>
+        <w:rPr>
+          <w:b/>
+          <w:bCs/>
+          <w:sz w:val="18"/>
+          <w:szCs w:val="18"/>
+          <w:lang w:val="en-IN"/>
+        </w:rPr>
+      </w:pPr>
+      <w:r>
+        <w:rPr>
+          <w:b/>
+          <w:bCs/>
+          <w:sz w:val="18"/>
+          <w:szCs w:val="18"/>
+          <w:lang w:val="en-IN"/>
+        </w:rPr>
+        <w:t xml:space="preserve">Real-time ASL fingerspelling recognition system achieving 99.97% accuracy using a custom CNN with </w:t>
+      </w:r>
+      <w:proofErr w:type="spellStart"/>
+      <w:r>
+        <w:rPr>
+          <w:b/>
+          <w:bCs/>
+          <w:sz w:val="18"/>
+          <w:szCs w:val="18"/>
+          <w:lang w:val="en-IN"/>
+        </w:rPr>
+        <w:t>MediaPipe</w:t>
+      </w:r>
+      <w:proofErr w:type="spellEnd"/>
+      <w:r>
+        <w:rPr>
+          <w:b/>
+          <w:bCs/>
+          <w:sz w:val="18"/>
+          <w:szCs w:val="18"/>
+          <w:lang w:val="en-IN"/>
+        </w:rPr>
+        <w:t xml:space="preserve"> hand detection and prediction smoothing</w:t>
+      </w:r>
     </w:p>
     <w:p>
       <w:pPr>
         <w:pStyle w:val="ListParagraph"/>
         <w:numPr>
           <w:ilvl w:val="0"/>
-          <w:numId w:val="2"/>
+          <w:numId w:val="9"/>
         </w:numPr>
-        <w:tabs>
-          <w:tab w:val="left" w:pos="878"/>
-        </w:tabs>
-        <w:spacing w:line="219" w:lineRule="exact"/>
-        <w:ind w:left="878"/>
-        <w:rPr>
-          <w:rFonts w:ascii="Segoe UI Symbol" w:hAnsi="Segoe UI Symbol"/>
-          <w:sz w:val="20"/>
-        </w:rPr>
-      </w:pPr>
-      <w:r>
-        <w:rPr>
-          <w:b/>
-          <w:sz w:val="18"/>
-        </w:rPr>
-        <w:t>Demo</w:t>
-      </w:r>
-      <w:r>
-        <w:rPr>
-          <w:sz w:val="18"/>
-        </w:rPr>
-        <w:t>:</w:t>
-      </w:r>
-      <w:r>
-        <w:rPr>
-          <w:spacing w:val="-3"/>
-          <w:sz w:val="18"/>
-        </w:rPr>
-        <w:t xml:space="preserve"> </w:t>
-      </w:r>
-      <w:hyperlink r:id="rId12">
+        <w:spacing w:line="236" w:lineRule="exact"/>
+        <w:rPr>
+          <w:b/>
+          <w:bCs/>
+          <w:sz w:val="18"/>
+          <w:szCs w:val="18"/>
+          <w:lang w:val="en-IN"/>
+        </w:rPr>
+      </w:pPr>
+      <w:r>
+        <w:rPr>
+          <w:b/>
+          <w:bCs/>
+          <w:sz w:val="18"/>
+          <w:szCs w:val="18"/>
+          <w:lang w:val="en-IN"/>
+        </w:rPr>
+        <w:t xml:space="preserve">Tech Stack: Python, </w:t>
+      </w:r>
+      <w:proofErr w:type="spellStart"/>
+      <w:r>
+        <w:rPr>
+          <w:b/>
+          <w:bCs/>
+          <w:sz w:val="18"/>
+          <w:szCs w:val="18"/>
+          <w:lang w:val="en-IN"/>
+        </w:rPr>
+        <w:t>PyTorch</w:t>
+      </w:r>
+      <w:proofErr w:type="spellEnd"/>
+      <w:r>
+        <w:rPr>
+          <w:b/>
+          <w:bCs/>
+          <w:sz w:val="18"/>
+          <w:szCs w:val="18"/>
+          <w:lang w:val="en-IN"/>
+        </w:rPr>
+        <w:t xml:space="preserve">, OpenCV, </w:t>
+      </w:r>
+      <w:proofErr w:type="spellStart"/>
+      <w:r>
+        <w:rPr>
+          <w:b/>
+          <w:bCs/>
+          <w:sz w:val="18"/>
+          <w:szCs w:val="18"/>
+          <w:lang w:val="en-IN"/>
+        </w:rPr>
+        <w:t>MediaPipe</w:t>
+      </w:r>
+      <w:proofErr w:type="spellEnd"/>
+      <w:r>
+        <w:rPr>
+          <w:b/>
+          <w:bCs/>
+          <w:sz w:val="18"/>
+          <w:szCs w:val="18"/>
+          <w:lang w:val="en-IN"/>
+        </w:rPr>
+        <w:t xml:space="preserve">, TensorFlow, </w:t>
+      </w:r>
+      <w:proofErr w:type="spellStart"/>
+      <w:r>
+        <w:rPr>
+          <w:b/>
+          <w:bCs/>
+          <w:sz w:val="18"/>
+          <w:szCs w:val="18"/>
+          <w:lang w:val="en-IN"/>
+        </w:rPr>
+        <w:t>tkinter</w:t>
+      </w:r>
+      <w:proofErr w:type="spellEnd"/>
+    </w:p>
+    <w:p>
+      <w:pPr>
+        <w:pStyle w:val="ListParagraph"/>
+        <w:numPr>
+          <w:ilvl w:val="0"/>
+          <w:numId w:val="9"/>
+        </w:numPr>
+        <w:spacing w:line="236" w:lineRule="exact"/>
+        <w:rPr>
+          <w:b/>
+          <w:bCs/>
+          <w:sz w:val="18"/>
+          <w:szCs w:val="18"/>
+          <w:lang w:val="en-IN"/>
+        </w:rPr>
+      </w:pPr>
+      <w:r>
+        <w:rPr>
+          <w:b/>
+          <w:bCs/>
+          <w:sz w:val="18"/>
+          <w:szCs w:val="18"/>
+          <w:lang w:val="en-IN"/>
+        </w:rPr>
+        <w:t xml:space="preserve">GitHub: </w:t>
+      </w:r>
+      <w:hyperlink r:id="rId12" w:history="1">
         <w:r>
           <w:rPr>
-            <w:color w:val="0562C1"/>
-            <w:spacing w:val="-2"/>
+            <w:rStyle w:val="Hyperlink"/>
+            <w:b/>
+            <w:bCs/>
             <w:sz w:val="18"/>
-            <w:u w:val="single" w:color="0562C1"/>
+            <w:szCs w:val="18"/>
+            <w:lang w:val="en-IN"/>
           </w:rPr>
-          <w:t>https://cropdiseaseanalyzer.vercel.app</w:t>
+          <w:t>https://github.com/Gauravguddeti/ASLVision</w:t>
         </w:r>
       </w:hyperlink>
     </w:p>
     <w:p>
       <w:pPr>
-        <w:pStyle w:val="BodyText"/>
-        <w:spacing w:before="54"/>
-        <w:ind w:left="0"/>
-      </w:pPr>
-    </w:p>
-    <w:p>
-      <w:pPr>
-        <w:pStyle w:val="Heading2"/>
-        <w:spacing w:before="1"/>
-      </w:pPr>
-      <w:proofErr w:type="spellStart"/>
-      <w:r>
-        <w:t>Deblurryfy</w:t>
-      </w:r>
-      <w:proofErr w:type="spellEnd"/>
-      <w:r>
-        <w:rPr>
-          <w:spacing w:val="-6"/>
-        </w:rPr>
-        <w:t xml:space="preserve"> </w:t>
-      </w:r>
-      <w:r>
-        <w:t>–</w:t>
-      </w:r>
-      <w:r>
-        <w:rPr>
-          <w:spacing w:val="-5"/>
-        </w:rPr>
-        <w:t xml:space="preserve"> </w:t>
-      </w:r>
-      <w:r>
-        <w:t>Image</w:t>
-      </w:r>
-      <w:r>
-        <w:rPr>
-          <w:spacing w:val="-6"/>
-        </w:rPr>
-        <w:t xml:space="preserve"> </w:t>
-      </w:r>
-      <w:r>
-        <w:t>Deblurring</w:t>
-      </w:r>
-      <w:r>
-        <w:rPr>
-          <w:spacing w:val="-5"/>
-        </w:rPr>
-        <w:t xml:space="preserve"> </w:t>
-      </w:r>
-      <w:r>
-        <w:rPr>
-          <w:spacing w:val="-4"/>
-        </w:rPr>
-        <w:t>Tool</w:t>
-      </w:r>
-    </w:p>
-    <w:p>
-      <w:pPr>
-        <w:pStyle w:val="BodyText"/>
-        <w:spacing w:before="38"/>
-        <w:ind w:left="0"/>
-        <w:rPr>
-          <w:b/>
-        </w:rPr>
-      </w:pPr>
+        <w:pStyle w:val="ListParagraph"/>
+        <w:spacing w:line="236" w:lineRule="exact"/>
+        <w:rPr>
+          <w:b/>
+          <w:bCs/>
+          <w:sz w:val="18"/>
+          <w:szCs w:val="18"/>
+          <w:lang w:val="en-IN"/>
+        </w:rPr>
+      </w:pPr>
+      <w:r>
+        <w:rPr>
+          <w:b/>
+          <w:bCs/>
+          <w:sz w:val="18"/>
+          <w:szCs w:val="18"/>
+          <w:lang w:val="en-IN"/>
+        </w:rPr>
+        <w:pict w14:anchorId="450018CF">
+          <v:rect id="_x0000_i1287" style="width:0;height:1.5pt" o:hralign="center" o:hrstd="t" o:hr="t" fillcolor="#a0a0a0" stroked="f"/>
+        </w:pict>
+      </w:r>
     </w:p>
     <w:p>
       <w:pPr>
         <w:pStyle w:val="ListParagraph"/>
         <w:numPr>
           <w:ilvl w:val="0"/>
-          <w:numId w:val="2"/>
+          <w:numId w:val="12"/>
         </w:numPr>
-        <w:tabs>
-          <w:tab w:val="left" w:pos="878"/>
-        </w:tabs>
-        <w:spacing w:before="1" w:line="225" w:lineRule="auto"/>
-        <w:ind w:left="878" w:right="476"/>
-        <w:rPr>
-          <w:rFonts w:ascii="Segoe UI Symbol" w:hAnsi="Segoe UI Symbol"/>
-          <w:sz w:val="20"/>
-        </w:rPr>
-      </w:pPr>
-      <w:r>
-        <w:rPr>
-          <w:sz w:val="18"/>
-        </w:rPr>
-        <w:t>Restores</w:t>
-      </w:r>
-      <w:r>
-        <w:rPr>
-          <w:spacing w:val="-10"/>
-          <w:sz w:val="18"/>
-        </w:rPr>
-        <w:t xml:space="preserve"> </w:t>
-      </w:r>
-      <w:r>
-        <w:rPr>
-          <w:sz w:val="18"/>
-        </w:rPr>
-        <w:t>blurred</w:t>
-      </w:r>
-      <w:r>
-        <w:rPr>
-          <w:spacing w:val="-10"/>
-          <w:sz w:val="18"/>
-        </w:rPr>
-        <w:t xml:space="preserve"> </w:t>
-      </w:r>
-      <w:r>
-        <w:rPr>
-          <w:sz w:val="18"/>
-        </w:rPr>
-        <w:t>images</w:t>
-      </w:r>
-      <w:r>
-        <w:rPr>
-          <w:spacing w:val="-10"/>
-          <w:sz w:val="18"/>
-        </w:rPr>
-        <w:t xml:space="preserve"> </w:t>
-      </w:r>
-      <w:r>
-        <w:rPr>
-          <w:sz w:val="18"/>
-        </w:rPr>
-        <w:t>using</w:t>
-      </w:r>
-      <w:r>
-        <w:rPr>
-          <w:spacing w:val="-10"/>
-          <w:sz w:val="18"/>
-        </w:rPr>
-        <w:t xml:space="preserve"> </w:t>
-      </w:r>
-      <w:r>
-        <w:rPr>
-          <w:sz w:val="18"/>
-        </w:rPr>
-        <w:t xml:space="preserve">Richardson-Lucy </w:t>
-      </w:r>
-      <w:r>
-        <w:rPr>
-          <w:spacing w:val="-2"/>
-          <w:sz w:val="18"/>
-        </w:rPr>
-        <w:t>Deconvolution.</w:t>
+        <w:spacing w:line="236" w:lineRule="exact"/>
+        <w:rPr>
+          <w:b/>
+          <w:bCs/>
+          <w:sz w:val="18"/>
+          <w:szCs w:val="18"/>
+          <w:lang w:val="en-IN"/>
+        </w:rPr>
+      </w:pPr>
+      <w:r>
+        <w:rPr>
+          <w:b/>
+          <w:bCs/>
+          <w:sz w:val="18"/>
+          <w:szCs w:val="18"/>
+          <w:lang w:val="en-IN"/>
+        </w:rPr>
+        <w:t>Echo – AI Agent with Memory</w:t>
       </w:r>
     </w:p>
     <w:p>
@@ -3678,271 +2487,245 @@
         <w:pStyle w:val="ListParagraph"/>
         <w:numPr>
           <w:ilvl w:val="0"/>
-          <w:numId w:val="2"/>
+          <w:numId w:val="10"/>
         </w:numPr>
-        <w:tabs>
-          <w:tab w:val="left" w:pos="878"/>
-        </w:tabs>
-        <w:spacing w:line="193" w:lineRule="exact"/>
-        <w:ind w:left="878"/>
-        <w:rPr>
-          <w:rFonts w:ascii="Segoe UI Symbol" w:hAnsi="Segoe UI Symbol"/>
-          <w:sz w:val="20"/>
-        </w:rPr>
-      </w:pPr>
-      <w:r>
-        <w:rPr>
-          <w:sz w:val="18"/>
-        </w:rPr>
-        <w:t>Tech</w:t>
-      </w:r>
-      <w:r>
-        <w:rPr>
-          <w:spacing w:val="-5"/>
-          <w:sz w:val="18"/>
-        </w:rPr>
-        <w:t xml:space="preserve"> </w:t>
-      </w:r>
-      <w:r>
-        <w:rPr>
-          <w:sz w:val="18"/>
-        </w:rPr>
-        <w:t>Stack:</w:t>
-      </w:r>
-      <w:r>
-        <w:rPr>
-          <w:spacing w:val="-5"/>
-          <w:sz w:val="18"/>
-        </w:rPr>
-        <w:t xml:space="preserve"> </w:t>
-      </w:r>
-      <w:r>
-        <w:rPr>
-          <w:sz w:val="18"/>
-        </w:rPr>
-        <w:t>Python,</w:t>
-      </w:r>
-      <w:r>
-        <w:rPr>
-          <w:spacing w:val="-5"/>
-          <w:sz w:val="18"/>
-        </w:rPr>
-        <w:t xml:space="preserve"> </w:t>
-      </w:r>
-      <w:r>
-        <w:rPr>
-          <w:sz w:val="18"/>
-        </w:rPr>
-        <w:t>OpenCV,</w:t>
-      </w:r>
-      <w:r>
-        <w:rPr>
-          <w:spacing w:val="-5"/>
-          <w:sz w:val="18"/>
-        </w:rPr>
-        <w:t xml:space="preserve"> </w:t>
-      </w:r>
-      <w:proofErr w:type="spellStart"/>
-      <w:r>
-        <w:rPr>
-          <w:spacing w:val="-2"/>
-          <w:sz w:val="18"/>
-        </w:rPr>
-        <w:t>Streamlit</w:t>
-      </w:r>
-      <w:proofErr w:type="spellEnd"/>
+        <w:spacing w:line="236" w:lineRule="exact"/>
+        <w:rPr>
+          <w:b/>
+          <w:bCs/>
+          <w:sz w:val="18"/>
+          <w:szCs w:val="18"/>
+          <w:lang w:val="en-IN"/>
+        </w:rPr>
+      </w:pPr>
+      <w:r>
+        <w:rPr>
+          <w:b/>
+          <w:bCs/>
+          <w:sz w:val="18"/>
+          <w:szCs w:val="18"/>
+          <w:lang w:val="en-IN"/>
+        </w:rPr>
+        <w:t>Local AI assistant with persistent long-term memory using a custom RAG engine — remembers your preferences, facts, and habits across sessions</w:t>
+      </w:r>
     </w:p>
     <w:p>
       <w:pPr>
-        <w:pStyle w:val="Heading2"/>
+        <w:pStyle w:val="ListParagraph"/>
         <w:numPr>
           <w:ilvl w:val="0"/>
-          <w:numId w:val="2"/>
+          <w:numId w:val="10"/>
         </w:numPr>
-        <w:tabs>
-          <w:tab w:val="left" w:pos="878"/>
-        </w:tabs>
-        <w:spacing w:line="230" w:lineRule="exact"/>
-        <w:ind w:left="878"/>
-        <w:rPr>
-          <w:rFonts w:ascii="Segoe UI Symbol" w:hAnsi="Segoe UI Symbol"/>
-          <w:b w:val="0"/>
-          <w:sz w:val="20"/>
-        </w:rPr>
-      </w:pPr>
-      <w:r>
-        <w:rPr>
-          <w:spacing w:val="-2"/>
-        </w:rPr>
-        <w:t>GitHub</w:t>
-      </w:r>
-      <w:r>
-        <w:rPr>
-          <w:b w:val="0"/>
-          <w:spacing w:val="-2"/>
-        </w:rPr>
-        <w:t>:</w:t>
+        <w:spacing w:line="236" w:lineRule="exact"/>
+        <w:rPr>
+          <w:b/>
+          <w:bCs/>
+          <w:sz w:val="18"/>
+          <w:szCs w:val="18"/>
+          <w:lang w:val="en-IN"/>
+        </w:rPr>
+      </w:pPr>
+      <w:r>
+        <w:rPr>
+          <w:b/>
+          <w:bCs/>
+          <w:sz w:val="18"/>
+          <w:szCs w:val="18"/>
+          <w:lang w:val="en-IN"/>
+        </w:rPr>
+        <w:t xml:space="preserve">Tech Stack: Python, </w:t>
+      </w:r>
+      <w:proofErr w:type="spellStart"/>
+      <w:r>
+        <w:rPr>
+          <w:b/>
+          <w:bCs/>
+          <w:sz w:val="18"/>
+          <w:szCs w:val="18"/>
+          <w:lang w:val="en-IN"/>
+        </w:rPr>
+        <w:t>FastAPI</w:t>
+      </w:r>
+      <w:proofErr w:type="spellEnd"/>
+      <w:r>
+        <w:rPr>
+          <w:b/>
+          <w:bCs/>
+          <w:sz w:val="18"/>
+          <w:szCs w:val="18"/>
+          <w:lang w:val="en-IN"/>
+        </w:rPr>
+        <w:t xml:space="preserve">, </w:t>
+      </w:r>
+      <w:proofErr w:type="spellStart"/>
+      <w:r>
+        <w:rPr>
+          <w:b/>
+          <w:bCs/>
+          <w:sz w:val="18"/>
+          <w:szCs w:val="18"/>
+          <w:lang w:val="en-IN"/>
+        </w:rPr>
+        <w:t>Groq</w:t>
+      </w:r>
+      <w:proofErr w:type="spellEnd"/>
+      <w:r>
+        <w:rPr>
+          <w:b/>
+          <w:bCs/>
+          <w:sz w:val="18"/>
+          <w:szCs w:val="18"/>
+          <w:lang w:val="en-IN"/>
+        </w:rPr>
+        <w:t xml:space="preserve"> API, </w:t>
+      </w:r>
+      <w:proofErr w:type="spellStart"/>
+      <w:r>
+        <w:rPr>
+          <w:b/>
+          <w:bCs/>
+          <w:sz w:val="18"/>
+          <w:szCs w:val="18"/>
+          <w:lang w:val="en-IN"/>
+        </w:rPr>
+        <w:t>Ollama</w:t>
+      </w:r>
+      <w:proofErr w:type="spellEnd"/>
+      <w:r>
+        <w:rPr>
+          <w:b/>
+          <w:bCs/>
+          <w:sz w:val="18"/>
+          <w:szCs w:val="18"/>
+          <w:lang w:val="en-IN"/>
+        </w:rPr>
+        <w:t xml:space="preserve">, sentence-transformers, </w:t>
+      </w:r>
+      <w:proofErr w:type="spellStart"/>
+      <w:r>
+        <w:rPr>
+          <w:b/>
+          <w:bCs/>
+          <w:sz w:val="18"/>
+          <w:szCs w:val="18"/>
+          <w:lang w:val="en-IN"/>
+        </w:rPr>
+        <w:t>TinyBERT</w:t>
+      </w:r>
+      <w:proofErr w:type="spellEnd"/>
+      <w:r>
+        <w:rPr>
+          <w:b/>
+          <w:bCs/>
+          <w:sz w:val="18"/>
+          <w:szCs w:val="18"/>
+          <w:lang w:val="en-IN"/>
+        </w:rPr>
+        <w:t>, Vanilla JS</w:t>
       </w:r>
     </w:p>
     <w:p>
       <w:pPr>
-        <w:pStyle w:val="BodyText"/>
-        <w:spacing w:line="201" w:lineRule="exact"/>
-      </w:pPr>
-      <w:hyperlink r:id="rId13">
+        <w:pStyle w:val="ListParagraph"/>
+        <w:numPr>
+          <w:ilvl w:val="0"/>
+          <w:numId w:val="10"/>
+        </w:numPr>
+        <w:spacing w:line="236" w:lineRule="exact"/>
+        <w:rPr>
+          <w:b/>
+          <w:bCs/>
+          <w:sz w:val="18"/>
+          <w:szCs w:val="18"/>
+          <w:lang w:val="en-IN"/>
+        </w:rPr>
+      </w:pPr>
+      <w:r>
+        <w:rPr>
+          <w:b/>
+          <w:bCs/>
+          <w:sz w:val="18"/>
+          <w:szCs w:val="18"/>
+          <w:lang w:val="en-IN"/>
+        </w:rPr>
+        <w:t xml:space="preserve">GitHub: </w:t>
+      </w:r>
+      <w:hyperlink r:id="rId13" w:history="1">
         <w:r>
           <w:rPr>
-            <w:color w:val="0562C1"/>
-            <w:spacing w:val="-2"/>
-            <w:u w:val="single" w:color="0562C1"/>
+            <w:rStyle w:val="Hyperlink"/>
+            <w:b/>
+            <w:bCs/>
+            <w:sz w:val="18"/>
+            <w:szCs w:val="18"/>
+            <w:lang w:val="en-IN"/>
           </w:rPr>
-          <w:t>https://github.com/Gauravguddeti/deblurryfy</w:t>
+          <w:t>https://github.com/Gauravguddeti/Echo-agentwithmemory</w:t>
         </w:r>
       </w:hyperlink>
     </w:p>
     <w:p>
       <w:pPr>
-        <w:pStyle w:val="BodyText"/>
-        <w:spacing w:before="72"/>
-        <w:ind w:left="0"/>
-      </w:pPr>
-    </w:p>
-    <w:p>
-      <w:pPr>
-        <w:pStyle w:val="Heading2"/>
-        <w:spacing w:before="1"/>
-      </w:pPr>
-      <w:r>
-        <w:t>Smart</w:t>
-      </w:r>
-      <w:r>
-        <w:rPr>
-          <w:spacing w:val="-4"/>
-        </w:rPr>
-        <w:t xml:space="preserve"> </w:t>
-      </w:r>
-      <w:r>
-        <w:t>Traffic</w:t>
-      </w:r>
-      <w:r>
-        <w:rPr>
-          <w:spacing w:val="-4"/>
-        </w:rPr>
-        <w:t xml:space="preserve"> </w:t>
-      </w:r>
-      <w:r>
-        <w:t>Signal</w:t>
-      </w:r>
-      <w:r>
-        <w:rPr>
-          <w:spacing w:val="-3"/>
-        </w:rPr>
-        <w:t xml:space="preserve"> </w:t>
-      </w:r>
-      <w:r>
-        <w:rPr>
-          <w:spacing w:val="-2"/>
-        </w:rPr>
-        <w:t>System</w:t>
-      </w:r>
-    </w:p>
-    <w:p>
-      <w:pPr>
-        <w:pStyle w:val="BodyText"/>
-        <w:spacing w:before="38"/>
-        <w:ind w:left="0"/>
-        <w:rPr>
-          <w:b/>
-        </w:rPr>
-      </w:pPr>
+        <w:pStyle w:val="ListParagraph"/>
+        <w:spacing w:line="236" w:lineRule="exact"/>
+        <w:rPr>
+          <w:b/>
+          <w:bCs/>
+          <w:sz w:val="18"/>
+          <w:szCs w:val="18"/>
+          <w:lang w:val="en-IN"/>
+        </w:rPr>
+      </w:pPr>
+      <w:r>
+        <w:rPr>
+          <w:b/>
+          <w:bCs/>
+          <w:sz w:val="18"/>
+          <w:szCs w:val="18"/>
+          <w:lang w:val="en-IN"/>
+        </w:rPr>
+        <w:pict w14:anchorId="2FC49CE2">
+          <v:rect id="_x0000_i1288" style="width:0;height:1.5pt" o:hralign="center" o:hrstd="t" o:hr="t" fillcolor="#a0a0a0" stroked="f"/>
+        </w:pict>
+      </w:r>
     </w:p>
     <w:p>
       <w:pPr>
         <w:pStyle w:val="ListParagraph"/>
         <w:numPr>
           <w:ilvl w:val="0"/>
-          <w:numId w:val="2"/>
+          <w:numId w:val="12"/>
         </w:numPr>
-        <w:tabs>
-          <w:tab w:val="left" w:pos="878"/>
-        </w:tabs>
-        <w:spacing w:before="1" w:line="225" w:lineRule="auto"/>
-        <w:ind w:left="878" w:right="316"/>
-        <w:rPr>
-          <w:rFonts w:ascii="Segoe UI Symbol" w:hAnsi="Segoe UI Symbol"/>
-          <w:sz w:val="20"/>
-        </w:rPr>
-      </w:pPr>
-      <w:r>
-        <w:rPr>
-          <w:sz w:val="18"/>
-        </w:rPr>
-        <w:t>Adjusts</w:t>
-      </w:r>
-      <w:r>
-        <w:rPr>
-          <w:spacing w:val="-8"/>
-          <w:sz w:val="18"/>
-        </w:rPr>
-        <w:t xml:space="preserve"> </w:t>
-      </w:r>
-      <w:r>
-        <w:rPr>
-          <w:sz w:val="18"/>
-        </w:rPr>
-        <w:t>signal</w:t>
-      </w:r>
-      <w:r>
-        <w:rPr>
-          <w:spacing w:val="-8"/>
-          <w:sz w:val="18"/>
-        </w:rPr>
-        <w:t xml:space="preserve"> </w:t>
-      </w:r>
-      <w:r>
-        <w:rPr>
-          <w:sz w:val="18"/>
-        </w:rPr>
-        <w:t>timings</w:t>
-      </w:r>
-      <w:r>
-        <w:rPr>
-          <w:spacing w:val="-8"/>
-          <w:sz w:val="18"/>
-        </w:rPr>
-        <w:t xml:space="preserve"> </w:t>
-      </w:r>
-      <w:r>
-        <w:rPr>
-          <w:sz w:val="18"/>
-        </w:rPr>
-        <w:t>dynamically</w:t>
-      </w:r>
-      <w:r>
-        <w:rPr>
-          <w:spacing w:val="-8"/>
-          <w:sz w:val="18"/>
-        </w:rPr>
-        <w:t xml:space="preserve"> </w:t>
-      </w:r>
-      <w:r>
-        <w:rPr>
-          <w:sz w:val="18"/>
-        </w:rPr>
-        <w:t>using</w:t>
-      </w:r>
-      <w:r>
-        <w:rPr>
-          <w:spacing w:val="-8"/>
-          <w:sz w:val="18"/>
-        </w:rPr>
-        <w:t xml:space="preserve"> </w:t>
-      </w:r>
-      <w:r>
-        <w:rPr>
-          <w:sz w:val="18"/>
-        </w:rPr>
-        <w:t>YOLOv8- based real-time vehicle analysis.</w:t>
+        <w:spacing w:line="236" w:lineRule="exact"/>
+        <w:rPr>
+          <w:b/>
+          <w:bCs/>
+          <w:sz w:val="18"/>
+          <w:szCs w:val="18"/>
+          <w:lang w:val="en-IN"/>
+        </w:rPr>
+      </w:pPr>
+      <w:proofErr w:type="spellStart"/>
+      <w:r>
+        <w:rPr>
+          <w:b/>
+          <w:bCs/>
+          <w:sz w:val="18"/>
+          <w:szCs w:val="18"/>
+          <w:lang w:val="en-IN"/>
+        </w:rPr>
+        <w:t>VoiceID</w:t>
+      </w:r>
+      <w:proofErr w:type="spellEnd"/>
+      <w:r>
+        <w:rPr>
+          <w:b/>
+          <w:bCs/>
+          <w:sz w:val="18"/>
+          <w:szCs w:val="18"/>
+          <w:lang w:val="en-IN"/>
+        </w:rPr>
+        <w:t xml:space="preserve"> Chatbot</w:t>
       </w:r>
     </w:p>
     <w:p>
@@ -3950,76 +2733,26 @@
         <w:pStyle w:val="ListParagraph"/>
         <w:numPr>
           <w:ilvl w:val="0"/>
-          <w:numId w:val="2"/>
+          <w:numId w:val="11"/>
         </w:numPr>
-        <w:tabs>
-          <w:tab w:val="left" w:pos="878"/>
-        </w:tabs>
-        <w:spacing w:line="193" w:lineRule="exact"/>
-        <w:ind w:left="878"/>
-        <w:rPr>
-          <w:rFonts w:ascii="Segoe UI Symbol" w:hAnsi="Segoe UI Symbol"/>
-          <w:sz w:val="20"/>
-        </w:rPr>
-      </w:pPr>
-      <w:r>
-        <w:rPr>
-          <w:sz w:val="18"/>
-        </w:rPr>
-        <w:t>Tech</w:t>
-      </w:r>
-      <w:r>
-        <w:rPr>
-          <w:spacing w:val="-5"/>
-          <w:sz w:val="18"/>
-        </w:rPr>
-        <w:t xml:space="preserve"> </w:t>
-      </w:r>
-      <w:r>
-        <w:rPr>
-          <w:sz w:val="18"/>
-        </w:rPr>
-        <w:t>Stack:</w:t>
-      </w:r>
-      <w:r>
-        <w:rPr>
-          <w:spacing w:val="-5"/>
-          <w:sz w:val="18"/>
-        </w:rPr>
-        <w:t xml:space="preserve"> </w:t>
-      </w:r>
-      <w:r>
-        <w:rPr>
-          <w:sz w:val="18"/>
-        </w:rPr>
-        <w:t>Python,</w:t>
-      </w:r>
-      <w:r>
-        <w:rPr>
-          <w:spacing w:val="-5"/>
-          <w:sz w:val="18"/>
-        </w:rPr>
-        <w:t xml:space="preserve"> </w:t>
-      </w:r>
-      <w:r>
-        <w:rPr>
-          <w:sz w:val="18"/>
-        </w:rPr>
-        <w:t>YOLOv8,</w:t>
-      </w:r>
-      <w:r>
-        <w:rPr>
-          <w:spacing w:val="-5"/>
-          <w:sz w:val="18"/>
-        </w:rPr>
-        <w:t xml:space="preserve"> </w:t>
-      </w:r>
-      <w:r>
-        <w:rPr>
-          <w:spacing w:val="-2"/>
-          <w:sz w:val="18"/>
-        </w:rPr>
-        <w:t>OpenCV</w:t>
+        <w:spacing w:line="236" w:lineRule="exact"/>
+        <w:rPr>
+          <w:b/>
+          <w:bCs/>
+          <w:sz w:val="18"/>
+          <w:szCs w:val="18"/>
+          <w:lang w:val="en-IN"/>
+        </w:rPr>
+      </w:pPr>
+      <w:r>
+        <w:rPr>
+          <w:b/>
+          <w:bCs/>
+          <w:sz w:val="18"/>
+          <w:szCs w:val="18"/>
+          <w:lang w:val="en-IN"/>
+        </w:rPr>
+        <w:t>Voice assistant that identifies who is speaking, onboards new users through conversation, and personalises every response using per-user persistent memory</w:t>
       </w:r>
     </w:p>
     <w:p>
@@ -4027,447 +2760,143 @@
         <w:pStyle w:val="ListParagraph"/>
         <w:numPr>
           <w:ilvl w:val="0"/>
-          <w:numId w:val="2"/>
+          <w:numId w:val="11"/>
         </w:numPr>
-        <w:tabs>
-          <w:tab w:val="left" w:pos="878"/>
-        </w:tabs>
-        <w:ind w:left="878"/>
-        <w:rPr>
-          <w:rFonts w:ascii="Segoe UI Symbol" w:hAnsi="Segoe UI Symbol"/>
-          <w:sz w:val="20"/>
-        </w:rPr>
-      </w:pPr>
-      <w:r>
-        <w:rPr>
-          <w:b/>
-          <w:sz w:val="18"/>
-        </w:rPr>
-        <w:t>GitHub</w:t>
-      </w:r>
-      <w:r>
-        <w:rPr>
-          <w:sz w:val="18"/>
-        </w:rPr>
-        <w:t>:</w:t>
-      </w:r>
-      <w:r>
-        <w:rPr>
-          <w:spacing w:val="-5"/>
-          <w:sz w:val="18"/>
-        </w:rPr>
-        <w:t xml:space="preserve"> </w:t>
-      </w:r>
-      <w:hyperlink r:id="rId14">
-        <w:r>
-          <w:rPr>
-            <w:color w:val="0562C1"/>
-            <w:spacing w:val="-2"/>
-            <w:sz w:val="18"/>
-            <w:u w:val="single" w:color="0562C1"/>
-          </w:rPr>
-          <w:t>https://github.com/Gauravguddeti/smart-</w:t>
-        </w:r>
-      </w:hyperlink>
-    </w:p>
-    <w:p>
-      <w:pPr>
-        <w:pStyle w:val="BodyText"/>
-        <w:spacing w:line="201" w:lineRule="exact"/>
-      </w:pPr>
-      <w:hyperlink r:id="rId15">
-        <w:r>
-          <w:rPr>
-            <w:color w:val="0562C1"/>
-            <w:spacing w:val="-2"/>
-            <w:u w:val="single" w:color="0562C1"/>
-          </w:rPr>
-          <w:t>traffic-signal</w:t>
-        </w:r>
-      </w:hyperlink>
-    </w:p>
-    <w:p>
-      <w:pPr>
-        <w:pStyle w:val="BodyText"/>
-        <w:spacing w:before="72"/>
-        <w:ind w:left="0"/>
-      </w:pPr>
-    </w:p>
-    <w:p>
-      <w:pPr>
-        <w:pStyle w:val="Heading2"/>
-        <w:spacing w:before="1"/>
-      </w:pPr>
-      <w:r>
-        <w:t>Jarvis</w:t>
-      </w:r>
-      <w:r>
-        <w:rPr>
-          <w:spacing w:val="-3"/>
-        </w:rPr>
-        <w:t xml:space="preserve"> </w:t>
-      </w:r>
-      <w:r>
-        <w:t>AI</w:t>
-      </w:r>
-      <w:r>
-        <w:rPr>
-          <w:spacing w:val="-2"/>
-        </w:rPr>
-        <w:t xml:space="preserve"> </w:t>
-      </w:r>
-      <w:r>
-        <w:t>–</w:t>
-      </w:r>
-      <w:r>
-        <w:rPr>
-          <w:spacing w:val="-3"/>
-        </w:rPr>
-        <w:t xml:space="preserve"> </w:t>
-      </w:r>
-      <w:r>
-        <w:t>Automation</w:t>
-      </w:r>
-      <w:r>
-        <w:rPr>
-          <w:spacing w:val="-2"/>
-        </w:rPr>
-        <w:t xml:space="preserve"> </w:t>
-      </w:r>
-      <w:r>
-        <w:t>&amp;</w:t>
-      </w:r>
-      <w:r>
-        <w:rPr>
-          <w:spacing w:val="-3"/>
-        </w:rPr>
-        <w:t xml:space="preserve"> </w:t>
-      </w:r>
-      <w:r>
-        <w:t>Chatbot</w:t>
-      </w:r>
-      <w:r>
-        <w:rPr>
-          <w:spacing w:val="-2"/>
-        </w:rPr>
-        <w:t xml:space="preserve"> System</w:t>
-      </w:r>
-    </w:p>
-    <w:p>
-      <w:pPr>
-        <w:pStyle w:val="BodyText"/>
-        <w:spacing w:before="38"/>
-        <w:ind w:left="0"/>
-        <w:rPr>
-          <w:b/>
-        </w:rPr>
-      </w:pPr>
+        <w:spacing w:line="236" w:lineRule="exact"/>
+        <w:rPr>
+          <w:b/>
+          <w:bCs/>
+          <w:sz w:val="18"/>
+          <w:szCs w:val="18"/>
+          <w:lang w:val="en-IN"/>
+        </w:rPr>
+      </w:pPr>
+      <w:r>
+        <w:rPr>
+          <w:b/>
+          <w:bCs/>
+          <w:sz w:val="18"/>
+          <w:szCs w:val="18"/>
+          <w:lang w:val="en-IN"/>
+        </w:rPr>
+        <w:t xml:space="preserve">Tech Stack: React, </w:t>
+      </w:r>
+      <w:proofErr w:type="spellStart"/>
+      <w:r>
+        <w:rPr>
+          <w:b/>
+          <w:bCs/>
+          <w:sz w:val="18"/>
+          <w:szCs w:val="18"/>
+          <w:lang w:val="en-IN"/>
+        </w:rPr>
+        <w:t>FastAPI</w:t>
+      </w:r>
+      <w:proofErr w:type="spellEnd"/>
+      <w:r>
+        <w:rPr>
+          <w:b/>
+          <w:bCs/>
+          <w:sz w:val="18"/>
+          <w:szCs w:val="18"/>
+          <w:lang w:val="en-IN"/>
+        </w:rPr>
+        <w:t xml:space="preserve">, Python, Whisper, </w:t>
+      </w:r>
+      <w:proofErr w:type="spellStart"/>
+      <w:r>
+        <w:rPr>
+          <w:b/>
+          <w:bCs/>
+          <w:sz w:val="18"/>
+          <w:szCs w:val="18"/>
+          <w:lang w:val="en-IN"/>
+        </w:rPr>
+        <w:t>Resemblyzer</w:t>
+      </w:r>
+      <w:proofErr w:type="spellEnd"/>
+      <w:r>
+        <w:rPr>
+          <w:b/>
+          <w:bCs/>
+          <w:sz w:val="18"/>
+          <w:szCs w:val="18"/>
+          <w:lang w:val="en-IN"/>
+        </w:rPr>
+        <w:t xml:space="preserve">, </w:t>
+      </w:r>
+      <w:proofErr w:type="spellStart"/>
+      <w:r>
+        <w:rPr>
+          <w:b/>
+          <w:bCs/>
+          <w:sz w:val="18"/>
+          <w:szCs w:val="18"/>
+          <w:lang w:val="en-IN"/>
+        </w:rPr>
+        <w:t>Groq</w:t>
+      </w:r>
+      <w:proofErr w:type="spellEnd"/>
+      <w:r>
+        <w:rPr>
+          <w:b/>
+          <w:bCs/>
+          <w:sz w:val="18"/>
+          <w:szCs w:val="18"/>
+          <w:lang w:val="en-IN"/>
+        </w:rPr>
+        <w:t xml:space="preserve"> API, </w:t>
+      </w:r>
+      <w:proofErr w:type="spellStart"/>
+      <w:r>
+        <w:rPr>
+          <w:b/>
+          <w:bCs/>
+          <w:sz w:val="18"/>
+          <w:szCs w:val="18"/>
+          <w:lang w:val="en-IN"/>
+        </w:rPr>
+        <w:t>ChromaDB</w:t>
+      </w:r>
+      <w:proofErr w:type="spellEnd"/>
     </w:p>
     <w:p>
       <w:pPr>
         <w:pStyle w:val="ListParagraph"/>
         <w:numPr>
           <w:ilvl w:val="0"/>
-          <w:numId w:val="2"/>
+          <w:numId w:val="11"/>
         </w:numPr>
-        <w:tabs>
-          <w:tab w:val="left" w:pos="878"/>
-        </w:tabs>
-        <w:spacing w:before="1" w:line="225" w:lineRule="auto"/>
-        <w:ind w:left="878" w:right="689"/>
-        <w:rPr>
-          <w:rFonts w:ascii="Segoe UI Symbol" w:hAnsi="Segoe UI Symbol"/>
-          <w:sz w:val="20"/>
-        </w:rPr>
-      </w:pPr>
-      <w:r>
-        <w:rPr>
-          <w:sz w:val="18"/>
-        </w:rPr>
-        <w:t>Advanced</w:t>
-      </w:r>
-      <w:r>
-        <w:rPr>
-          <w:spacing w:val="-9"/>
-          <w:sz w:val="18"/>
-        </w:rPr>
-        <w:t xml:space="preserve"> </w:t>
-      </w:r>
-      <w:r>
-        <w:rPr>
-          <w:sz w:val="18"/>
-        </w:rPr>
-        <w:t>AI</w:t>
-      </w:r>
-      <w:r>
-        <w:rPr>
-          <w:spacing w:val="-9"/>
-          <w:sz w:val="18"/>
-        </w:rPr>
-        <w:t xml:space="preserve"> </w:t>
-      </w:r>
-      <w:r>
-        <w:rPr>
-          <w:sz w:val="18"/>
-        </w:rPr>
-        <w:t>assistant</w:t>
-      </w:r>
-      <w:r>
-        <w:rPr>
-          <w:spacing w:val="-9"/>
-          <w:sz w:val="18"/>
-        </w:rPr>
-        <w:t xml:space="preserve"> </w:t>
-      </w:r>
-      <w:r>
-        <w:rPr>
-          <w:sz w:val="18"/>
-        </w:rPr>
-        <w:t>for</w:t>
-      </w:r>
-      <w:r>
-        <w:rPr>
-          <w:spacing w:val="-9"/>
-          <w:sz w:val="18"/>
-        </w:rPr>
-        <w:t xml:space="preserve"> </w:t>
-      </w:r>
-      <w:r>
-        <w:rPr>
-          <w:sz w:val="18"/>
-        </w:rPr>
-        <w:t>content</w:t>
-      </w:r>
-      <w:r>
-        <w:rPr>
-          <w:spacing w:val="-9"/>
-          <w:sz w:val="18"/>
-        </w:rPr>
-        <w:t xml:space="preserve"> </w:t>
-      </w:r>
-      <w:r>
-        <w:rPr>
-          <w:sz w:val="18"/>
-        </w:rPr>
-        <w:t>generation, image creation, search, and automation.</w:t>
-      </w:r>
-    </w:p>
-    <w:p>
-      <w:pPr>
-        <w:pStyle w:val="ListParagraph"/>
-        <w:numPr>
-          <w:ilvl w:val="0"/>
-          <w:numId w:val="2"/>
-        </w:numPr>
-        <w:tabs>
-          <w:tab w:val="left" w:pos="878"/>
-        </w:tabs>
-        <w:spacing w:line="193" w:lineRule="exact"/>
-        <w:ind w:left="878"/>
-        <w:rPr>
-          <w:rFonts w:ascii="Segoe UI Symbol" w:hAnsi="Segoe UI Symbol"/>
-          <w:sz w:val="20"/>
-        </w:rPr>
-      </w:pPr>
-      <w:r>
-        <w:rPr>
-          <w:sz w:val="18"/>
-        </w:rPr>
-        <w:t>Tech</w:t>
-      </w:r>
-      <w:r>
-        <w:rPr>
-          <w:spacing w:val="-7"/>
-          <w:sz w:val="18"/>
-        </w:rPr>
-        <w:t xml:space="preserve"> </w:t>
-      </w:r>
-      <w:r>
-        <w:rPr>
-          <w:sz w:val="18"/>
-        </w:rPr>
-        <w:t>Stack:</w:t>
-      </w:r>
-      <w:r>
-        <w:rPr>
-          <w:spacing w:val="-7"/>
-          <w:sz w:val="18"/>
-        </w:rPr>
-        <w:t xml:space="preserve"> </w:t>
-      </w:r>
-      <w:r>
-        <w:rPr>
-          <w:sz w:val="18"/>
-        </w:rPr>
-        <w:t>Python,</w:t>
-      </w:r>
-      <w:r>
-        <w:rPr>
-          <w:spacing w:val="-6"/>
-          <w:sz w:val="18"/>
-        </w:rPr>
-        <w:t xml:space="preserve"> </w:t>
-      </w:r>
-      <w:proofErr w:type="spellStart"/>
-      <w:r>
-        <w:rPr>
-          <w:sz w:val="18"/>
-        </w:rPr>
-        <w:t>PyTorch</w:t>
-      </w:r>
-      <w:proofErr w:type="spellEnd"/>
-      <w:r>
-        <w:rPr>
-          <w:sz w:val="18"/>
-        </w:rPr>
-        <w:t>,</w:t>
-      </w:r>
-      <w:r>
-        <w:rPr>
-          <w:spacing w:val="-7"/>
-          <w:sz w:val="18"/>
-        </w:rPr>
-        <w:t xml:space="preserve"> </w:t>
-      </w:r>
-      <w:r>
-        <w:rPr>
-          <w:sz w:val="18"/>
-        </w:rPr>
-        <w:t>Transformers,</w:t>
-      </w:r>
-      <w:r>
-        <w:rPr>
-          <w:spacing w:val="-6"/>
-          <w:sz w:val="18"/>
-        </w:rPr>
-        <w:t xml:space="preserve"> </w:t>
-      </w:r>
-      <w:r>
-        <w:rPr>
-          <w:spacing w:val="-2"/>
-          <w:sz w:val="18"/>
-        </w:rPr>
-        <w:t>Stable</w:t>
-      </w:r>
-    </w:p>
-    <w:p>
-      <w:pPr>
-        <w:pStyle w:val="ListParagraph"/>
-        <w:numPr>
-          <w:ilvl w:val="0"/>
-          <w:numId w:val="2"/>
-        </w:numPr>
-        <w:tabs>
-          <w:tab w:val="left" w:pos="878"/>
-        </w:tabs>
-        <w:spacing w:line="207" w:lineRule="exact"/>
-        <w:ind w:left="878"/>
-        <w:rPr>
-          <w:rFonts w:ascii="Segoe UI Symbol" w:hAnsi="Segoe UI Symbol"/>
-          <w:sz w:val="20"/>
-        </w:rPr>
-      </w:pPr>
-      <w:r>
-        <w:rPr>
-          <w:sz w:val="18"/>
-        </w:rPr>
-        <w:t>Diffusion,</w:t>
-      </w:r>
-      <w:r>
-        <w:rPr>
-          <w:spacing w:val="-9"/>
-          <w:sz w:val="18"/>
-        </w:rPr>
-        <w:t xml:space="preserve"> </w:t>
-      </w:r>
-      <w:proofErr w:type="spellStart"/>
-      <w:r>
-        <w:rPr>
-          <w:sz w:val="18"/>
-        </w:rPr>
-        <w:t>Ollama</w:t>
-      </w:r>
-      <w:proofErr w:type="spellEnd"/>
-      <w:r>
-        <w:rPr>
-          <w:sz w:val="18"/>
-        </w:rPr>
-        <w:t>,</w:t>
-      </w:r>
-      <w:r>
-        <w:rPr>
-          <w:spacing w:val="-7"/>
-          <w:sz w:val="18"/>
-        </w:rPr>
-        <w:t xml:space="preserve"> </w:t>
-      </w:r>
-      <w:r>
-        <w:rPr>
-          <w:sz w:val="18"/>
-        </w:rPr>
-        <w:t>Mistral</w:t>
-      </w:r>
-      <w:r>
-        <w:rPr>
-          <w:spacing w:val="-7"/>
-          <w:sz w:val="18"/>
-        </w:rPr>
-        <w:t xml:space="preserve"> </w:t>
-      </w:r>
-      <w:r>
-        <w:rPr>
-          <w:spacing w:val="-5"/>
-          <w:sz w:val="18"/>
-        </w:rPr>
-        <w:t>7B</w:t>
-      </w:r>
-    </w:p>
-    <w:p>
-      <w:pPr>
-        <w:pStyle w:val="ListParagraph"/>
-        <w:numPr>
-          <w:ilvl w:val="0"/>
-          <w:numId w:val="2"/>
-        </w:numPr>
-        <w:tabs>
-          <w:tab w:val="left" w:pos="787"/>
-        </w:tabs>
         <w:spacing w:line="236" w:lineRule="exact"/>
-        <w:ind w:left="787" w:hanging="269"/>
-        <w:rPr>
-          <w:rFonts w:ascii="Segoe UI Symbol" w:hAnsi="Segoe UI Symbol"/>
-          <w:sz w:val="20"/>
-        </w:rPr>
-      </w:pPr>
-      <w:r>
-        <w:rPr>
-          <w:b/>
-          <w:sz w:val="18"/>
-        </w:rPr>
-        <w:t>GitHub</w:t>
-      </w:r>
-      <w:r>
-        <w:rPr>
-          <w:sz w:val="18"/>
-        </w:rPr>
-        <w:t>:</w:t>
-      </w:r>
-      <w:r>
-        <w:rPr>
-          <w:spacing w:val="-5"/>
-          <w:sz w:val="18"/>
-        </w:rPr>
-        <w:t xml:space="preserve"> </w:t>
-      </w:r>
-      <w:hyperlink r:id="rId16">
+        <w:rPr>
+          <w:b/>
+          <w:bCs/>
+          <w:sz w:val="18"/>
+          <w:szCs w:val="18"/>
+          <w:lang w:val="en-IN"/>
+        </w:rPr>
+      </w:pPr>
+      <w:r>
+        <w:rPr>
+          <w:b/>
+          <w:bCs/>
+          <w:sz w:val="18"/>
+          <w:szCs w:val="18"/>
+          <w:lang w:val="en-IN"/>
+        </w:rPr>
+        <w:t xml:space="preserve">GitHub: </w:t>
+      </w:r>
+      <w:hyperlink r:id="rId14" w:history="1">
         <w:r>
           <w:rPr>
-            <w:color w:val="0562C1"/>
-            <w:spacing w:val="-2"/>
+            <w:rStyle w:val="Hyperlink"/>
+            <w:b/>
+            <w:bCs/>
             <w:sz w:val="18"/>
-            <w:u w:val="single" w:color="0562C1"/>
+            <w:szCs w:val="18"/>
+            <w:lang w:val="en-IN"/>
           </w:rPr>
-          <w:t>https://github.com/Gauravguddeti/jarvis</w:t>
+          <w:t>https://github.com/Gauravguddeti/VoiceID-Chatbot</w:t>
         </w:r>
       </w:hyperlink>
     </w:p>
@@ -4493,16 +2922,28 @@
     <w:p>
       <w:pPr>
         <w:pStyle w:val="Heading1"/>
+        <w:sectPr>
+          <w:type w:val="continuous"/>
+          <w:pgSz w:w="12240" w:h="15840"/>
+          <w:pgMar w:top="680" w:right="720" w:bottom="280" w:left="720" w:header="720" w:footer="720" w:gutter="0"/>
+          <w:cols w:space="720"/>
+        </w:sectPr>
+      </w:pPr>
+    </w:p>
+    <w:p>
+      <w:pPr>
+        <w:pStyle w:val="Heading1"/>
         <w:spacing w:before="268"/>
       </w:pPr>
       <w:r>
         <w:rPr>
           <w:noProof/>
         </w:rPr>
+        <w:lastRenderedPageBreak/>
         <mc:AlternateContent>
           <mc:Choice Requires="wps">
             <w:drawing>
-              <wp:anchor distT="0" distB="0" distL="0" distR="0" simplePos="0" relativeHeight="487588352" behindDoc="1" locked="0" layoutInCell="1" allowOverlap="1" wp14:anchorId="786C3981" wp14:editId="6AE702DF">
+              <wp:anchor distT="0" distB="0" distL="0" distR="0" simplePos="0" relativeHeight="251659264" behindDoc="1" locked="0" layoutInCell="1" allowOverlap="1" wp14:anchorId="6416AA06" wp14:editId="54859ABE">
                 <wp:simplePos x="0" y="0"/>
                 <wp:positionH relativeFrom="page">
                   <wp:posOffset>540165</wp:posOffset>
@@ -4566,7 +3007,7 @@
           </mc:Choice>
           <mc:Fallback>
             <w:pict>
-              <v:shape w14:anchorId="141CFCBD" id="Graphic 2" o:spid="_x0000_s1026" style="position:absolute;margin-left:42.55pt;margin-top:28.55pt;width:526.95pt;height:.1pt;z-index:-15728128;visibility:visible;mso-wrap-style:square;mso-wrap-distance-left:0;mso-wrap-distance-top:0;mso-wrap-distance-right:0;mso-wrap-distance-bottom:0;mso-position-horizontal:absolute;mso-position-horizontal-relative:page;mso-position-vertical:absolute;mso-position-vertical-relative:text;v-text-anchor:top" coordsize="6692265,1270" o:gfxdata="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" path="m,l6692065,e" filled="f" strokeweight=".26456mm">
+              <v:shape w14:anchorId="56C7E183" id="Graphic 2" o:spid="_x0000_s1026" style="position:absolute;margin-left:42.55pt;margin-top:28.55pt;width:526.95pt;height:.1pt;z-index:-251657216;visibility:visible;mso-wrap-style:square;mso-wrap-distance-left:0;mso-wrap-distance-top:0;mso-wrap-distance-right:0;mso-wrap-distance-bottom:0;mso-position-horizontal:absolute;mso-position-horizontal-relative:page;mso-position-vertical:absolute;mso-position-vertical-relative:text;v-text-anchor:top" coordsize="6692265,1270" o:gfxdata="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" path="m,l6692065,e" filled="f" strokeweight=".26456mm">
                 <v:path arrowok="t"/>
                 <w10:wrap type="topAndBottom" anchorx="page"/>
               </v:shape>
@@ -4584,28 +3025,28 @@
     </w:p>
     <w:p>
       <w:pPr>
-        <w:pStyle w:val="Heading1"/>
-        <w:sectPr>
-          <w:type w:val="continuous"/>
-          <w:pgSz w:w="12240" w:h="15840"/>
-          <w:pgMar w:top="680" w:right="720" w:bottom="280" w:left="720" w:header="720" w:footer="720" w:gutter="0"/>
-          <w:cols w:space="720"/>
-        </w:sectPr>
-      </w:pPr>
-    </w:p>
-    <w:p>
-      <w:pPr>
         <w:tabs>
           <w:tab w:val="left" w:pos="8447"/>
         </w:tabs>
         <w:spacing w:before="74"/>
         <w:ind w:left="159"/>
-      </w:pPr>
-      <w:r>
-        <w:rPr>
-          <w:b/>
-        </w:rPr>
-        <w:lastRenderedPageBreak/>
+        <w:rPr>
+          <w:b/>
+        </w:rPr>
+      </w:pPr>
+    </w:p>
+    <w:p>
+      <w:pPr>
+        <w:tabs>
+          <w:tab w:val="left" w:pos="8447"/>
+        </w:tabs>
+        <w:spacing w:before="74"/>
+        <w:ind w:left="159"/>
+      </w:pPr>
+      <w:r>
+        <w:rPr>
+          <w:b/>
+        </w:rPr>
         <w:t>ChatMaven.ai</w:t>
       </w:r>
       <w:r>
@@ -5494,15 +3935,6 @@
         </w:rPr>
         <w:t>experience.</w:t>
       </w:r>
-    </w:p>
-    <w:p>
-      <w:pPr>
-        <w:pStyle w:val="BodyText"/>
-        <w:ind w:left="0"/>
-        <w:rPr>
-          <w:sz w:val="20"/>
-        </w:rPr>
-      </w:pPr>
     </w:p>
     <w:p>
       <w:pPr>
@@ -5589,7 +4021,7 @@
           </mc:Choice>
           <mc:Fallback>
             <w:pict>
-              <v:shape w14:anchorId="4282102B" id="Graphic 3" o:spid="_x0000_s1026" style="position:absolute;margin-left:42.55pt;margin-top:15.55pt;width:526.95pt;height:.1pt;z-index:-15727616;visibility:visible;mso-wrap-style:square;mso-wrap-distance-left:0;mso-wrap-distance-top:0;mso-wrap-distance-right:0;mso-wrap-distance-bottom:0;mso-position-horizontal:absolute;mso-position-horizontal-relative:page;mso-position-vertical:absolute;mso-position-vertical-relative:text;v-text-anchor:top" coordsize="6692265,1270" o:gfxdata="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" path="m,l6692065,e" filled="f" strokeweight=".26456mm">
+              <v:shape w14:anchorId="603C853B" id="Graphic 3" o:spid="_x0000_s1026" style="position:absolute;margin-left:42.55pt;margin-top:15.55pt;width:526.95pt;height:.1pt;z-index:-15727616;visibility:visible;mso-wrap-style:square;mso-wrap-distance-left:0;mso-wrap-distance-top:0;mso-wrap-distance-right:0;mso-wrap-distance-bottom:0;mso-position-horizontal:absolute;mso-position-horizontal-relative:page;mso-position-vertical:absolute;mso-position-vertical-relative:text;v-text-anchor:top" coordsize="6692265,1270" o:gfxdata="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" path="m,l6692065,e" filled="f" strokeweight=".26456mm">
                 <v:path arrowok="t"/>
                 <w10:wrap type="topAndBottom" anchorx="page"/>
               </v:shape>
@@ -6290,24 +4722,6 @@
         </w:rPr>
         <w:t>group.</w:t>
       </w:r>
-    </w:p>
-    <w:p>
-      <w:pPr>
-        <w:pStyle w:val="BodyText"/>
-        <w:ind w:left="0"/>
-        <w:rPr>
-          <w:sz w:val="20"/>
-        </w:rPr>
-      </w:pPr>
-    </w:p>
-    <w:p>
-      <w:pPr>
-        <w:pStyle w:val="BodyText"/>
-        <w:ind w:left="0"/>
-        <w:rPr>
-          <w:sz w:val="20"/>
-        </w:rPr>
-      </w:pPr>
     </w:p>
     <w:p>
       <w:pPr>
@@ -6394,7 +4808,7 @@
           </mc:Choice>
           <mc:Fallback>
             <w:pict>
-              <v:shape w14:anchorId="203AAFB3" id="Graphic 4" o:spid="_x0000_s1026" style="position:absolute;margin-left:42.55pt;margin-top:15.55pt;width:526.95pt;height:.1pt;z-index:-15727104;visibility:visible;mso-wrap-style:square;mso-wrap-distance-left:0;mso-wrap-distance-top:0;mso-wrap-distance-right:0;mso-wrap-distance-bottom:0;mso-position-horizontal:absolute;mso-position-horizontal-relative:page;mso-position-vertical:absolute;mso-position-vertical-relative:text;v-text-anchor:top" coordsize="6692265,1270" o:gfxdata="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" path="m,l6692065,e" filled="f" strokeweight=".26456mm">
+              <v:shape w14:anchorId="1A3E5111" id="Graphic 4" o:spid="_x0000_s1026" style="position:absolute;margin-left:42.55pt;margin-top:15.55pt;width:526.95pt;height:.1pt;z-index:-15727104;visibility:visible;mso-wrap-style:square;mso-wrap-distance-left:0;mso-wrap-distance-top:0;mso-wrap-distance-right:0;mso-wrap-distance-bottom:0;mso-position-horizontal:absolute;mso-position-horizontal-relative:page;mso-position-vertical:absolute;mso-position-vertical-relative:text;v-text-anchor:top" coordsize="6692265,1270" o:gfxdata="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" path="m,l6692065,e" filled="f" strokeweight=".26456mm">
                 <v:path arrowok="t"/>
                 <w10:wrap type="topAndBottom" anchorx="page"/>
               </v:shape>
@@ -7242,7 +5656,7 @@
           </mc:Choice>
           <mc:Fallback>
             <w:pict>
-              <v:shape w14:anchorId="2FE988E1" id="Graphic 5" o:spid="_x0000_s1026" style="position:absolute;margin-left:42.55pt;margin-top:14.4pt;width:526.95pt;height:.1pt;z-index:-15726592;visibility:visible;mso-wrap-style:square;mso-wrap-distance-left:0;mso-wrap-distance-top:0;mso-wrap-distance-right:0;mso-wrap-distance-bottom:0;mso-position-horizontal:absolute;mso-position-horizontal-relative:page;mso-position-vertical:absolute;mso-position-vertical-relative:text;v-text-anchor:top" coordsize="6692265,1270" o:gfxdata="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" path="m,l6692065,e" filled="f" strokeweight=".26456mm">
+              <v:shape w14:anchorId="7B98371D" id="Graphic 5" o:spid="_x0000_s1026" style="position:absolute;margin-left:42.55pt;margin-top:14.4pt;width:526.95pt;height:.1pt;z-index:-15726592;visibility:visible;mso-wrap-style:square;mso-wrap-distance-left:0;mso-wrap-distance-top:0;mso-wrap-distance-right:0;mso-wrap-distance-bottom:0;mso-position-horizontal:absolute;mso-position-horizontal-relative:page;mso-position-vertical:absolute;mso-position-vertical-relative:text;v-text-anchor:top" coordsize="6692265,1270" o:gfxdata="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" path="m,l6692065,e" filled="f" strokeweight=".26456mm">
                 <v:path arrowok="t"/>
                 <w10:wrap type="topAndBottom" anchorx="page"/>
               </v:shape>
@@ -8547,6 +6961,268 @@
     </w:lvl>
   </w:abstractNum>
   <w:abstractNum w:abstractNumId="1" w15:restartNumberingAfterBreak="0">
+    <w:nsid w:val="0FE74416"/>
+    <w:multiLevelType w:val="multilevel"/>
+    <w:tmpl w:val="9EA479C4"/>
+    <w:lvl w:ilvl="0">
+      <w:start w:val="1"/>
+      <w:numFmt w:val="bullet"/>
+      <w:lvlText w:val=""/>
+      <w:lvlJc w:val="left"/>
+      <w:pPr>
+        <w:tabs>
+          <w:tab w:val="num" w:pos="720"/>
+        </w:tabs>
+        <w:ind w:left="720" w:hanging="360"/>
+      </w:pPr>
+      <w:rPr>
+        <w:rFonts w:ascii="Symbol" w:hAnsi="Symbol" w:hint="default"/>
+        <w:sz w:val="20"/>
+      </w:rPr>
+    </w:lvl>
+    <w:lvl w:ilvl="1" w:tentative="1">
+      <w:start w:val="1"/>
+      <w:numFmt w:val="bullet"/>
+      <w:lvlText w:val="o"/>
+      <w:lvlJc w:val="left"/>
+      <w:pPr>
+        <w:tabs>
+          <w:tab w:val="num" w:pos="1440"/>
+        </w:tabs>
+        <w:ind w:left="1440" w:hanging="360"/>
+      </w:pPr>
+      <w:rPr>
+        <w:rFonts w:ascii="Courier New" w:hAnsi="Courier New" w:hint="default"/>
+        <w:sz w:val="20"/>
+      </w:rPr>
+    </w:lvl>
+    <w:lvl w:ilvl="2" w:tentative="1">
+      <w:start w:val="1"/>
+      <w:numFmt w:val="bullet"/>
+      <w:lvlText w:val=""/>
+      <w:lvlJc w:val="left"/>
+      <w:pPr>
+        <w:tabs>
+          <w:tab w:val="num" w:pos="2160"/>
+        </w:tabs>
+        <w:ind w:left="2160" w:hanging="360"/>
+      </w:pPr>
+      <w:rPr>
+        <w:rFonts w:ascii="Wingdings" w:hAnsi="Wingdings" w:hint="default"/>
+        <w:sz w:val="20"/>
+      </w:rPr>
+    </w:lvl>
+    <w:lvl w:ilvl="3" w:tentative="1">
+      <w:start w:val="1"/>
+      <w:numFmt w:val="bullet"/>
+      <w:lvlText w:val=""/>
+      <w:lvlJc w:val="left"/>
+      <w:pPr>
+        <w:tabs>
+          <w:tab w:val="num" w:pos="2880"/>
+        </w:tabs>
+        <w:ind w:left="2880" w:hanging="360"/>
+      </w:pPr>
+      <w:rPr>
+        <w:rFonts w:ascii="Wingdings" w:hAnsi="Wingdings" w:hint="default"/>
+        <w:sz w:val="20"/>
+      </w:rPr>
+    </w:lvl>
+    <w:lvl w:ilvl="4" w:tentative="1">
+      <w:start w:val="1"/>
+      <w:numFmt w:val="bullet"/>
+      <w:lvlText w:val=""/>
+      <w:lvlJc w:val="left"/>
+      <w:pPr>
+        <w:tabs>
+          <w:tab w:val="num" w:pos="3600"/>
+        </w:tabs>
+        <w:ind w:left="3600" w:hanging="360"/>
+      </w:pPr>
+      <w:rPr>
+        <w:rFonts w:ascii="Wingdings" w:hAnsi="Wingdings" w:hint="default"/>
+        <w:sz w:val="20"/>
+      </w:rPr>
+    </w:lvl>
+    <w:lvl w:ilvl="5" w:tentative="1">
+      <w:start w:val="1"/>
+      <w:numFmt w:val="bullet"/>
+      <w:lvlText w:val=""/>
+      <w:lvlJc w:val="left"/>
+      <w:pPr>
+        <w:tabs>
+          <w:tab w:val="num" w:pos="4320"/>
+        </w:tabs>
+        <w:ind w:left="4320" w:hanging="360"/>
+      </w:pPr>
+      <w:rPr>
+        <w:rFonts w:ascii="Wingdings" w:hAnsi="Wingdings" w:hint="default"/>
+        <w:sz w:val="20"/>
+      </w:rPr>
+    </w:lvl>
+    <w:lvl w:ilvl="6" w:tentative="1">
+      <w:start w:val="1"/>
+      <w:numFmt w:val="bullet"/>
+      <w:lvlText w:val=""/>
+      <w:lvlJc w:val="left"/>
+      <w:pPr>
+        <w:tabs>
+          <w:tab w:val="num" w:pos="5040"/>
+        </w:tabs>
+        <w:ind w:left="5040" w:hanging="360"/>
+      </w:pPr>
+      <w:rPr>
+        <w:rFonts w:ascii="Wingdings" w:hAnsi="Wingdings" w:hint="default"/>
+        <w:sz w:val="20"/>
+      </w:rPr>
+    </w:lvl>
+    <w:lvl w:ilvl="7" w:tentative="1">
+      <w:start w:val="1"/>
+      <w:numFmt w:val="bullet"/>
+      <w:lvlText w:val=""/>
+      <w:lvlJc w:val="left"/>
+      <w:pPr>
+        <w:tabs>
+          <w:tab w:val="num" w:pos="5760"/>
+        </w:tabs>
+        <w:ind w:left="5760" w:hanging="360"/>
+      </w:pPr>
+      <w:rPr>
+        <w:rFonts w:ascii="Wingdings" w:hAnsi="Wingdings" w:hint="default"/>
+        <w:sz w:val="20"/>
+      </w:rPr>
+    </w:lvl>
+    <w:lvl w:ilvl="8" w:tentative="1">
+      <w:start w:val="1"/>
+      <w:numFmt w:val="bullet"/>
+      <w:lvlText w:val=""/>
+      <w:lvlJc w:val="left"/>
+      <w:pPr>
+        <w:tabs>
+          <w:tab w:val="num" w:pos="6480"/>
+        </w:tabs>
+        <w:ind w:left="6480" w:hanging="360"/>
+      </w:pPr>
+      <w:rPr>
+        <w:rFonts w:ascii="Wingdings" w:hAnsi="Wingdings" w:hint="default"/>
+        <w:sz w:val="20"/>
+      </w:rPr>
+    </w:lvl>
+  </w:abstractNum>
+  <w:abstractNum w:abstractNumId="2" w15:restartNumberingAfterBreak="0">
+    <w:nsid w:val="17665921"/>
+    <w:multiLevelType w:val="hybridMultilevel"/>
+    <w:tmpl w:val="0A6AD386"/>
+    <w:lvl w:ilvl="0" w:tplc="40090009">
+      <w:start w:val="1"/>
+      <w:numFmt w:val="bullet"/>
+      <w:lvlText w:val=""/>
+      <w:lvlJc w:val="left"/>
+      <w:pPr>
+        <w:ind w:left="1238" w:hanging="360"/>
+      </w:pPr>
+      <w:rPr>
+        <w:rFonts w:ascii="Wingdings" w:hAnsi="Wingdings" w:hint="default"/>
+      </w:rPr>
+    </w:lvl>
+    <w:lvl w:ilvl="1" w:tplc="40090003" w:tentative="1">
+      <w:start w:val="1"/>
+      <w:numFmt w:val="bullet"/>
+      <w:lvlText w:val="o"/>
+      <w:lvlJc w:val="left"/>
+      <w:pPr>
+        <w:ind w:left="1958" w:hanging="360"/>
+      </w:pPr>
+      <w:rPr>
+        <w:rFonts w:ascii="Courier New" w:hAnsi="Courier New" w:cs="Courier New" w:hint="default"/>
+      </w:rPr>
+    </w:lvl>
+    <w:lvl w:ilvl="2" w:tplc="40090005" w:tentative="1">
+      <w:start w:val="1"/>
+      <w:numFmt w:val="bullet"/>
+      <w:lvlText w:val=""/>
+      <w:lvlJc w:val="left"/>
+      <w:pPr>
+        <w:ind w:left="2678" w:hanging="360"/>
+      </w:pPr>
+      <w:rPr>
+        <w:rFonts w:ascii="Wingdings" w:hAnsi="Wingdings" w:hint="default"/>
+      </w:rPr>
+    </w:lvl>
+    <w:lvl w:ilvl="3" w:tplc="40090001" w:tentative="1">
+      <w:start w:val="1"/>
+      <w:numFmt w:val="bullet"/>
+      <w:lvlText w:val=""/>
+      <w:lvlJc w:val="left"/>
+      <w:pPr>
+        <w:ind w:left="3398" w:hanging="360"/>
+      </w:pPr>
+      <w:rPr>
+        <w:rFonts w:ascii="Symbol" w:hAnsi="Symbol" w:hint="default"/>
+      </w:rPr>
+    </w:lvl>
+    <w:lvl w:ilvl="4" w:tplc="40090003" w:tentative="1">
+      <w:start w:val="1"/>
+      <w:numFmt w:val="bullet"/>
+      <w:lvlText w:val="o"/>
+      <w:lvlJc w:val="left"/>
+      <w:pPr>
+        <w:ind w:left="4118" w:hanging="360"/>
+      </w:pPr>
+      <w:rPr>
+        <w:rFonts w:ascii="Courier New" w:hAnsi="Courier New" w:cs="Courier New" w:hint="default"/>
+      </w:rPr>
+    </w:lvl>
+    <w:lvl w:ilvl="5" w:tplc="40090005" w:tentative="1">
+      <w:start w:val="1"/>
+      <w:numFmt w:val="bullet"/>
+      <w:lvlText w:val=""/>
+      <w:lvlJc w:val="left"/>
+      <w:pPr>
+        <w:ind w:left="4838" w:hanging="360"/>
+      </w:pPr>
+      <w:rPr>
+        <w:rFonts w:ascii="Wingdings" w:hAnsi="Wingdings" w:hint="default"/>
+      </w:rPr>
+    </w:lvl>
+    <w:lvl w:ilvl="6" w:tplc="40090001" w:tentative="1">
+      <w:start w:val="1"/>
+      <w:numFmt w:val="bullet"/>
+      <w:lvlText w:val=""/>
+      <w:lvlJc w:val="left"/>
+      <w:pPr>
+        <w:ind w:left="5558" w:hanging="360"/>
+      </w:pPr>
+      <w:rPr>
+        <w:rFonts w:ascii="Symbol" w:hAnsi="Symbol" w:hint="default"/>
+      </w:rPr>
+    </w:lvl>
+    <w:lvl w:ilvl="7" w:tplc="40090003" w:tentative="1">
+      <w:start w:val="1"/>
+      <w:numFmt w:val="bullet"/>
+      <w:lvlText w:val="o"/>
+      <w:lvlJc w:val="left"/>
+      <w:pPr>
+        <w:ind w:left="6278" w:hanging="360"/>
+      </w:pPr>
+      <w:rPr>
+        <w:rFonts w:ascii="Courier New" w:hAnsi="Courier New" w:cs="Courier New" w:hint="default"/>
+      </w:rPr>
+    </w:lvl>
+    <w:lvl w:ilvl="8" w:tplc="40090005" w:tentative="1">
+      <w:start w:val="1"/>
+      <w:numFmt w:val="bullet"/>
+      <w:lvlText w:val=""/>
+      <w:lvlJc w:val="left"/>
+      <w:pPr>
+        <w:ind w:left="6998" w:hanging="360"/>
+      </w:pPr>
+      <w:rPr>
+        <w:rFonts w:ascii="Wingdings" w:hAnsi="Wingdings" w:hint="default"/>
+      </w:rPr>
+    </w:lvl>
+  </w:abstractNum>
+  <w:abstractNum w:abstractNumId="3" w15:restartNumberingAfterBreak="0">
     <w:nsid w:val="20B91608"/>
     <w:multiLevelType w:val="hybridMultilevel"/>
     <w:tmpl w:val="DE3E791C"/>
@@ -8675,7 +7351,531 @@
       </w:rPr>
     </w:lvl>
   </w:abstractNum>
-  <w:abstractNum w:abstractNumId="2" w15:restartNumberingAfterBreak="0">
+  <w:abstractNum w:abstractNumId="4" w15:restartNumberingAfterBreak="0">
+    <w:nsid w:val="28201D29"/>
+    <w:multiLevelType w:val="multilevel"/>
+    <w:tmpl w:val="BBAAF19E"/>
+    <w:lvl w:ilvl="0">
+      <w:start w:val="1"/>
+      <w:numFmt w:val="bullet"/>
+      <w:lvlText w:val=""/>
+      <w:lvlJc w:val="left"/>
+      <w:pPr>
+        <w:tabs>
+          <w:tab w:val="num" w:pos="720"/>
+        </w:tabs>
+        <w:ind w:left="720" w:hanging="360"/>
+      </w:pPr>
+      <w:rPr>
+        <w:rFonts w:ascii="Symbol" w:hAnsi="Symbol" w:hint="default"/>
+        <w:sz w:val="20"/>
+      </w:rPr>
+    </w:lvl>
+    <w:lvl w:ilvl="1" w:tentative="1">
+      <w:start w:val="1"/>
+      <w:numFmt w:val="bullet"/>
+      <w:lvlText w:val="o"/>
+      <w:lvlJc w:val="left"/>
+      <w:pPr>
+        <w:tabs>
+          <w:tab w:val="num" w:pos="1440"/>
+        </w:tabs>
+        <w:ind w:left="1440" w:hanging="360"/>
+      </w:pPr>
+      <w:rPr>
+        <w:rFonts w:ascii="Courier New" w:hAnsi="Courier New" w:hint="default"/>
+        <w:sz w:val="20"/>
+      </w:rPr>
+    </w:lvl>
+    <w:lvl w:ilvl="2" w:tentative="1">
+      <w:start w:val="1"/>
+      <w:numFmt w:val="bullet"/>
+      <w:lvlText w:val=""/>
+      <w:lvlJc w:val="left"/>
+      <w:pPr>
+        <w:tabs>
+          <w:tab w:val="num" w:pos="2160"/>
+        </w:tabs>
+        <w:ind w:left="2160" w:hanging="360"/>
+      </w:pPr>
+      <w:rPr>
+        <w:rFonts w:ascii="Wingdings" w:hAnsi="Wingdings" w:hint="default"/>
+        <w:sz w:val="20"/>
+      </w:rPr>
+    </w:lvl>
+    <w:lvl w:ilvl="3" w:tentative="1">
+      <w:start w:val="1"/>
+      <w:numFmt w:val="bullet"/>
+      <w:lvlText w:val=""/>
+      <w:lvlJc w:val="left"/>
+      <w:pPr>
+        <w:tabs>
+          <w:tab w:val="num" w:pos="2880"/>
+        </w:tabs>
+        <w:ind w:left="2880" w:hanging="360"/>
+      </w:pPr>
+      <w:rPr>
+        <w:rFonts w:ascii="Wingdings" w:hAnsi="Wingdings" w:hint="default"/>
+        <w:sz w:val="20"/>
+      </w:rPr>
+    </w:lvl>
+    <w:lvl w:ilvl="4" w:tentative="1">
+      <w:start w:val="1"/>
+      <w:numFmt w:val="bullet"/>
+      <w:lvlText w:val=""/>
+      <w:lvlJc w:val="left"/>
+      <w:pPr>
+        <w:tabs>
+          <w:tab w:val="num" w:pos="3600"/>
+        </w:tabs>
+        <w:ind w:left="3600" w:hanging="360"/>
+      </w:pPr>
+      <w:rPr>
+        <w:rFonts w:ascii="Wingdings" w:hAnsi="Wingdings" w:hint="default"/>
+        <w:sz w:val="20"/>
+      </w:rPr>
+    </w:lvl>
+    <w:lvl w:ilvl="5" w:tentative="1">
+      <w:start w:val="1"/>
+      <w:numFmt w:val="bullet"/>
+      <w:lvlText w:val=""/>
+      <w:lvlJc w:val="left"/>
+      <w:pPr>
+        <w:tabs>
+          <w:tab w:val="num" w:pos="4320"/>
+        </w:tabs>
+        <w:ind w:left="4320" w:hanging="360"/>
+      </w:pPr>
+      <w:rPr>
+        <w:rFonts w:ascii="Wingdings" w:hAnsi="Wingdings" w:hint="default"/>
+        <w:sz w:val="20"/>
+      </w:rPr>
+    </w:lvl>
+    <w:lvl w:ilvl="6" w:tentative="1">
+      <w:start w:val="1"/>
+      <w:numFmt w:val="bullet"/>
+      <w:lvlText w:val=""/>
+      <w:lvlJc w:val="left"/>
+      <w:pPr>
+        <w:tabs>
+          <w:tab w:val="num" w:pos="5040"/>
+        </w:tabs>
+        <w:ind w:left="5040" w:hanging="360"/>
+      </w:pPr>
+      <w:rPr>
+        <w:rFonts w:ascii="Wingdings" w:hAnsi="Wingdings" w:hint="default"/>
+        <w:sz w:val="20"/>
+      </w:rPr>
+    </w:lvl>
+    <w:lvl w:ilvl="7" w:tentative="1">
+      <w:start w:val="1"/>
+      <w:numFmt w:val="bullet"/>
+      <w:lvlText w:val=""/>
+      <w:lvlJc w:val="left"/>
+      <w:pPr>
+        <w:tabs>
+          <w:tab w:val="num" w:pos="5760"/>
+        </w:tabs>
+        <w:ind w:left="5760" w:hanging="360"/>
+      </w:pPr>
+      <w:rPr>
+        <w:rFonts w:ascii="Wingdings" w:hAnsi="Wingdings" w:hint="default"/>
+        <w:sz w:val="20"/>
+      </w:rPr>
+    </w:lvl>
+    <w:lvl w:ilvl="8" w:tentative="1">
+      <w:start w:val="1"/>
+      <w:numFmt w:val="bullet"/>
+      <w:lvlText w:val=""/>
+      <w:lvlJc w:val="left"/>
+      <w:pPr>
+        <w:tabs>
+          <w:tab w:val="num" w:pos="6480"/>
+        </w:tabs>
+        <w:ind w:left="6480" w:hanging="360"/>
+      </w:pPr>
+      <w:rPr>
+        <w:rFonts w:ascii="Wingdings" w:hAnsi="Wingdings" w:hint="default"/>
+        <w:sz w:val="20"/>
+      </w:rPr>
+    </w:lvl>
+  </w:abstractNum>
+  <w:abstractNum w:abstractNumId="5" w15:restartNumberingAfterBreak="0">
+    <w:nsid w:val="2F8B1141"/>
+    <w:multiLevelType w:val="hybridMultilevel"/>
+    <w:tmpl w:val="23C46E1C"/>
+    <w:lvl w:ilvl="0" w:tplc="40090009">
+      <w:start w:val="1"/>
+      <w:numFmt w:val="bullet"/>
+      <w:lvlText w:val=""/>
+      <w:lvlJc w:val="left"/>
+      <w:pPr>
+        <w:ind w:left="1238" w:hanging="360"/>
+      </w:pPr>
+      <w:rPr>
+        <w:rFonts w:ascii="Wingdings" w:hAnsi="Wingdings" w:hint="default"/>
+      </w:rPr>
+    </w:lvl>
+    <w:lvl w:ilvl="1" w:tplc="40090003" w:tentative="1">
+      <w:start w:val="1"/>
+      <w:numFmt w:val="bullet"/>
+      <w:lvlText w:val="o"/>
+      <w:lvlJc w:val="left"/>
+      <w:pPr>
+        <w:ind w:left="1958" w:hanging="360"/>
+      </w:pPr>
+      <w:rPr>
+        <w:rFonts w:ascii="Courier New" w:hAnsi="Courier New" w:cs="Courier New" w:hint="default"/>
+      </w:rPr>
+    </w:lvl>
+    <w:lvl w:ilvl="2" w:tplc="40090005" w:tentative="1">
+      <w:start w:val="1"/>
+      <w:numFmt w:val="bullet"/>
+      <w:lvlText w:val=""/>
+      <w:lvlJc w:val="left"/>
+      <w:pPr>
+        <w:ind w:left="2678" w:hanging="360"/>
+      </w:pPr>
+      <w:rPr>
+        <w:rFonts w:ascii="Wingdings" w:hAnsi="Wingdings" w:hint="default"/>
+      </w:rPr>
+    </w:lvl>
+    <w:lvl w:ilvl="3" w:tplc="40090001" w:tentative="1">
+      <w:start w:val="1"/>
+      <w:numFmt w:val="bullet"/>
+      <w:lvlText w:val=""/>
+      <w:lvlJc w:val="left"/>
+      <w:pPr>
+        <w:ind w:left="3398" w:hanging="360"/>
+      </w:pPr>
+      <w:rPr>
+        <w:rFonts w:ascii="Symbol" w:hAnsi="Symbol" w:hint="default"/>
+      </w:rPr>
+    </w:lvl>
+    <w:lvl w:ilvl="4" w:tplc="40090003" w:tentative="1">
+      <w:start w:val="1"/>
+      <w:numFmt w:val="bullet"/>
+      <w:lvlText w:val="o"/>
+      <w:lvlJc w:val="left"/>
+      <w:pPr>
+        <w:ind w:left="4118" w:hanging="360"/>
+      </w:pPr>
+      <w:rPr>
+        <w:rFonts w:ascii="Courier New" w:hAnsi="Courier New" w:cs="Courier New" w:hint="default"/>
+      </w:rPr>
+    </w:lvl>
+    <w:lvl w:ilvl="5" w:tplc="40090005" w:tentative="1">
+      <w:start w:val="1"/>
+      <w:numFmt w:val="bullet"/>
+      <w:lvlText w:val=""/>
+      <w:lvlJc w:val="left"/>
+      <w:pPr>
+        <w:ind w:left="4838" w:hanging="360"/>
+      </w:pPr>
+      <w:rPr>
+        <w:rFonts w:ascii="Wingdings" w:hAnsi="Wingdings" w:hint="default"/>
+      </w:rPr>
+    </w:lvl>
+    <w:lvl w:ilvl="6" w:tplc="40090001" w:tentative="1">
+      <w:start w:val="1"/>
+      <w:numFmt w:val="bullet"/>
+      <w:lvlText w:val=""/>
+      <w:lvlJc w:val="left"/>
+      <w:pPr>
+        <w:ind w:left="5558" w:hanging="360"/>
+      </w:pPr>
+      <w:rPr>
+        <w:rFonts w:ascii="Symbol" w:hAnsi="Symbol" w:hint="default"/>
+      </w:rPr>
+    </w:lvl>
+    <w:lvl w:ilvl="7" w:tplc="40090003" w:tentative="1">
+      <w:start w:val="1"/>
+      <w:numFmt w:val="bullet"/>
+      <w:lvlText w:val="o"/>
+      <w:lvlJc w:val="left"/>
+      <w:pPr>
+        <w:ind w:left="6278" w:hanging="360"/>
+      </w:pPr>
+      <w:rPr>
+        <w:rFonts w:ascii="Courier New" w:hAnsi="Courier New" w:cs="Courier New" w:hint="default"/>
+      </w:rPr>
+    </w:lvl>
+    <w:lvl w:ilvl="8" w:tplc="40090005" w:tentative="1">
+      <w:start w:val="1"/>
+      <w:numFmt w:val="bullet"/>
+      <w:lvlText w:val=""/>
+      <w:lvlJc w:val="left"/>
+      <w:pPr>
+        <w:ind w:left="6998" w:hanging="360"/>
+      </w:pPr>
+      <w:rPr>
+        <w:rFonts w:ascii="Wingdings" w:hAnsi="Wingdings" w:hint="default"/>
+      </w:rPr>
+    </w:lvl>
+  </w:abstractNum>
+  <w:abstractNum w:abstractNumId="6" w15:restartNumberingAfterBreak="0">
+    <w:nsid w:val="30EA33FC"/>
+    <w:multiLevelType w:val="hybridMultilevel"/>
+    <w:tmpl w:val="362A57C2"/>
+    <w:lvl w:ilvl="0" w:tplc="40090009">
+      <w:start w:val="1"/>
+      <w:numFmt w:val="bullet"/>
+      <w:lvlText w:val=""/>
+      <w:lvlJc w:val="left"/>
+      <w:pPr>
+        <w:ind w:left="1238" w:hanging="360"/>
+      </w:pPr>
+      <w:rPr>
+        <w:rFonts w:ascii="Wingdings" w:hAnsi="Wingdings" w:hint="default"/>
+      </w:rPr>
+    </w:lvl>
+    <w:lvl w:ilvl="1" w:tplc="40090003" w:tentative="1">
+      <w:start w:val="1"/>
+      <w:numFmt w:val="bullet"/>
+      <w:lvlText w:val="o"/>
+      <w:lvlJc w:val="left"/>
+      <w:pPr>
+        <w:ind w:left="1958" w:hanging="360"/>
+      </w:pPr>
+      <w:rPr>
+        <w:rFonts w:ascii="Courier New" w:hAnsi="Courier New" w:cs="Courier New" w:hint="default"/>
+      </w:rPr>
+    </w:lvl>
+    <w:lvl w:ilvl="2" w:tplc="40090005" w:tentative="1">
+      <w:start w:val="1"/>
+      <w:numFmt w:val="bullet"/>
+      <w:lvlText w:val=""/>
+      <w:lvlJc w:val="left"/>
+      <w:pPr>
+        <w:ind w:left="2678" w:hanging="360"/>
+      </w:pPr>
+      <w:rPr>
+        <w:rFonts w:ascii="Wingdings" w:hAnsi="Wingdings" w:hint="default"/>
+      </w:rPr>
+    </w:lvl>
+    <w:lvl w:ilvl="3" w:tplc="40090001" w:tentative="1">
+      <w:start w:val="1"/>
+      <w:numFmt w:val="bullet"/>
+      <w:lvlText w:val=""/>
+      <w:lvlJc w:val="left"/>
+      <w:pPr>
+        <w:ind w:left="3398" w:hanging="360"/>
+      </w:pPr>
+      <w:rPr>
+        <w:rFonts w:ascii="Symbol" w:hAnsi="Symbol" w:hint="default"/>
+      </w:rPr>
+    </w:lvl>
+    <w:lvl w:ilvl="4" w:tplc="40090003" w:tentative="1">
+      <w:start w:val="1"/>
+      <w:numFmt w:val="bullet"/>
+      <w:lvlText w:val="o"/>
+      <w:lvlJc w:val="left"/>
+      <w:pPr>
+        <w:ind w:left="4118" w:hanging="360"/>
+      </w:pPr>
+      <w:rPr>
+        <w:rFonts w:ascii="Courier New" w:hAnsi="Courier New" w:cs="Courier New" w:hint="default"/>
+      </w:rPr>
+    </w:lvl>
+    <w:lvl w:ilvl="5" w:tplc="40090005" w:tentative="1">
+      <w:start w:val="1"/>
+      <w:numFmt w:val="bullet"/>
+      <w:lvlText w:val=""/>
+      <w:lvlJc w:val="left"/>
+      <w:pPr>
+        <w:ind w:left="4838" w:hanging="360"/>
+      </w:pPr>
+      <w:rPr>
+        <w:rFonts w:ascii="Wingdings" w:hAnsi="Wingdings" w:hint="default"/>
+      </w:rPr>
+    </w:lvl>
+    <w:lvl w:ilvl="6" w:tplc="40090001" w:tentative="1">
+      <w:start w:val="1"/>
+      <w:numFmt w:val="bullet"/>
+      <w:lvlText w:val=""/>
+      <w:lvlJc w:val="left"/>
+      <w:pPr>
+        <w:ind w:left="5558" w:hanging="360"/>
+      </w:pPr>
+      <w:rPr>
+        <w:rFonts w:ascii="Symbol" w:hAnsi="Symbol" w:hint="default"/>
+      </w:rPr>
+    </w:lvl>
+    <w:lvl w:ilvl="7" w:tplc="40090003" w:tentative="1">
+      <w:start w:val="1"/>
+      <w:numFmt w:val="bullet"/>
+      <w:lvlText w:val="o"/>
+      <w:lvlJc w:val="left"/>
+      <w:pPr>
+        <w:ind w:left="6278" w:hanging="360"/>
+      </w:pPr>
+      <w:rPr>
+        <w:rFonts w:ascii="Courier New" w:hAnsi="Courier New" w:cs="Courier New" w:hint="default"/>
+      </w:rPr>
+    </w:lvl>
+    <w:lvl w:ilvl="8" w:tplc="40090005" w:tentative="1">
+      <w:start w:val="1"/>
+      <w:numFmt w:val="bullet"/>
+      <w:lvlText w:val=""/>
+      <w:lvlJc w:val="left"/>
+      <w:pPr>
+        <w:ind w:left="6998" w:hanging="360"/>
+      </w:pPr>
+      <w:rPr>
+        <w:rFonts w:ascii="Wingdings" w:hAnsi="Wingdings" w:hint="default"/>
+      </w:rPr>
+    </w:lvl>
+  </w:abstractNum>
+  <w:abstractNum w:abstractNumId="7" w15:restartNumberingAfterBreak="0">
+    <w:nsid w:val="3E451F91"/>
+    <w:multiLevelType w:val="multilevel"/>
+    <w:tmpl w:val="72D6F062"/>
+    <w:lvl w:ilvl="0">
+      <w:start w:val="1"/>
+      <w:numFmt w:val="bullet"/>
+      <w:lvlText w:val=""/>
+      <w:lvlJc w:val="left"/>
+      <w:pPr>
+        <w:tabs>
+          <w:tab w:val="num" w:pos="720"/>
+        </w:tabs>
+        <w:ind w:left="720" w:hanging="360"/>
+      </w:pPr>
+      <w:rPr>
+        <w:rFonts w:ascii="Symbol" w:hAnsi="Symbol" w:hint="default"/>
+        <w:sz w:val="20"/>
+      </w:rPr>
+    </w:lvl>
+    <w:lvl w:ilvl="1" w:tentative="1">
+      <w:start w:val="1"/>
+      <w:numFmt w:val="bullet"/>
+      <w:lvlText w:val="o"/>
+      <w:lvlJc w:val="left"/>
+      <w:pPr>
+        <w:tabs>
+          <w:tab w:val="num" w:pos="1440"/>
+        </w:tabs>
+        <w:ind w:left="1440" w:hanging="360"/>
+      </w:pPr>
+      <w:rPr>
+        <w:rFonts w:ascii="Courier New" w:hAnsi="Courier New" w:hint="default"/>
+        <w:sz w:val="20"/>
+      </w:rPr>
+    </w:lvl>
+    <w:lvl w:ilvl="2" w:tentative="1">
+      <w:start w:val="1"/>
+      <w:numFmt w:val="bullet"/>
+      <w:lvlText w:val=""/>
+      <w:lvlJc w:val="left"/>
+      <w:pPr>
+        <w:tabs>
+          <w:tab w:val="num" w:pos="2160"/>
+        </w:tabs>
+        <w:ind w:left="2160" w:hanging="360"/>
+      </w:pPr>
+      <w:rPr>
+        <w:rFonts w:ascii="Wingdings" w:hAnsi="Wingdings" w:hint="default"/>
+        <w:sz w:val="20"/>
+      </w:rPr>
+    </w:lvl>
+    <w:lvl w:ilvl="3" w:tentative="1">
+      <w:start w:val="1"/>
+      <w:numFmt w:val="bullet"/>
+      <w:lvlText w:val=""/>
+      <w:lvlJc w:val="left"/>
+      <w:pPr>
+        <w:tabs>
+          <w:tab w:val="num" w:pos="2880"/>
+        </w:tabs>
+        <w:ind w:left="2880" w:hanging="360"/>
+      </w:pPr>
+      <w:rPr>
+        <w:rFonts w:ascii="Wingdings" w:hAnsi="Wingdings" w:hint="default"/>
+        <w:sz w:val="20"/>
+      </w:rPr>
+    </w:lvl>
+    <w:lvl w:ilvl="4" w:tentative="1">
+      <w:start w:val="1"/>
+      <w:numFmt w:val="bullet"/>
+      <w:lvlText w:val=""/>
+      <w:lvlJc w:val="left"/>
+      <w:pPr>
+        <w:tabs>
+          <w:tab w:val="num" w:pos="3600"/>
+        </w:tabs>
+        <w:ind w:left="3600" w:hanging="360"/>
+      </w:pPr>
+      <w:rPr>
+        <w:rFonts w:ascii="Wingdings" w:hAnsi="Wingdings" w:hint="default"/>
+        <w:sz w:val="20"/>
+      </w:rPr>
+    </w:lvl>
+    <w:lvl w:ilvl="5" w:tentative="1">
+      <w:start w:val="1"/>
+      <w:numFmt w:val="bullet"/>
+      <w:lvlText w:val=""/>
+      <w:lvlJc w:val="left"/>
+      <w:pPr>
+        <w:tabs>
+          <w:tab w:val="num" w:pos="4320"/>
+        </w:tabs>
+        <w:ind w:left="4320" w:hanging="360"/>
+      </w:pPr>
+      <w:rPr>
+        <w:rFonts w:ascii="Wingdings" w:hAnsi="Wingdings" w:hint="default"/>
+        <w:sz w:val="20"/>
+      </w:rPr>
+    </w:lvl>
+    <w:lvl w:ilvl="6" w:tentative="1">
+      <w:start w:val="1"/>
+      <w:numFmt w:val="bullet"/>
+      <w:lvlText w:val=""/>
+      <w:lvlJc w:val="left"/>
+      <w:pPr>
+        <w:tabs>
+          <w:tab w:val="num" w:pos="5040"/>
+        </w:tabs>
+        <w:ind w:left="5040" w:hanging="360"/>
+      </w:pPr>
+      <w:rPr>
+        <w:rFonts w:ascii="Wingdings" w:hAnsi="Wingdings" w:hint="default"/>
+        <w:sz w:val="20"/>
+      </w:rPr>
+    </w:lvl>
+    <w:lvl w:ilvl="7" w:tentative="1">
+      <w:start w:val="1"/>
+      <w:numFmt w:val="bullet"/>
+      <w:lvlText w:val=""/>
+      <w:lvlJc w:val="left"/>
+      <w:pPr>
+        <w:tabs>
+          <w:tab w:val="num" w:pos="5760"/>
+        </w:tabs>
+        <w:ind w:left="5760" w:hanging="360"/>
+      </w:pPr>
+      <w:rPr>
+        <w:rFonts w:ascii="Wingdings" w:hAnsi="Wingdings" w:hint="default"/>
+        <w:sz w:val="20"/>
+      </w:rPr>
+    </w:lvl>
+    <w:lvl w:ilvl="8" w:tentative="1">
+      <w:start w:val="1"/>
+      <w:numFmt w:val="bullet"/>
+      <w:lvlText w:val=""/>
+      <w:lvlJc w:val="left"/>
+      <w:pPr>
+        <w:tabs>
+          <w:tab w:val="num" w:pos="6480"/>
+        </w:tabs>
+        <w:ind w:left="6480" w:hanging="360"/>
+      </w:pPr>
+      <w:rPr>
+        <w:rFonts w:ascii="Wingdings" w:hAnsi="Wingdings" w:hint="default"/>
+        <w:sz w:val="20"/>
+      </w:rPr>
+    </w:lvl>
+  </w:abstractNum>
+  <w:abstractNum w:abstractNumId="8" w15:restartNumberingAfterBreak="0">
     <w:nsid w:val="4FD72AE7"/>
     <w:multiLevelType w:val="hybridMultilevel"/>
     <w:tmpl w:val="4E544DB0"/>
@@ -8790,7 +7990,531 @@
       </w:rPr>
     </w:lvl>
   </w:abstractNum>
-  <w:abstractNum w:abstractNumId="3" w15:restartNumberingAfterBreak="0">
+  <w:abstractNum w:abstractNumId="9" w15:restartNumberingAfterBreak="0">
+    <w:nsid w:val="514B6641"/>
+    <w:multiLevelType w:val="hybridMultilevel"/>
+    <w:tmpl w:val="6944D758"/>
+    <w:lvl w:ilvl="0" w:tplc="40090009">
+      <w:start w:val="1"/>
+      <w:numFmt w:val="bullet"/>
+      <w:lvlText w:val=""/>
+      <w:lvlJc w:val="left"/>
+      <w:pPr>
+        <w:ind w:left="1238" w:hanging="360"/>
+      </w:pPr>
+      <w:rPr>
+        <w:rFonts w:ascii="Wingdings" w:hAnsi="Wingdings" w:hint="default"/>
+      </w:rPr>
+    </w:lvl>
+    <w:lvl w:ilvl="1" w:tplc="40090003" w:tentative="1">
+      <w:start w:val="1"/>
+      <w:numFmt w:val="bullet"/>
+      <w:lvlText w:val="o"/>
+      <w:lvlJc w:val="left"/>
+      <w:pPr>
+        <w:ind w:left="1958" w:hanging="360"/>
+      </w:pPr>
+      <w:rPr>
+        <w:rFonts w:ascii="Courier New" w:hAnsi="Courier New" w:cs="Courier New" w:hint="default"/>
+      </w:rPr>
+    </w:lvl>
+    <w:lvl w:ilvl="2" w:tplc="40090005" w:tentative="1">
+      <w:start w:val="1"/>
+      <w:numFmt w:val="bullet"/>
+      <w:lvlText w:val=""/>
+      <w:lvlJc w:val="left"/>
+      <w:pPr>
+        <w:ind w:left="2678" w:hanging="360"/>
+      </w:pPr>
+      <w:rPr>
+        <w:rFonts w:ascii="Wingdings" w:hAnsi="Wingdings" w:hint="default"/>
+      </w:rPr>
+    </w:lvl>
+    <w:lvl w:ilvl="3" w:tplc="40090001" w:tentative="1">
+      <w:start w:val="1"/>
+      <w:numFmt w:val="bullet"/>
+      <w:lvlText w:val=""/>
+      <w:lvlJc w:val="left"/>
+      <w:pPr>
+        <w:ind w:left="3398" w:hanging="360"/>
+      </w:pPr>
+      <w:rPr>
+        <w:rFonts w:ascii="Symbol" w:hAnsi="Symbol" w:hint="default"/>
+      </w:rPr>
+    </w:lvl>
+    <w:lvl w:ilvl="4" w:tplc="40090003" w:tentative="1">
+      <w:start w:val="1"/>
+      <w:numFmt w:val="bullet"/>
+      <w:lvlText w:val="o"/>
+      <w:lvlJc w:val="left"/>
+      <w:pPr>
+        <w:ind w:left="4118" w:hanging="360"/>
+      </w:pPr>
+      <w:rPr>
+        <w:rFonts w:ascii="Courier New" w:hAnsi="Courier New" w:cs="Courier New" w:hint="default"/>
+      </w:rPr>
+    </w:lvl>
+    <w:lvl w:ilvl="5" w:tplc="40090005" w:tentative="1">
+      <w:start w:val="1"/>
+      <w:numFmt w:val="bullet"/>
+      <w:lvlText w:val=""/>
+      <w:lvlJc w:val="left"/>
+      <w:pPr>
+        <w:ind w:left="4838" w:hanging="360"/>
+      </w:pPr>
+      <w:rPr>
+        <w:rFonts w:ascii="Wingdings" w:hAnsi="Wingdings" w:hint="default"/>
+      </w:rPr>
+    </w:lvl>
+    <w:lvl w:ilvl="6" w:tplc="40090001" w:tentative="1">
+      <w:start w:val="1"/>
+      <w:numFmt w:val="bullet"/>
+      <w:lvlText w:val=""/>
+      <w:lvlJc w:val="left"/>
+      <w:pPr>
+        <w:ind w:left="5558" w:hanging="360"/>
+      </w:pPr>
+      <w:rPr>
+        <w:rFonts w:ascii="Symbol" w:hAnsi="Symbol" w:hint="default"/>
+      </w:rPr>
+    </w:lvl>
+    <w:lvl w:ilvl="7" w:tplc="40090003" w:tentative="1">
+      <w:start w:val="1"/>
+      <w:numFmt w:val="bullet"/>
+      <w:lvlText w:val="o"/>
+      <w:lvlJc w:val="left"/>
+      <w:pPr>
+        <w:ind w:left="6278" w:hanging="360"/>
+      </w:pPr>
+      <w:rPr>
+        <w:rFonts w:ascii="Courier New" w:hAnsi="Courier New" w:cs="Courier New" w:hint="default"/>
+      </w:rPr>
+    </w:lvl>
+    <w:lvl w:ilvl="8" w:tplc="40090005" w:tentative="1">
+      <w:start w:val="1"/>
+      <w:numFmt w:val="bullet"/>
+      <w:lvlText w:val=""/>
+      <w:lvlJc w:val="left"/>
+      <w:pPr>
+        <w:ind w:left="6998" w:hanging="360"/>
+      </w:pPr>
+      <w:rPr>
+        <w:rFonts w:ascii="Wingdings" w:hAnsi="Wingdings" w:hint="default"/>
+      </w:rPr>
+    </w:lvl>
+  </w:abstractNum>
+  <w:abstractNum w:abstractNumId="10" w15:restartNumberingAfterBreak="0">
+    <w:nsid w:val="53287365"/>
+    <w:multiLevelType w:val="multilevel"/>
+    <w:tmpl w:val="74CE951C"/>
+    <w:lvl w:ilvl="0">
+      <w:start w:val="1"/>
+      <w:numFmt w:val="bullet"/>
+      <w:lvlText w:val=""/>
+      <w:lvlJc w:val="left"/>
+      <w:pPr>
+        <w:tabs>
+          <w:tab w:val="num" w:pos="720"/>
+        </w:tabs>
+        <w:ind w:left="720" w:hanging="360"/>
+      </w:pPr>
+      <w:rPr>
+        <w:rFonts w:ascii="Symbol" w:hAnsi="Symbol" w:hint="default"/>
+        <w:sz w:val="20"/>
+      </w:rPr>
+    </w:lvl>
+    <w:lvl w:ilvl="1" w:tentative="1">
+      <w:start w:val="1"/>
+      <w:numFmt w:val="bullet"/>
+      <w:lvlText w:val="o"/>
+      <w:lvlJc w:val="left"/>
+      <w:pPr>
+        <w:tabs>
+          <w:tab w:val="num" w:pos="1440"/>
+        </w:tabs>
+        <w:ind w:left="1440" w:hanging="360"/>
+      </w:pPr>
+      <w:rPr>
+        <w:rFonts w:ascii="Courier New" w:hAnsi="Courier New" w:hint="default"/>
+        <w:sz w:val="20"/>
+      </w:rPr>
+    </w:lvl>
+    <w:lvl w:ilvl="2" w:tentative="1">
+      <w:start w:val="1"/>
+      <w:numFmt w:val="bullet"/>
+      <w:lvlText w:val=""/>
+      <w:lvlJc w:val="left"/>
+      <w:pPr>
+        <w:tabs>
+          <w:tab w:val="num" w:pos="2160"/>
+        </w:tabs>
+        <w:ind w:left="2160" w:hanging="360"/>
+      </w:pPr>
+      <w:rPr>
+        <w:rFonts w:ascii="Wingdings" w:hAnsi="Wingdings" w:hint="default"/>
+        <w:sz w:val="20"/>
+      </w:rPr>
+    </w:lvl>
+    <w:lvl w:ilvl="3" w:tentative="1">
+      <w:start w:val="1"/>
+      <w:numFmt w:val="bullet"/>
+      <w:lvlText w:val=""/>
+      <w:lvlJc w:val="left"/>
+      <w:pPr>
+        <w:tabs>
+          <w:tab w:val="num" w:pos="2880"/>
+        </w:tabs>
+        <w:ind w:left="2880" w:hanging="360"/>
+      </w:pPr>
+      <w:rPr>
+        <w:rFonts w:ascii="Wingdings" w:hAnsi="Wingdings" w:hint="default"/>
+        <w:sz w:val="20"/>
+      </w:rPr>
+    </w:lvl>
+    <w:lvl w:ilvl="4" w:tentative="1">
+      <w:start w:val="1"/>
+      <w:numFmt w:val="bullet"/>
+      <w:lvlText w:val=""/>
+      <w:lvlJc w:val="left"/>
+      <w:pPr>
+        <w:tabs>
+          <w:tab w:val="num" w:pos="3600"/>
+        </w:tabs>
+        <w:ind w:left="3600" w:hanging="360"/>
+      </w:pPr>
+      <w:rPr>
+        <w:rFonts w:ascii="Wingdings" w:hAnsi="Wingdings" w:hint="default"/>
+        <w:sz w:val="20"/>
+      </w:rPr>
+    </w:lvl>
+    <w:lvl w:ilvl="5" w:tentative="1">
+      <w:start w:val="1"/>
+      <w:numFmt w:val="bullet"/>
+      <w:lvlText w:val=""/>
+      <w:lvlJc w:val="left"/>
+      <w:pPr>
+        <w:tabs>
+          <w:tab w:val="num" w:pos="4320"/>
+        </w:tabs>
+        <w:ind w:left="4320" w:hanging="360"/>
+      </w:pPr>
+      <w:rPr>
+        <w:rFonts w:ascii="Wingdings" w:hAnsi="Wingdings" w:hint="default"/>
+        <w:sz w:val="20"/>
+      </w:rPr>
+    </w:lvl>
+    <w:lvl w:ilvl="6" w:tentative="1">
+      <w:start w:val="1"/>
+      <w:numFmt w:val="bullet"/>
+      <w:lvlText w:val=""/>
+      <w:lvlJc w:val="left"/>
+      <w:pPr>
+        <w:tabs>
+          <w:tab w:val="num" w:pos="5040"/>
+        </w:tabs>
+        <w:ind w:left="5040" w:hanging="360"/>
+      </w:pPr>
+      <w:rPr>
+        <w:rFonts w:ascii="Wingdings" w:hAnsi="Wingdings" w:hint="default"/>
+        <w:sz w:val="20"/>
+      </w:rPr>
+    </w:lvl>
+    <w:lvl w:ilvl="7" w:tentative="1">
+      <w:start w:val="1"/>
+      <w:numFmt w:val="bullet"/>
+      <w:lvlText w:val=""/>
+      <w:lvlJc w:val="left"/>
+      <w:pPr>
+        <w:tabs>
+          <w:tab w:val="num" w:pos="5760"/>
+        </w:tabs>
+        <w:ind w:left="5760" w:hanging="360"/>
+      </w:pPr>
+      <w:rPr>
+        <w:rFonts w:ascii="Wingdings" w:hAnsi="Wingdings" w:hint="default"/>
+        <w:sz w:val="20"/>
+      </w:rPr>
+    </w:lvl>
+    <w:lvl w:ilvl="8" w:tentative="1">
+      <w:start w:val="1"/>
+      <w:numFmt w:val="bullet"/>
+      <w:lvlText w:val=""/>
+      <w:lvlJc w:val="left"/>
+      <w:pPr>
+        <w:tabs>
+          <w:tab w:val="num" w:pos="6480"/>
+        </w:tabs>
+        <w:ind w:left="6480" w:hanging="360"/>
+      </w:pPr>
+      <w:rPr>
+        <w:rFonts w:ascii="Wingdings" w:hAnsi="Wingdings" w:hint="default"/>
+        <w:sz w:val="20"/>
+      </w:rPr>
+    </w:lvl>
+  </w:abstractNum>
+  <w:abstractNum w:abstractNumId="11" w15:restartNumberingAfterBreak="0">
+    <w:nsid w:val="642821BA"/>
+    <w:multiLevelType w:val="hybridMultilevel"/>
+    <w:tmpl w:val="0B0E6ED8"/>
+    <w:lvl w:ilvl="0" w:tplc="40090009">
+      <w:start w:val="1"/>
+      <w:numFmt w:val="bullet"/>
+      <w:lvlText w:val=""/>
+      <w:lvlJc w:val="left"/>
+      <w:pPr>
+        <w:ind w:left="1238" w:hanging="360"/>
+      </w:pPr>
+      <w:rPr>
+        <w:rFonts w:ascii="Wingdings" w:hAnsi="Wingdings" w:hint="default"/>
+      </w:rPr>
+    </w:lvl>
+    <w:lvl w:ilvl="1" w:tplc="40090003" w:tentative="1">
+      <w:start w:val="1"/>
+      <w:numFmt w:val="bullet"/>
+      <w:lvlText w:val="o"/>
+      <w:lvlJc w:val="left"/>
+      <w:pPr>
+        <w:ind w:left="1958" w:hanging="360"/>
+      </w:pPr>
+      <w:rPr>
+        <w:rFonts w:ascii="Courier New" w:hAnsi="Courier New" w:cs="Courier New" w:hint="default"/>
+      </w:rPr>
+    </w:lvl>
+    <w:lvl w:ilvl="2" w:tplc="40090005" w:tentative="1">
+      <w:start w:val="1"/>
+      <w:numFmt w:val="bullet"/>
+      <w:lvlText w:val=""/>
+      <w:lvlJc w:val="left"/>
+      <w:pPr>
+        <w:ind w:left="2678" w:hanging="360"/>
+      </w:pPr>
+      <w:rPr>
+        <w:rFonts w:ascii="Wingdings" w:hAnsi="Wingdings" w:hint="default"/>
+      </w:rPr>
+    </w:lvl>
+    <w:lvl w:ilvl="3" w:tplc="40090001" w:tentative="1">
+      <w:start w:val="1"/>
+      <w:numFmt w:val="bullet"/>
+      <w:lvlText w:val=""/>
+      <w:lvlJc w:val="left"/>
+      <w:pPr>
+        <w:ind w:left="3398" w:hanging="360"/>
+      </w:pPr>
+      <w:rPr>
+        <w:rFonts w:ascii="Symbol" w:hAnsi="Symbol" w:hint="default"/>
+      </w:rPr>
+    </w:lvl>
+    <w:lvl w:ilvl="4" w:tplc="40090003" w:tentative="1">
+      <w:start w:val="1"/>
+      <w:numFmt w:val="bullet"/>
+      <w:lvlText w:val="o"/>
+      <w:lvlJc w:val="left"/>
+      <w:pPr>
+        <w:ind w:left="4118" w:hanging="360"/>
+      </w:pPr>
+      <w:rPr>
+        <w:rFonts w:ascii="Courier New" w:hAnsi="Courier New" w:cs="Courier New" w:hint="default"/>
+      </w:rPr>
+    </w:lvl>
+    <w:lvl w:ilvl="5" w:tplc="40090005" w:tentative="1">
+      <w:start w:val="1"/>
+      <w:numFmt w:val="bullet"/>
+      <w:lvlText w:val=""/>
+      <w:lvlJc w:val="left"/>
+      <w:pPr>
+        <w:ind w:left="4838" w:hanging="360"/>
+      </w:pPr>
+      <w:rPr>
+        <w:rFonts w:ascii="Wingdings" w:hAnsi="Wingdings" w:hint="default"/>
+      </w:rPr>
+    </w:lvl>
+    <w:lvl w:ilvl="6" w:tplc="40090001" w:tentative="1">
+      <w:start w:val="1"/>
+      <w:numFmt w:val="bullet"/>
+      <w:lvlText w:val=""/>
+      <w:lvlJc w:val="left"/>
+      <w:pPr>
+        <w:ind w:left="5558" w:hanging="360"/>
+      </w:pPr>
+      <w:rPr>
+        <w:rFonts w:ascii="Symbol" w:hAnsi="Symbol" w:hint="default"/>
+      </w:rPr>
+    </w:lvl>
+    <w:lvl w:ilvl="7" w:tplc="40090003" w:tentative="1">
+      <w:start w:val="1"/>
+      <w:numFmt w:val="bullet"/>
+      <w:lvlText w:val="o"/>
+      <w:lvlJc w:val="left"/>
+      <w:pPr>
+        <w:ind w:left="6278" w:hanging="360"/>
+      </w:pPr>
+      <w:rPr>
+        <w:rFonts w:ascii="Courier New" w:hAnsi="Courier New" w:cs="Courier New" w:hint="default"/>
+      </w:rPr>
+    </w:lvl>
+    <w:lvl w:ilvl="8" w:tplc="40090005" w:tentative="1">
+      <w:start w:val="1"/>
+      <w:numFmt w:val="bullet"/>
+      <w:lvlText w:val=""/>
+      <w:lvlJc w:val="left"/>
+      <w:pPr>
+        <w:ind w:left="6998" w:hanging="360"/>
+      </w:pPr>
+      <w:rPr>
+        <w:rFonts w:ascii="Wingdings" w:hAnsi="Wingdings" w:hint="default"/>
+      </w:rPr>
+    </w:lvl>
+  </w:abstractNum>
+  <w:abstractNum w:abstractNumId="12" w15:restartNumberingAfterBreak="0">
+    <w:nsid w:val="661E64A0"/>
+    <w:multiLevelType w:val="multilevel"/>
+    <w:tmpl w:val="4C861524"/>
+    <w:lvl w:ilvl="0">
+      <w:start w:val="1"/>
+      <w:numFmt w:val="bullet"/>
+      <w:lvlText w:val=""/>
+      <w:lvlJc w:val="left"/>
+      <w:pPr>
+        <w:tabs>
+          <w:tab w:val="num" w:pos="720"/>
+        </w:tabs>
+        <w:ind w:left="720" w:hanging="360"/>
+      </w:pPr>
+      <w:rPr>
+        <w:rFonts w:ascii="Symbol" w:hAnsi="Symbol" w:hint="default"/>
+        <w:sz w:val="20"/>
+      </w:rPr>
+    </w:lvl>
+    <w:lvl w:ilvl="1" w:tentative="1">
+      <w:start w:val="1"/>
+      <w:numFmt w:val="bullet"/>
+      <w:lvlText w:val="o"/>
+      <w:lvlJc w:val="left"/>
+      <w:pPr>
+        <w:tabs>
+          <w:tab w:val="num" w:pos="1440"/>
+        </w:tabs>
+        <w:ind w:left="1440" w:hanging="360"/>
+      </w:pPr>
+      <w:rPr>
+        <w:rFonts w:ascii="Courier New" w:hAnsi="Courier New" w:hint="default"/>
+        <w:sz w:val="20"/>
+      </w:rPr>
+    </w:lvl>
+    <w:lvl w:ilvl="2" w:tentative="1">
+      <w:start w:val="1"/>
+      <w:numFmt w:val="bullet"/>
+      <w:lvlText w:val=""/>
+      <w:lvlJc w:val="left"/>
+      <w:pPr>
+        <w:tabs>
+          <w:tab w:val="num" w:pos="2160"/>
+        </w:tabs>
+        <w:ind w:left="2160" w:hanging="360"/>
+      </w:pPr>
+      <w:rPr>
+        <w:rFonts w:ascii="Wingdings" w:hAnsi="Wingdings" w:hint="default"/>
+        <w:sz w:val="20"/>
+      </w:rPr>
+    </w:lvl>
+    <w:lvl w:ilvl="3" w:tentative="1">
+      <w:start w:val="1"/>
+      <w:numFmt w:val="bullet"/>
+      <w:lvlText w:val=""/>
+      <w:lvlJc w:val="left"/>
+      <w:pPr>
+        <w:tabs>
+          <w:tab w:val="num" w:pos="2880"/>
+        </w:tabs>
+        <w:ind w:left="2880" w:hanging="360"/>
+      </w:pPr>
+      <w:rPr>
+        <w:rFonts w:ascii="Wingdings" w:hAnsi="Wingdings" w:hint="default"/>
+        <w:sz w:val="20"/>
+      </w:rPr>
+    </w:lvl>
+    <w:lvl w:ilvl="4" w:tentative="1">
+      <w:start w:val="1"/>
+      <w:numFmt w:val="bullet"/>
+      <w:lvlText w:val=""/>
+      <w:lvlJc w:val="left"/>
+      <w:pPr>
+        <w:tabs>
+          <w:tab w:val="num" w:pos="3600"/>
+        </w:tabs>
+        <w:ind w:left="3600" w:hanging="360"/>
+      </w:pPr>
+      <w:rPr>
+        <w:rFonts w:ascii="Wingdings" w:hAnsi="Wingdings" w:hint="default"/>
+        <w:sz w:val="20"/>
+      </w:rPr>
+    </w:lvl>
+    <w:lvl w:ilvl="5" w:tentative="1">
+      <w:start w:val="1"/>
+      <w:numFmt w:val="bullet"/>
+      <w:lvlText w:val=""/>
+      <w:lvlJc w:val="left"/>
+      <w:pPr>
+        <w:tabs>
+          <w:tab w:val="num" w:pos="4320"/>
+        </w:tabs>
+        <w:ind w:left="4320" w:hanging="360"/>
+      </w:pPr>
+      <w:rPr>
+        <w:rFonts w:ascii="Wingdings" w:hAnsi="Wingdings" w:hint="default"/>
+        <w:sz w:val="20"/>
+      </w:rPr>
+    </w:lvl>
+    <w:lvl w:ilvl="6" w:tentative="1">
+      <w:start w:val="1"/>
+      <w:numFmt w:val="bullet"/>
+      <w:lvlText w:val=""/>
+      <w:lvlJc w:val="left"/>
+      <w:pPr>
+        <w:tabs>
+          <w:tab w:val="num" w:pos="5040"/>
+        </w:tabs>
+        <w:ind w:left="5040" w:hanging="360"/>
+      </w:pPr>
+      <w:rPr>
+        <w:rFonts w:ascii="Wingdings" w:hAnsi="Wingdings" w:hint="default"/>
+        <w:sz w:val="20"/>
+      </w:rPr>
+    </w:lvl>
+    <w:lvl w:ilvl="7" w:tentative="1">
+      <w:start w:val="1"/>
+      <w:numFmt w:val="bullet"/>
+      <w:lvlText w:val=""/>
+      <w:lvlJc w:val="left"/>
+      <w:pPr>
+        <w:tabs>
+          <w:tab w:val="num" w:pos="5760"/>
+        </w:tabs>
+        <w:ind w:left="5760" w:hanging="360"/>
+      </w:pPr>
+      <w:rPr>
+        <w:rFonts w:ascii="Wingdings" w:hAnsi="Wingdings" w:hint="default"/>
+        <w:sz w:val="20"/>
+      </w:rPr>
+    </w:lvl>
+    <w:lvl w:ilvl="8" w:tentative="1">
+      <w:start w:val="1"/>
+      <w:numFmt w:val="bullet"/>
+      <w:lvlText w:val=""/>
+      <w:lvlJc w:val="left"/>
+      <w:pPr>
+        <w:tabs>
+          <w:tab w:val="num" w:pos="6480"/>
+        </w:tabs>
+        <w:ind w:left="6480" w:hanging="360"/>
+      </w:pPr>
+      <w:rPr>
+        <w:rFonts w:ascii="Wingdings" w:hAnsi="Wingdings" w:hint="default"/>
+        <w:sz w:val="20"/>
+      </w:rPr>
+    </w:lvl>
+  </w:abstractNum>
+  <w:abstractNum w:abstractNumId="13" w15:restartNumberingAfterBreak="0">
     <w:nsid w:val="68876041"/>
     <w:multiLevelType w:val="hybridMultilevel"/>
     <w:tmpl w:val="EBD6F756"/>
@@ -8903,17 +8627,351 @@
       </w:rPr>
     </w:lvl>
   </w:abstractNum>
+  <w:abstractNum w:abstractNumId="14" w15:restartNumberingAfterBreak="0">
+    <w:nsid w:val="70571C80"/>
+    <w:multiLevelType w:val="multilevel"/>
+    <w:tmpl w:val="FED4D3E8"/>
+    <w:lvl w:ilvl="0">
+      <w:start w:val="1"/>
+      <w:numFmt w:val="bullet"/>
+      <w:lvlText w:val=""/>
+      <w:lvlJc w:val="left"/>
+      <w:pPr>
+        <w:tabs>
+          <w:tab w:val="num" w:pos="720"/>
+        </w:tabs>
+        <w:ind w:left="720" w:hanging="360"/>
+      </w:pPr>
+      <w:rPr>
+        <w:rFonts w:ascii="Symbol" w:hAnsi="Symbol" w:hint="default"/>
+        <w:sz w:val="20"/>
+      </w:rPr>
+    </w:lvl>
+    <w:lvl w:ilvl="1" w:tentative="1">
+      <w:start w:val="1"/>
+      <w:numFmt w:val="bullet"/>
+      <w:lvlText w:val="o"/>
+      <w:lvlJc w:val="left"/>
+      <w:pPr>
+        <w:tabs>
+          <w:tab w:val="num" w:pos="1440"/>
+        </w:tabs>
+        <w:ind w:left="1440" w:hanging="360"/>
+      </w:pPr>
+      <w:rPr>
+        <w:rFonts w:ascii="Courier New" w:hAnsi="Courier New" w:hint="default"/>
+        <w:sz w:val="20"/>
+      </w:rPr>
+    </w:lvl>
+    <w:lvl w:ilvl="2" w:tentative="1">
+      <w:start w:val="1"/>
+      <w:numFmt w:val="bullet"/>
+      <w:lvlText w:val=""/>
+      <w:lvlJc w:val="left"/>
+      <w:pPr>
+        <w:tabs>
+          <w:tab w:val="num" w:pos="2160"/>
+        </w:tabs>
+        <w:ind w:left="2160" w:hanging="360"/>
+      </w:pPr>
+      <w:rPr>
+        <w:rFonts w:ascii="Wingdings" w:hAnsi="Wingdings" w:hint="default"/>
+        <w:sz w:val="20"/>
+      </w:rPr>
+    </w:lvl>
+    <w:lvl w:ilvl="3" w:tentative="1">
+      <w:start w:val="1"/>
+      <w:numFmt w:val="bullet"/>
+      <w:lvlText w:val=""/>
+      <w:lvlJc w:val="left"/>
+      <w:pPr>
+        <w:tabs>
+          <w:tab w:val="num" w:pos="2880"/>
+        </w:tabs>
+        <w:ind w:left="2880" w:hanging="360"/>
+      </w:pPr>
+      <w:rPr>
+        <w:rFonts w:ascii="Wingdings" w:hAnsi="Wingdings" w:hint="default"/>
+        <w:sz w:val="20"/>
+      </w:rPr>
+    </w:lvl>
+    <w:lvl w:ilvl="4" w:tentative="1">
+      <w:start w:val="1"/>
+      <w:numFmt w:val="bullet"/>
+      <w:lvlText w:val=""/>
+      <w:lvlJc w:val="left"/>
+      <w:pPr>
+        <w:tabs>
+          <w:tab w:val="num" w:pos="3600"/>
+        </w:tabs>
+        <w:ind w:left="3600" w:hanging="360"/>
+      </w:pPr>
+      <w:rPr>
+        <w:rFonts w:ascii="Wingdings" w:hAnsi="Wingdings" w:hint="default"/>
+        <w:sz w:val="20"/>
+      </w:rPr>
+    </w:lvl>
+    <w:lvl w:ilvl="5" w:tentative="1">
+      <w:start w:val="1"/>
+      <w:numFmt w:val="bullet"/>
+      <w:lvlText w:val=""/>
+      <w:lvlJc w:val="left"/>
+      <w:pPr>
+        <w:tabs>
+          <w:tab w:val="num" w:pos="4320"/>
+        </w:tabs>
+        <w:ind w:left="4320" w:hanging="360"/>
+      </w:pPr>
+      <w:rPr>
+        <w:rFonts w:ascii="Wingdings" w:hAnsi="Wingdings" w:hint="default"/>
+        <w:sz w:val="20"/>
+      </w:rPr>
+    </w:lvl>
+    <w:lvl w:ilvl="6" w:tentative="1">
+      <w:start w:val="1"/>
+      <w:numFmt w:val="bullet"/>
+      <w:lvlText w:val=""/>
+      <w:lvlJc w:val="left"/>
+      <w:pPr>
+        <w:tabs>
+          <w:tab w:val="num" w:pos="5040"/>
+        </w:tabs>
+        <w:ind w:left="5040" w:hanging="360"/>
+      </w:pPr>
+      <w:rPr>
+        <w:rFonts w:ascii="Wingdings" w:hAnsi="Wingdings" w:hint="default"/>
+        <w:sz w:val="20"/>
+      </w:rPr>
+    </w:lvl>
+    <w:lvl w:ilvl="7" w:tentative="1">
+      <w:start w:val="1"/>
+      <w:numFmt w:val="bullet"/>
+      <w:lvlText w:val=""/>
+      <w:lvlJc w:val="left"/>
+      <w:pPr>
+        <w:tabs>
+          <w:tab w:val="num" w:pos="5760"/>
+        </w:tabs>
+        <w:ind w:left="5760" w:hanging="360"/>
+      </w:pPr>
+      <w:rPr>
+        <w:rFonts w:ascii="Wingdings" w:hAnsi="Wingdings" w:hint="default"/>
+        <w:sz w:val="20"/>
+      </w:rPr>
+    </w:lvl>
+    <w:lvl w:ilvl="8" w:tentative="1">
+      <w:start w:val="1"/>
+      <w:numFmt w:val="bullet"/>
+      <w:lvlText w:val=""/>
+      <w:lvlJc w:val="left"/>
+      <w:pPr>
+        <w:tabs>
+          <w:tab w:val="num" w:pos="6480"/>
+        </w:tabs>
+        <w:ind w:left="6480" w:hanging="360"/>
+      </w:pPr>
+      <w:rPr>
+        <w:rFonts w:ascii="Wingdings" w:hAnsi="Wingdings" w:hint="default"/>
+        <w:sz w:val="20"/>
+      </w:rPr>
+    </w:lvl>
+  </w:abstractNum>
+  <w:abstractNum w:abstractNumId="15" w15:restartNumberingAfterBreak="0">
+    <w:nsid w:val="7E556601"/>
+    <w:multiLevelType w:val="multilevel"/>
+    <w:tmpl w:val="F53A3B04"/>
+    <w:lvl w:ilvl="0">
+      <w:start w:val="1"/>
+      <w:numFmt w:val="bullet"/>
+      <w:lvlText w:val=""/>
+      <w:lvlJc w:val="left"/>
+      <w:pPr>
+        <w:tabs>
+          <w:tab w:val="num" w:pos="720"/>
+        </w:tabs>
+        <w:ind w:left="720" w:hanging="360"/>
+      </w:pPr>
+      <w:rPr>
+        <w:rFonts w:ascii="Symbol" w:hAnsi="Symbol" w:hint="default"/>
+        <w:sz w:val="20"/>
+      </w:rPr>
+    </w:lvl>
+    <w:lvl w:ilvl="1" w:tentative="1">
+      <w:start w:val="1"/>
+      <w:numFmt w:val="bullet"/>
+      <w:lvlText w:val="o"/>
+      <w:lvlJc w:val="left"/>
+      <w:pPr>
+        <w:tabs>
+          <w:tab w:val="num" w:pos="1440"/>
+        </w:tabs>
+        <w:ind w:left="1440" w:hanging="360"/>
+      </w:pPr>
+      <w:rPr>
+        <w:rFonts w:ascii="Courier New" w:hAnsi="Courier New" w:hint="default"/>
+        <w:sz w:val="20"/>
+      </w:rPr>
+    </w:lvl>
+    <w:lvl w:ilvl="2" w:tentative="1">
+      <w:start w:val="1"/>
+      <w:numFmt w:val="bullet"/>
+      <w:lvlText w:val=""/>
+      <w:lvlJc w:val="left"/>
+      <w:pPr>
+        <w:tabs>
+          <w:tab w:val="num" w:pos="2160"/>
+        </w:tabs>
+        <w:ind w:left="2160" w:hanging="360"/>
+      </w:pPr>
+      <w:rPr>
+        <w:rFonts w:ascii="Wingdings" w:hAnsi="Wingdings" w:hint="default"/>
+        <w:sz w:val="20"/>
+      </w:rPr>
+    </w:lvl>
+    <w:lvl w:ilvl="3" w:tentative="1">
+      <w:start w:val="1"/>
+      <w:numFmt w:val="bullet"/>
+      <w:lvlText w:val=""/>
+      <w:lvlJc w:val="left"/>
+      <w:pPr>
+        <w:tabs>
+          <w:tab w:val="num" w:pos="2880"/>
+        </w:tabs>
+        <w:ind w:left="2880" w:hanging="360"/>
+      </w:pPr>
+      <w:rPr>
+        <w:rFonts w:ascii="Wingdings" w:hAnsi="Wingdings" w:hint="default"/>
+        <w:sz w:val="20"/>
+      </w:rPr>
+    </w:lvl>
+    <w:lvl w:ilvl="4" w:tentative="1">
+      <w:start w:val="1"/>
+      <w:numFmt w:val="bullet"/>
+      <w:lvlText w:val=""/>
+      <w:lvlJc w:val="left"/>
+      <w:pPr>
+        <w:tabs>
+          <w:tab w:val="num" w:pos="3600"/>
+        </w:tabs>
+        <w:ind w:left="3600" w:hanging="360"/>
+      </w:pPr>
+      <w:rPr>
+        <w:rFonts w:ascii="Wingdings" w:hAnsi="Wingdings" w:hint="default"/>
+        <w:sz w:val="20"/>
+      </w:rPr>
+    </w:lvl>
+    <w:lvl w:ilvl="5" w:tentative="1">
+      <w:start w:val="1"/>
+      <w:numFmt w:val="bullet"/>
+      <w:lvlText w:val=""/>
+      <w:lvlJc w:val="left"/>
+      <w:pPr>
+        <w:tabs>
+          <w:tab w:val="num" w:pos="4320"/>
+        </w:tabs>
+        <w:ind w:left="4320" w:hanging="360"/>
+      </w:pPr>
+      <w:rPr>
+        <w:rFonts w:ascii="Wingdings" w:hAnsi="Wingdings" w:hint="default"/>
+        <w:sz w:val="20"/>
+      </w:rPr>
+    </w:lvl>
+    <w:lvl w:ilvl="6" w:tentative="1">
+      <w:start w:val="1"/>
+      <w:numFmt w:val="bullet"/>
+      <w:lvlText w:val=""/>
+      <w:lvlJc w:val="left"/>
+      <w:pPr>
+        <w:tabs>
+          <w:tab w:val="num" w:pos="5040"/>
+        </w:tabs>
+        <w:ind w:left="5040" w:hanging="360"/>
+      </w:pPr>
+      <w:rPr>
+        <w:rFonts w:ascii="Wingdings" w:hAnsi="Wingdings" w:hint="default"/>
+        <w:sz w:val="20"/>
+      </w:rPr>
+    </w:lvl>
+    <w:lvl w:ilvl="7" w:tentative="1">
+      <w:start w:val="1"/>
+      <w:numFmt w:val="bullet"/>
+      <w:lvlText w:val=""/>
+      <w:lvlJc w:val="left"/>
+      <w:pPr>
+        <w:tabs>
+          <w:tab w:val="num" w:pos="5760"/>
+        </w:tabs>
+        <w:ind w:left="5760" w:hanging="360"/>
+      </w:pPr>
+      <w:rPr>
+        <w:rFonts w:ascii="Wingdings" w:hAnsi="Wingdings" w:hint="default"/>
+        <w:sz w:val="20"/>
+      </w:rPr>
+    </w:lvl>
+    <w:lvl w:ilvl="8" w:tentative="1">
+      <w:start w:val="1"/>
+      <w:numFmt w:val="bullet"/>
+      <w:lvlText w:val=""/>
+      <w:lvlJc w:val="left"/>
+      <w:pPr>
+        <w:tabs>
+          <w:tab w:val="num" w:pos="6480"/>
+        </w:tabs>
+        <w:ind w:left="6480" w:hanging="360"/>
+      </w:pPr>
+      <w:rPr>
+        <w:rFonts w:ascii="Wingdings" w:hAnsi="Wingdings" w:hint="default"/>
+        <w:sz w:val="20"/>
+      </w:rPr>
+    </w:lvl>
+  </w:abstractNum>
   <w:num w:numId="1" w16cid:durableId="768160663">
-    <w:abstractNumId w:val="1"/>
+    <w:abstractNumId w:val="3"/>
   </w:num>
   <w:num w:numId="2" w16cid:durableId="54357002">
-    <w:abstractNumId w:val="2"/>
+    <w:abstractNumId w:val="8"/>
   </w:num>
   <w:num w:numId="3" w16cid:durableId="135341349">
     <w:abstractNumId w:val="0"/>
   </w:num>
   <w:num w:numId="4" w16cid:durableId="1611357622">
-    <w:abstractNumId w:val="3"/>
+    <w:abstractNumId w:val="13"/>
+  </w:num>
+  <w:num w:numId="5" w16cid:durableId="1132015548">
+    <w:abstractNumId w:val="7"/>
+  </w:num>
+  <w:num w:numId="6" w16cid:durableId="1307930330">
+    <w:abstractNumId w:val="15"/>
+  </w:num>
+  <w:num w:numId="7" w16cid:durableId="1947424769">
+    <w:abstractNumId w:val="14"/>
+  </w:num>
+  <w:num w:numId="8" w16cid:durableId="636911505">
+    <w:abstractNumId w:val="12"/>
+  </w:num>
+  <w:num w:numId="9" w16cid:durableId="1734697772">
+    <w:abstractNumId w:val="4"/>
+  </w:num>
+  <w:num w:numId="10" w16cid:durableId="1741440935">
+    <w:abstractNumId w:val="10"/>
+  </w:num>
+  <w:num w:numId="11" w16cid:durableId="1530794381">
+    <w:abstractNumId w:val="1"/>
+  </w:num>
+  <w:num w:numId="12" w16cid:durableId="1353995831">
+    <w:abstractNumId w:val="9"/>
+  </w:num>
+  <w:num w:numId="13" w16cid:durableId="95098567">
+    <w:abstractNumId w:val="2"/>
+  </w:num>
+  <w:num w:numId="14" w16cid:durableId="525023760">
+    <w:abstractNumId w:val="5"/>
+  </w:num>
+  <w:num w:numId="15" w16cid:durableId="817301081">
+    <w:abstractNumId w:val="6"/>
+  </w:num>
+  <w:num w:numId="16" w16cid:durableId="1086417882">
+    <w:abstractNumId w:val="11"/>
   </w:num>
 </w:numbering>
 </file>
@@ -9325,6 +9383,7 @@
   <w:style w:type="paragraph" w:styleId="Heading1">
     <w:name w:val="heading 1"/>
     <w:basedOn w:val="Normal"/>
+    <w:link w:val="Heading1Char"/>
     <w:uiPriority w:val="9"/>
     <w:qFormat/>
     <w:pPr>
@@ -9358,7 +9417,6 @@
   <w:style w:type="character" w:default="1" w:styleId="DefaultParagraphFont">
     <w:name w:val="Default Paragraph Font"/>
     <w:uiPriority w:val="1"/>
-    <w:semiHidden/>
     <w:unhideWhenUsed/>
   </w:style>
   <w:style w:type="table" w:default="1" w:styleId="TableNormal">
@@ -9430,6 +9488,55 @@
     <w:qFormat/>
     <w:rPr>
       <w:rFonts w:ascii="Calibri" w:eastAsia="Calibri" w:hAnsi="Calibri" w:cs="Calibri"/>
+    </w:rPr>
+  </w:style>
+  <w:style w:type="character" w:styleId="Hyperlink">
+    <w:name w:val="Hyperlink"/>
+    <w:basedOn w:val="DefaultParagraphFont"/>
+    <w:uiPriority w:val="99"/>
+    <w:unhideWhenUsed/>
+    <w:rsid w:val="001F1D4B"/>
+    <w:rPr>
+      <w:color w:val="0000FF" w:themeColor="hyperlink"/>
+      <w:u w:val="single"/>
+    </w:rPr>
+  </w:style>
+  <w:style w:type="character" w:styleId="UnresolvedMention">
+    <w:name w:val="Unresolved Mention"/>
+    <w:basedOn w:val="DefaultParagraphFont"/>
+    <w:uiPriority w:val="99"/>
+    <w:semiHidden/>
+    <w:unhideWhenUsed/>
+    <w:rsid w:val="001F1D4B"/>
+    <w:rPr>
+      <w:color w:val="605E5C"/>
+      <w:shd w:val="clear" w:color="auto" w:fill="E1DFDD"/>
+    </w:rPr>
+  </w:style>
+  <w:style w:type="character" w:customStyle="1" w:styleId="Heading1Char">
+    <w:name w:val="Heading 1 Char"/>
+    <w:basedOn w:val="DefaultParagraphFont"/>
+    <w:link w:val="Heading1"/>
+    <w:uiPriority w:val="9"/>
+    <w:rsid w:val="001F1D4B"/>
+    <w:rPr>
+      <w:rFonts w:ascii="Arial" w:eastAsia="Arial" w:hAnsi="Arial" w:cs="Arial"/>
+      <w:b/>
+      <w:bCs/>
+      <w:sz w:val="24"/>
+      <w:szCs w:val="24"/>
+    </w:rPr>
+  </w:style>
+  <w:style w:type="character" w:styleId="FollowedHyperlink">
+    <w:name w:val="FollowedHyperlink"/>
+    <w:basedOn w:val="DefaultParagraphFont"/>
+    <w:uiPriority w:val="99"/>
+    <w:semiHidden/>
+    <w:unhideWhenUsed/>
+    <w:rsid w:val="001F1D4B"/>
+    <w:rPr>
+      <w:color w:val="800080" w:themeColor="followedHyperlink"/>
+      <w:u w:val="single"/>
     </w:rPr>
   </w:style>
 </w:styles>
